--- a/swh/docx/004.content.docx
+++ b/swh/docx/004.content.docx
@@ -166,26 +166,6 @@
       </w:r>
       <w:r>
         <w:rPr>
-          <w:i/>
-          <w:lang w:val="sw_KE" w:bidi="sw_KE"/>
-        </w:rPr>
-        <w:t>Chagua, Uchaguzi, Chakula cha Bwana,, Chakula na Maandalizi ya Chakula</w:t>
-      </w:r>
-      <w:r>
-        <w:rPr>
-          <w:lang w:val="sw_KE" w:bidi="sw_KE"/>
-        </w:rPr>
-      </w:r>
-    </w:p>
-    <w:p>
-      <w:pPr/>
-      <w:r>
-        <w:rPr>
-          <w:lang w:val="sw_KE" w:bidi="sw_KE"/>
-        </w:rPr>
-      </w:r>
-      <w:r>
-        <w:rPr>
           <w:lang w:val="sw_KE" w:bidi="sw_KE"/>
         </w:rPr>
         <w:t xml:space="preserve"> </w:t>
@@ -6333,6 +6313,108 @@
           <w:lang w:val="sw_KE" w:bidi="sw_KE"/>
         </w:rPr>
         <w:t>.</w:t>
+      </w:r>
+      <w:r>
+        <w:rPr>
+          <w:lang w:val="sw_KE" w:bidi="sw_KE"/>
+        </w:rPr>
+      </w:r>
+      <w:r>
+        <w:rPr>
+          <w:lang w:val="sw_KE" w:bidi="sw_KE"/>
+        </w:rPr>
+      </w:r>
+    </w:p>
+    <w:p>
+      <w:pPr/>
+      <w:r>
+        <w:rPr>
+          <w:lang w:val="sw_KE" w:bidi="sw_KE"/>
+        </w:rPr>
+      </w:r>
+    </w:p>
+    <w:p>
+      <w:pPr>
+        <w:pStyle w:val="Heading2"/>
+      </w:pPr>
+      <w:r>
+        <w:rPr>
+          <w:lang w:val="sw_KE" w:bidi="sw_KE"/>
+        </w:rPr>
+        <w:t>Choba</w:t>
+      </w:r>
+      <w:r>
+        <w:rPr>
+          <w:lang w:val="sw_KE" w:bidi="sw_KE"/>
+        </w:rPr>
+      </w:r>
+    </w:p>
+    <w:p>
+      <w:pPr/>
+      <w:r>
+        <w:rPr>
+          <w:lang w:val="sw_KE" w:bidi="sw_KE"/>
+        </w:rPr>
+      </w:r>
+      <w:r>
+        <w:rPr>
+          <w:lang w:val="sw_KE" w:bidi="sw_KE"/>
+        </w:rPr>
+        <w:t>Kijiji kilichotajwa katika kitabu cha Judithi kama kilichokuwa kimeimarishwa na Wayahudi wakati kamanda wa Ashuru, Holofernes, alipovamia Palestina (</w:t>
+      </w:r>
+      <w:hyperlink r:id="rId202">
+        <w:r>
+          <w:rPr>
+            <w:lang w:val="sw_KE" w:bidi="sw_KE"/>
+          </w:rPr>
+          <w:rPr>
+            <w:color w:val="0000EE"/>
+            <w:u w:val="single"/>
+          </w:rPr>
+          <w:t>Yud 4:4</w:t>
+        </w:r>
+      </w:hyperlink>
+      <w:r>
+        <w:rPr>
+          <w:lang w:val="sw_KE" w:bidi="sw_KE"/>
+        </w:rPr>
+        <w:t xml:space="preserve">). Eneo halisi haliwezi kutambulika, lakini huenda ni el-Makhubbi, maili tatu (kilomita 4.8) kutoka Besan, au pengine ni Hoba ya </w:t>
+      </w:r>
+      <w:hyperlink r:id="rId203">
+        <w:r>
+          <w:rPr>
+            <w:lang w:val="sw_KE" w:bidi="sw_KE"/>
+          </w:rPr>
+          <w:rPr>
+            <w:color w:val="0000EE"/>
+            <w:u w:val="single"/>
+          </w:rPr>
+          <w:t>Mwanzo 14:15</w:t>
+        </w:r>
+      </w:hyperlink>
+      <w:r>
+        <w:rPr>
+          <w:lang w:val="sw_KE" w:bidi="sw_KE"/>
+        </w:rPr>
+        <w:t>. Akaunti inaonyesha kwamba Wayahudi waliwafuatilia jeshi la Holofernes hadi Choba na zaidi ya Dameski (</w:t>
+      </w:r>
+      <w:hyperlink r:id="rId204">
+        <w:r>
+          <w:rPr>
+            <w:lang w:val="sw_KE" w:bidi="sw_KE"/>
+          </w:rPr>
+          <w:rPr>
+            <w:color w:val="0000EE"/>
+            <w:u w:val="single"/>
+          </w:rPr>
+          <w:t>Yud 15:4–5</w:t>
+        </w:r>
+      </w:hyperlink>
+      <w:r>
+        <w:rPr>
+          <w:lang w:val="sw_KE" w:bidi="sw_KE"/>
+        </w:rPr>
+        <w:t>).</w:t>
       </w:r>
       <w:r>
         <w:rPr>

--- a/swh/docx/004.content.docx
+++ b/swh/docx/004.content.docx
@@ -19,7 +19,7 @@
         <w:rPr>
           <w:lang w:val="sw_KE" w:bidi="sw_KE"/>
         </w:rPr>
-        <w:t>Resource: Kamusi ya Biblia (Tyndale)</w:t>
+        <w:t>Resource: Tyndale Open Bible Dictionary</w:t>
       </w:r>
       <w:r>
         <w:rPr>
@@ -112,7 +112,7 @@
         <w:rPr>
           <w:lang w:val="sw_KE" w:bidi="sw_KE"/>
         </w:rPr>
-        <w:t>Kamusi ya Biblia (Tyndale)</w:t>
+        <w:t>Tyndale Open Bible Dictionary</w:t>
       </w:r>
     </w:p>
     <w:p>

--- a/swh/docx/004.content.docx
+++ b/swh/docx/004.content.docx
@@ -19,7 +19,7 @@
         <w:rPr>
           <w:lang w:val="sw_KE" w:bidi="sw_KE"/>
         </w:rPr>
-        <w:t>Resource: Tyndale Open Bible Dictionary</w:t>
+        <w:t>Resource: Aquifer Open Bible Dictionary</w:t>
       </w:r>
       <w:r>
         <w:rPr>
@@ -112,7 +112,7 @@
         <w:rPr>
           <w:lang w:val="sw_KE" w:bidi="sw_KE"/>
         </w:rPr>
-        <w:t>Tyndale Open Bible Dictionary</w:t>
+        <w:t>Aquifer Open Bible Dictionary</w:t>
       </w:r>
     </w:p>
     <w:p>

--- a/swh/docx/004.content.docx
+++ b/swh/docx/004.content.docx
@@ -247,72 +247,48 @@
         </w:rPr>
         <w:t xml:space="preserve">Wakati kitenzi "kuchagua" kinapotumika kidhahania katika Biblia, mara nyingi kinarejelea matendo ya Mungu. Mungu ndiye anayefanya uchaguzi. Katika Agano la Kale, kinatumika kwa ajili ya uchaguzi wa Mungu wa Israeli kuwa watu wake (linganisha </w:t>
       </w:r>
-      <w:hyperlink r:id="rId13">
-        <w:r>
-          <w:rPr>
-            <w:lang w:val="sw_KE" w:bidi="sw_KE"/>
-          </w:rPr>
-          <w:rPr>
-            <w:color w:val="0000EE"/>
-            <w:u w:val="single"/>
-          </w:rPr>
-          <w:t>Matendo 13:17</w:t>
-        </w:r>
-      </w:hyperlink>
+      <w:r>
+        <w:rPr>
+          <w:lang w:val="sw_KE" w:bidi="sw_KE"/>
+        </w:rPr>
+        <w:t>Matendo 13:17</w:t>
+      </w:r>
       <w:r>
         <w:rPr>
           <w:lang w:val="sw_KE" w:bidi="sw_KE"/>
         </w:rPr>
         <w:t>). Israeli walikuwa watu wa Mungu, si kwa sababu waliamua kumilikiwa naye, bali kwa sababu Mungu aliwachagua. Mungu alifanya hivi kwa sababu ya ahadi yake kwa Abrahamu, si kwa sababu ya kitu chochote maalum kuhusu Israeli (</w:t>
       </w:r>
-      <w:hyperlink r:id="rId14">
-        <w:r>
-          <w:rPr>
-            <w:lang w:val="sw_KE" w:bidi="sw_KE"/>
-          </w:rPr>
-          <w:rPr>
-            <w:color w:val="0000EE"/>
-            <w:u w:val="single"/>
-          </w:rPr>
-          <w:t>Kumbukumbu la Torati 7:7–8</w:t>
-        </w:r>
-      </w:hyperlink>
+      <w:r>
+        <w:rPr>
+          <w:lang w:val="sw_KE" w:bidi="sw_KE"/>
+        </w:rPr>
+        <w:t>Kumbukumbu la Torati 7:7–8</w:t>
+      </w:r>
       <w:r>
         <w:rPr>
           <w:lang w:val="sw_KE" w:bidi="sw_KE"/>
         </w:rPr>
         <w:t>). Mungu pia alichagua viongozi wao, kama vile Sauli na Daudi (</w:t>
       </w:r>
-      <w:hyperlink r:id="rId15">
-        <w:r>
-          <w:rPr>
-            <w:lang w:val="sw_KE" w:bidi="sw_KE"/>
-          </w:rPr>
-          <w:rPr>
-            <w:color w:val="0000EE"/>
-            <w:u w:val="single"/>
-          </w:rPr>
-          <w:t>1 Samweli 10:24</w:t>
-        </w:r>
-      </w:hyperlink>
+      <w:r>
+        <w:rPr>
+          <w:lang w:val="sw_KE" w:bidi="sw_KE"/>
+        </w:rPr>
+        <w:t>1 Samweli 10:24</w:t>
+      </w:r>
       <w:r>
         <w:rPr>
           <w:lang w:val="sw_KE" w:bidi="sw_KE"/>
         </w:rPr>
         <w:t xml:space="preserve">; </w:t>
       </w:r>
-      <w:hyperlink r:id="rId16">
-        <w:r>
-          <w:rPr>
-            <w:lang w:val="sw_KE" w:bidi="sw_KE"/>
-          </w:rPr>
-          <w:rPr>
-            <w:color w:val="0000EE"/>
-            <w:u w:val="single"/>
-          </w:rPr>
-          <w:t>2 Samweli 6:21</w:t>
-        </w:r>
-      </w:hyperlink>
+      <w:r>
+        <w:rPr>
+          <w:lang w:val="sw_KE" w:bidi="sw_KE"/>
+        </w:rPr>
+        <w:t>2 Samweli 6:21</w:t>
+      </w:r>
       <w:r>
         <w:rPr>
           <w:lang w:val="sw_KE" w:bidi="sw_KE"/>
@@ -333,72 +309,48 @@
         </w:rPr>
         <w:t>Agano Jipya lina mawazo yanayofanana. Watu wa Mungu wanaelezewa kama "chahua" au "walioteuliwa." Maneno haya yalitumiwa na Yesu alipokuwa akizungumza kuhusu wakati ujao ambapo Mwana wa Adamu (jina ambalo Yesu alilitumia kwa ajili yake mwenyewe) atakuja na kuwakusanya watu wa Mungu pamoja (</w:t>
       </w:r>
-      <w:hyperlink r:id="rId17">
-        <w:r>
-          <w:rPr>
-            <w:lang w:val="sw_KE" w:bidi="sw_KE"/>
-          </w:rPr>
-          <w:rPr>
-            <w:color w:val="0000EE"/>
-            <w:u w:val="single"/>
-          </w:rPr>
-          <w:t>Marko 13:20, 27</w:t>
-        </w:r>
-      </w:hyperlink>
+      <w:r>
+        <w:rPr>
+          <w:lang w:val="sw_KE" w:bidi="sw_KE"/>
+        </w:rPr>
+        <w:t>Marko 13:20, 27</w:t>
+      </w:r>
       <w:r>
         <w:rPr>
           <w:lang w:val="sw_KE" w:bidi="sw_KE"/>
         </w:rPr>
         <w:t>). Yesu ataonyesha kwamba watu wa Mungu walikuwa sahihi kuteseka na kungoja kwa subira kwake (</w:t>
       </w:r>
-      <w:hyperlink r:id="rId18">
-        <w:r>
-          <w:rPr>
-            <w:lang w:val="sw_KE" w:bidi="sw_KE"/>
-          </w:rPr>
-          <w:rPr>
-            <w:color w:val="0000EE"/>
-            <w:u w:val="single"/>
-          </w:rPr>
-          <w:t>Luka 18:7</w:t>
-        </w:r>
-      </w:hyperlink>
+      <w:r>
+        <w:rPr>
+          <w:lang w:val="sw_KE" w:bidi="sw_KE"/>
+        </w:rPr>
+        <w:t>Luka 18:7</w:t>
+      </w:r>
       <w:r>
         <w:rPr>
           <w:lang w:val="sw_KE" w:bidi="sw_KE"/>
         </w:rPr>
         <w:t xml:space="preserve">). Katika </w:t>
       </w:r>
-      <w:hyperlink r:id="rId19">
-        <w:r>
-          <w:rPr>
-            <w:lang w:val="sw_KE" w:bidi="sw_KE"/>
-          </w:rPr>
-          <w:rPr>
-            <w:color w:val="0000EE"/>
-            <w:u w:val="single"/>
-          </w:rPr>
-          <w:t>1 Petro 2:9</w:t>
-        </w:r>
-      </w:hyperlink>
+      <w:r>
+        <w:rPr>
+          <w:lang w:val="sw_KE" w:bidi="sw_KE"/>
+        </w:rPr>
+        <w:t>1 Petro 2:9</w:t>
+      </w:r>
       <w:r>
         <w:rPr>
           <w:lang w:val="sw_KE" w:bidi="sw_KE"/>
         </w:rPr>
         <w:t>, watu wa Mungu wanaitwa "watu walioteuliwa [wateule]." Maneno haya yalitumiwa awali kwa watu wa Israeli (</w:t>
       </w:r>
-      <w:hyperlink r:id="rId20">
-        <w:r>
-          <w:rPr>
-            <w:lang w:val="sw_KE" w:bidi="sw_KE"/>
-          </w:rPr>
-          <w:rPr>
-            <w:color w:val="0000EE"/>
-            <w:u w:val="single"/>
-          </w:rPr>
-          <w:t>Isaya 43:20</w:t>
-        </w:r>
-      </w:hyperlink>
+      <w:r>
+        <w:rPr>
+          <w:lang w:val="sw_KE" w:bidi="sw_KE"/>
+        </w:rPr>
+        <w:t>Isaya 43:20</w:t>
+      </w:r>
       <w:r>
         <w:rPr>
           <w:lang w:val="sw_KE" w:bidi="sw_KE"/>
@@ -419,36 +371,24 @@
         </w:rPr>
         <w:t xml:space="preserve">Kwenye </w:t>
       </w:r>
-      <w:hyperlink r:id="rId21">
-        <w:r>
-          <w:rPr>
-            <w:lang w:val="sw_KE" w:bidi="sw_KE"/>
-          </w:rPr>
-          <w:rPr>
-            <w:color w:val="0000EE"/>
-            <w:u w:val="single"/>
-          </w:rPr>
-          <w:t xml:space="preserve">Warumi 9–11, </w:t>
-        </w:r>
-      </w:hyperlink>
+      <w:r>
+        <w:rPr>
+          <w:lang w:val="sw_KE" w:bidi="sw_KE"/>
+        </w:rPr>
+        <w:t xml:space="preserve">Warumi 9–11, </w:t>
+      </w:r>
       <w:r>
         <w:rPr>
           <w:lang w:val="sw_KE" w:bidi="sw_KE"/>
         </w:rPr>
         <w:t>Paulo anazungumzia tatizo: Kwa nini watu wengi wa Kiyahudi wamekataa habari njema kuhusu Yesu, wakati watu wengi wasio Wayahudi wameikubali? Anasema kwamba kwa sasa, kuna kundi dogo (au mabaki) ya watu wa Kiyahudi wanaoamini. Mungu alichagua kundi hili kwa sababu ya wema wake. Kundi hili ni “wateule.” Kundi hili dogo limepokea kile ambacho Mungu alikusudia kwa Israeli yote. Paulo anasema kwamba wengi hawakukubali ujumbe kwa sababu walipungua kupokea. Anaelezea hili kama “ugumu,” ambao anauhusisha na tabia ya jumla ya binadamu ya kumgeukia Mungu (</w:t>
       </w:r>
-      <w:hyperlink r:id="rId22">
-        <w:r>
-          <w:rPr>
-            <w:lang w:val="sw_KE" w:bidi="sw_KE"/>
-          </w:rPr>
-          <w:rPr>
-            <w:color w:val="0000EE"/>
-            <w:u w:val="single"/>
-          </w:rPr>
-          <w:t>Warumi 11:5–7</w:t>
-        </w:r>
-      </w:hyperlink>
+      <w:r>
+        <w:rPr>
+          <w:lang w:val="sw_KE" w:bidi="sw_KE"/>
+        </w:rPr>
+        <w:t>Warumi 11:5–7</w:t>
+      </w:r>
       <w:r>
         <w:rPr>
           <w:lang w:val="sw_KE" w:bidi="sw_KE"/>
@@ -469,18 +409,12 @@
         </w:rPr>
         <w:t>Hata hivyo, Paulo anasema Mungu hajafuta chaguo lake la Israeli kama watu wake. Anaeleza kwamba ingawa Wayahudi wengi hawajakubali ujumbe kuhusu Yesu, hii imewaruhusu watu wasio Wayahudi kupokea baraka za Mungu. Paulo anasisitiza kwamba Mungu bado anawapenda Wayahudi na hatarudisha ahadi zake kwao (</w:t>
       </w:r>
-      <w:hyperlink r:id="rId23">
-        <w:r>
-          <w:rPr>
-            <w:lang w:val="sw_KE" w:bidi="sw_KE"/>
-          </w:rPr>
-          <w:rPr>
-            <w:color w:val="0000EE"/>
-            <w:u w:val="single"/>
-          </w:rPr>
-          <w:t>Warumi 11:28</w:t>
-        </w:r>
-      </w:hyperlink>
+      <w:r>
+        <w:rPr>
+          <w:lang w:val="sw_KE" w:bidi="sw_KE"/>
+        </w:rPr>
+        <w:t>Warumi 11:28</w:t>
+      </w:r>
       <w:r>
         <w:rPr>
           <w:lang w:val="sw_KE" w:bidi="sw_KE"/>
@@ -501,180 +435,120 @@
         </w:rPr>
         <w:t>Neno lililotafsiriwa "chagua" mara nyingi hupatikana katika umbo lake la wingi katika Biblia. Linarejelea watu wote wa Mungu au kwa washiriki wa kanisa maalum la mahali (</w:t>
       </w:r>
-      <w:hyperlink r:id="rId24">
-        <w:r>
-          <w:rPr>
-            <w:lang w:val="sw_KE" w:bidi="sw_KE"/>
-          </w:rPr>
-          <w:rPr>
-            <w:color w:val="0000EE"/>
-            <w:u w:val="single"/>
-          </w:rPr>
-          <w:t>Warumi 8:33</w:t>
-        </w:r>
-      </w:hyperlink>
+      <w:r>
+        <w:rPr>
+          <w:lang w:val="sw_KE" w:bidi="sw_KE"/>
+        </w:rPr>
+        <w:t>Warumi 8:33</w:t>
+      </w:r>
       <w:r>
         <w:rPr>
           <w:lang w:val="sw_KE" w:bidi="sw_KE"/>
         </w:rPr>
         <w:t xml:space="preserve">; </w:t>
       </w:r>
-      <w:hyperlink r:id="rId25">
-        <w:r>
-          <w:rPr>
-            <w:lang w:val="sw_KE" w:bidi="sw_KE"/>
-          </w:rPr>
-          <w:rPr>
-            <w:color w:val="0000EE"/>
-            <w:u w:val="single"/>
-          </w:rPr>
-          <w:t>Wakolosai 3:12</w:t>
-        </w:r>
-      </w:hyperlink>
+      <w:r>
+        <w:rPr>
+          <w:lang w:val="sw_KE" w:bidi="sw_KE"/>
+        </w:rPr>
+        <w:t>Wakolosai 3:12</w:t>
+      </w:r>
       <w:r>
         <w:rPr>
           <w:lang w:val="sw_KE" w:bidi="sw_KE"/>
         </w:rPr>
         <w:t xml:space="preserve">; </w:t>
       </w:r>
-      <w:hyperlink r:id="rId26">
-        <w:r>
-          <w:rPr>
-            <w:lang w:val="sw_KE" w:bidi="sw_KE"/>
-          </w:rPr>
-          <w:rPr>
-            <w:color w:val="0000EE"/>
-            <w:u w:val="single"/>
-          </w:rPr>
-          <w:t>1 Wathesalonike 1:4</w:t>
-        </w:r>
-      </w:hyperlink>
+      <w:r>
+        <w:rPr>
+          <w:lang w:val="sw_KE" w:bidi="sw_KE"/>
+        </w:rPr>
+        <w:t>1 Wathesalonike 1:4</w:t>
+      </w:r>
       <w:r>
         <w:rPr>
           <w:lang w:val="sw_KE" w:bidi="sw_KE"/>
         </w:rPr>
         <w:t xml:space="preserve">; </w:t>
       </w:r>
-      <w:hyperlink r:id="rId27">
-        <w:r>
-          <w:rPr>
-            <w:lang w:val="sw_KE" w:bidi="sw_KE"/>
-          </w:rPr>
-          <w:rPr>
-            <w:color w:val="0000EE"/>
-            <w:u w:val="single"/>
-          </w:rPr>
-          <w:t>2 Timotheo 2:10</w:t>
-        </w:r>
-      </w:hyperlink>
+      <w:r>
+        <w:rPr>
+          <w:lang w:val="sw_KE" w:bidi="sw_KE"/>
+        </w:rPr>
+        <w:t>2 Timotheo 2:10</w:t>
+      </w:r>
       <w:r>
         <w:rPr>
           <w:lang w:val="sw_KE" w:bidi="sw_KE"/>
         </w:rPr>
         <w:t xml:space="preserve">; </w:t>
       </w:r>
-      <w:hyperlink r:id="rId28">
-        <w:r>
-          <w:rPr>
-            <w:lang w:val="sw_KE" w:bidi="sw_KE"/>
-          </w:rPr>
-          <w:rPr>
-            <w:color w:val="0000EE"/>
-            <w:u w:val="single"/>
-          </w:rPr>
-          <w:t>Tito 1:1</w:t>
-        </w:r>
-      </w:hyperlink>
+      <w:r>
+        <w:rPr>
+          <w:lang w:val="sw_KE" w:bidi="sw_KE"/>
+        </w:rPr>
+        <w:t>Tito 1:1</w:t>
+      </w:r>
       <w:r>
         <w:rPr>
           <w:lang w:val="sw_KE" w:bidi="sw_KE"/>
         </w:rPr>
         <w:t xml:space="preserve">; </w:t>
       </w:r>
-      <w:hyperlink r:id="rId29">
-        <w:r>
-          <w:rPr>
-            <w:lang w:val="sw_KE" w:bidi="sw_KE"/>
-          </w:rPr>
-          <w:rPr>
-            <w:color w:val="0000EE"/>
-            <w:u w:val="single"/>
-          </w:rPr>
-          <w:t>1 Petro 1:1–2</w:t>
-        </w:r>
-      </w:hyperlink>
+      <w:r>
+        <w:rPr>
+          <w:lang w:val="sw_KE" w:bidi="sw_KE"/>
+        </w:rPr>
+        <w:t>1 Petro 1:1–2</w:t>
+      </w:r>
       <w:r>
         <w:rPr>
           <w:lang w:val="sw_KE" w:bidi="sw_KE"/>
         </w:rPr>
         <w:t xml:space="preserve">; </w:t>
       </w:r>
-      <w:hyperlink r:id="rId30">
-        <w:r>
-          <w:rPr>
-            <w:lang w:val="sw_KE" w:bidi="sw_KE"/>
-          </w:rPr>
-          <w:rPr>
-            <w:color w:val="0000EE"/>
-            <w:u w:val="single"/>
-          </w:rPr>
-          <w:t>2 Petro 1:10</w:t>
-        </w:r>
-      </w:hyperlink>
+      <w:r>
+        <w:rPr>
+          <w:lang w:val="sw_KE" w:bidi="sw_KE"/>
+        </w:rPr>
+        <w:t>2 Petro 1:10</w:t>
+      </w:r>
       <w:r>
         <w:rPr>
           <w:lang w:val="sw_KE" w:bidi="sw_KE"/>
         </w:rPr>
         <w:t xml:space="preserve">; </w:t>
       </w:r>
-      <w:hyperlink r:id="rId31">
-        <w:r>
-          <w:rPr>
-            <w:lang w:val="sw_KE" w:bidi="sw_KE"/>
-          </w:rPr>
-          <w:rPr>
-            <w:color w:val="0000EE"/>
-            <w:u w:val="single"/>
-          </w:rPr>
-          <w:t>Ufunuo 17:14</w:t>
-        </w:r>
-      </w:hyperlink>
+      <w:r>
+        <w:rPr>
+          <w:lang w:val="sw_KE" w:bidi="sw_KE"/>
+        </w:rPr>
+        <w:t>Ufunuo 17:14</w:t>
+      </w:r>
       <w:r>
         <w:rPr>
           <w:lang w:val="sw_KE" w:bidi="sw_KE"/>
         </w:rPr>
         <w:t xml:space="preserve">; linganisha </w:t>
       </w:r>
-      <w:hyperlink r:id="rId32">
-        <w:r>
-          <w:rPr>
-            <w:lang w:val="sw_KE" w:bidi="sw_KE"/>
-          </w:rPr>
-          <w:rPr>
-            <w:color w:val="0000EE"/>
-            <w:u w:val="single"/>
-          </w:rPr>
-          <w:t>Warumi 16:13</w:t>
-        </w:r>
-      </w:hyperlink>
+      <w:r>
+        <w:rPr>
+          <w:lang w:val="sw_KE" w:bidi="sw_KE"/>
+        </w:rPr>
+        <w:t>Warumi 16:13</w:t>
+      </w:r>
       <w:r>
         <w:rPr>
           <w:lang w:val="sw_KE" w:bidi="sw_KE"/>
         </w:rPr>
         <w:t xml:space="preserve"> na </w:t>
       </w:r>
-      <w:hyperlink r:id="rId33">
-        <w:r>
-          <w:rPr>
-            <w:lang w:val="sw_KE" w:bidi="sw_KE"/>
-          </w:rPr>
-          <w:rPr>
-            <w:color w:val="0000EE"/>
-            <w:u w:val="single"/>
-          </w:rPr>
-          <w:t>2 Yohana 1:13</w:t>
-        </w:r>
-      </w:hyperlink>
+      <w:r>
+        <w:rPr>
+          <w:lang w:val="sw_KE" w:bidi="sw_KE"/>
+        </w:rPr>
+        <w:t>2 Yohana 1:13</w:t>
+      </w:r>
       <w:r>
         <w:rPr>
           <w:lang w:val="sw_KE" w:bidi="sw_KE"/>
@@ -695,36 +569,24 @@
         </w:rPr>
         <w:t>Neno "uchaguzi" linaonyesha kuwa kuwa sehemu ya watu wa Mungu huanza na chaguo la Mungu. Chaguo hili lilifanyika kabla ya wakati kuanza, kabla ya mtu yeyote kujibu (</w:t>
       </w:r>
-      <w:hyperlink r:id="rId34">
-        <w:r>
-          <w:rPr>
-            <w:lang w:val="sw_KE" w:bidi="sw_KE"/>
-          </w:rPr>
-          <w:rPr>
-            <w:color w:val="0000EE"/>
-            <w:u w:val="single"/>
-          </w:rPr>
-          <w:t>Waefeso 1:4</w:t>
-        </w:r>
-      </w:hyperlink>
+      <w:r>
+        <w:rPr>
+          <w:lang w:val="sw_KE" w:bidi="sw_KE"/>
+        </w:rPr>
+        <w:t>Waefeso 1:4</w:t>
+      </w:r>
       <w:r>
         <w:rPr>
           <w:lang w:val="sw_KE" w:bidi="sw_KE"/>
         </w:rPr>
         <w:t xml:space="preserve">; linganisha </w:t>
       </w:r>
-      <w:hyperlink r:id="rId35">
-        <w:r>
-          <w:rPr>
-            <w:lang w:val="sw_KE" w:bidi="sw_KE"/>
-          </w:rPr>
-          <w:rPr>
-            <w:color w:val="0000EE"/>
-            <w:u w:val="single"/>
-          </w:rPr>
-          <w:t>Yohana 15:16, 19</w:t>
-        </w:r>
-      </w:hyperlink>
+      <w:r>
+        <w:rPr>
+          <w:lang w:val="sw_KE" w:bidi="sw_KE"/>
+        </w:rPr>
+        <w:t>Yohana 15:16, 19</w:t>
+      </w:r>
       <w:r>
         <w:rPr>
           <w:lang w:val="sw_KE" w:bidi="sw_KE"/>
@@ -785,18 +647,12 @@
         </w:rPr>
         <w:t>Wale wanaoonekana kuwa si muhimu, kuonyesha kwamba watu muhimu si wa pekee (</w:t>
       </w:r>
-      <w:hyperlink r:id="rId36">
-        <w:r>
-          <w:rPr>
-            <w:lang w:val="sw_KE" w:bidi="sw_KE"/>
-          </w:rPr>
-          <w:rPr>
-            <w:color w:val="0000EE"/>
-            <w:u w:val="single"/>
-          </w:rPr>
-          <w:t>1 Wakorintho 1:27–28</w:t>
-        </w:r>
-      </w:hyperlink>
+      <w:r>
+        <w:rPr>
+          <w:lang w:val="sw_KE" w:bidi="sw_KE"/>
+        </w:rPr>
+        <w:t>1 Wakorintho 1:27–28</w:t>
+      </w:r>
       <w:r>
         <w:rPr>
           <w:lang w:val="sw_KE" w:bidi="sw_KE"/>
@@ -849,18 +705,12 @@
         </w:rPr>
         <w:t>Mungu anawaunga mkono, kwa hivyo hakuna mtu anayeweza kuwashtaki kwa njia ambayo itamfanya Mungu awakatae (</w:t>
       </w:r>
-      <w:hyperlink r:id="rId24">
-        <w:r>
-          <w:rPr>
-            <w:lang w:val="sw_KE" w:bidi="sw_KE"/>
-          </w:rPr>
-          <w:rPr>
-            <w:color w:val="0000EE"/>
-            <w:u w:val="single"/>
-          </w:rPr>
-          <w:t>Warumi 8:33</w:t>
-        </w:r>
-      </w:hyperlink>
+      <w:r>
+        <w:rPr>
+          <w:lang w:val="sw_KE" w:bidi="sw_KE"/>
+        </w:rPr>
+        <w:t>Warumi 8:33</w:t>
+      </w:r>
       <w:r>
         <w:rPr>
           <w:lang w:val="sw_KE" w:bidi="sw_KE"/>
@@ -885,18 +735,12 @@
         </w:rPr>
         <w:t>Wao ni kama makuhani wa kifalme. Hii inamaanisha wanaweza kumjia Mungu moja kwa moja (</w:t>
       </w:r>
-      <w:hyperlink r:id="rId19">
-        <w:r>
-          <w:rPr>
-            <w:lang w:val="sw_KE" w:bidi="sw_KE"/>
-          </w:rPr>
-          <w:rPr>
-            <w:color w:val="0000EE"/>
-            <w:u w:val="single"/>
-          </w:rPr>
-          <w:t>1 Petro 2:9</w:t>
-        </w:r>
-      </w:hyperlink>
+      <w:r>
+        <w:rPr>
+          <w:lang w:val="sw_KE" w:bidi="sw_KE"/>
+        </w:rPr>
+        <w:t>1 Petro 2:9</w:t>
+      </w:r>
       <w:r>
         <w:rPr>
           <w:lang w:val="sw_KE" w:bidi="sw_KE"/>
@@ -921,18 +765,12 @@
         </w:rPr>
         <w:t>Viongozi wa Kikristo wa mapema waliofahamika kama mitume walipitia nyakati ngumu kwa ajili yao. Walifanya hivi ili watu wa Mungu waweze kupata wokovu na kuishi milele na Mungu (</w:t>
       </w:r>
-      <w:hyperlink r:id="rId27">
-        <w:r>
-          <w:rPr>
-            <w:lang w:val="sw_KE" w:bidi="sw_KE"/>
-          </w:rPr>
-          <w:rPr>
-            <w:color w:val="0000EE"/>
-            <w:u w:val="single"/>
-          </w:rPr>
-          <w:t>2 Timotheo 2:10</w:t>
-        </w:r>
-      </w:hyperlink>
+      <w:r>
+        <w:rPr>
+          <w:lang w:val="sw_KE" w:bidi="sw_KE"/>
+        </w:rPr>
+        <w:t>2 Timotheo 2:10</w:t>
+      </w:r>
       <w:r>
         <w:rPr>
           <w:lang w:val="sw_KE" w:bidi="sw_KE"/>
@@ -953,72 +791,48 @@
         </w:rPr>
         <w:t>Wateule wanajulikana kwa imani yao kwa Mungu (</w:t>
       </w:r>
-      <w:hyperlink r:id="rId28">
-        <w:r>
-          <w:rPr>
-            <w:lang w:val="sw_KE" w:bidi="sw_KE"/>
-          </w:rPr>
-          <w:rPr>
-            <w:color w:val="0000EE"/>
-            <w:u w:val="single"/>
-          </w:rPr>
-          <w:t>Tito 1:1</w:t>
-        </w:r>
-      </w:hyperlink>
+      <w:r>
+        <w:rPr>
+          <w:lang w:val="sw_KE" w:bidi="sw_KE"/>
+        </w:rPr>
+        <w:t>Tito 1:1</w:t>
+      </w:r>
       <w:r>
         <w:rPr>
           <w:lang w:val="sw_KE" w:bidi="sw_KE"/>
         </w:rPr>
         <w:t>). Wanapaswa kutenda kwa njia zinazoonyesha kuwa wao ni watu wa Mungu (</w:t>
       </w:r>
-      <w:hyperlink r:id="rId25">
-        <w:r>
-          <w:rPr>
-            <w:lang w:val="sw_KE" w:bidi="sw_KE"/>
-          </w:rPr>
-          <w:rPr>
-            <w:color w:val="0000EE"/>
-            <w:u w:val="single"/>
-          </w:rPr>
-          <w:t>Wakolosai 3:12</w:t>
-        </w:r>
-      </w:hyperlink>
+      <w:r>
+        <w:rPr>
+          <w:lang w:val="sw_KE" w:bidi="sw_KE"/>
+        </w:rPr>
+        <w:t>Wakolosai 3:12</w:t>
+      </w:r>
       <w:r>
         <w:rPr>
           <w:lang w:val="sw_KE" w:bidi="sw_KE"/>
         </w:rPr>
         <w:t>). Wanapaswa kuhakikisha wito na uteule wao. Yaani, wanapaswa kuonyesha kuwa wao ni wa Mungu kwa jinsi wanavyoishi (</w:t>
       </w:r>
-      <w:hyperlink r:id="rId30">
-        <w:r>
-          <w:rPr>
-            <w:lang w:val="sw_KE" w:bidi="sw_KE"/>
-          </w:rPr>
-          <w:rPr>
-            <w:color w:val="0000EE"/>
-            <w:u w:val="single"/>
-          </w:rPr>
-          <w:t>2 Petro 1:10</w:t>
-        </w:r>
-      </w:hyperlink>
+      <w:r>
+        <w:rPr>
+          <w:lang w:val="sw_KE" w:bidi="sw_KE"/>
+        </w:rPr>
+        <w:t>2 Petro 1:10</w:t>
+      </w:r>
       <w:r>
         <w:rPr>
           <w:lang w:val="sw_KE" w:bidi="sw_KE"/>
         </w:rPr>
         <w:t>). Wanapaswa kuendelea kuwa waaminifu kwa Bwana aliyewaita (</w:t>
       </w:r>
-      <w:hyperlink r:id="rId31">
-        <w:r>
-          <w:rPr>
-            <w:lang w:val="sw_KE" w:bidi="sw_KE"/>
-          </w:rPr>
-          <w:rPr>
-            <w:color w:val="0000EE"/>
-            <w:u w:val="single"/>
-          </w:rPr>
-          <w:t>Ufunuo 17:14</w:t>
-        </w:r>
-      </w:hyperlink>
+      <w:r>
+        <w:rPr>
+          <w:lang w:val="sw_KE" w:bidi="sw_KE"/>
+        </w:rPr>
+        <w:t>Ufunuo 17:14</w:t>
+      </w:r>
       <w:r>
         <w:rPr>
           <w:lang w:val="sw_KE" w:bidi="sw_KE"/>
@@ -1039,18 +853,12 @@
         </w:rPr>
         <w:t xml:space="preserve">Uhusiano kati ya mwito wa Mungu na mwitikio wa binadamu umeelezwa katika </w:t>
       </w:r>
-      <w:hyperlink r:id="rId37">
-        <w:r>
-          <w:rPr>
-            <w:lang w:val="sw_KE" w:bidi="sw_KE"/>
-          </w:rPr>
-          <w:rPr>
-            <w:color w:val="0000EE"/>
-            <w:u w:val="single"/>
-          </w:rPr>
-          <w:t>Mathayo 22:14</w:t>
-        </w:r>
-      </w:hyperlink>
+      <w:r>
+        <w:rPr>
+          <w:lang w:val="sw_KE" w:bidi="sw_KE"/>
+        </w:rPr>
+        <w:t>Mathayo 22:14</w:t>
+      </w:r>
       <w:r>
         <w:rPr>
           <w:lang w:val="sw_KE" w:bidi="sw_KE"/>
@@ -1071,18 +879,12 @@
         </w:rPr>
         <w:t>Biblia haielezi kikamilifu kwa nini ni baadhi tu ya watu wanaokuwa watu wa Mungu. Hakika, mtu anapoitikia wito wa Mungu, ni kwa sababu injili inamjia yeye “kwa nguvu, katika Roho Mtakatifu, na kwa uhakika mkuu” (</w:t>
       </w:r>
-      <w:hyperlink r:id="rId38">
-        <w:r>
-          <w:rPr>
-            <w:lang w:val="sw_KE" w:bidi="sw_KE"/>
-          </w:rPr>
-          <w:rPr>
-            <w:color w:val="0000EE"/>
-            <w:u w:val="single"/>
-          </w:rPr>
-          <w:t>1 Wathesalonike 1:4–5</w:t>
-        </w:r>
-      </w:hyperlink>
+      <w:r>
+        <w:rPr>
+          <w:lang w:val="sw_KE" w:bidi="sw_KE"/>
+        </w:rPr>
+        <w:t>1 Wathesalonike 1:4–5</w:t>
+      </w:r>
       <w:r>
         <w:rPr>
           <w:lang w:val="sw_KE" w:bidi="sw_KE"/>
@@ -1103,126 +905,84 @@
         </w:rPr>
         <w:t>“Uchaguzi” pia unaweza kumaanisha Mungu kuwachagua watu kwa ajili ya kazi maalum. Yesu alichagua wanafunzi 12 kutoka kwa kundi kubwa la wale waliomfuata (</w:t>
       </w:r>
-      <w:hyperlink r:id="rId39">
-        <w:r>
-          <w:rPr>
-            <w:lang w:val="sw_KE" w:bidi="sw_KE"/>
-          </w:rPr>
-          <w:rPr>
-            <w:color w:val="0000EE"/>
-            <w:u w:val="single"/>
-          </w:rPr>
-          <w:t>Luka 6:13</w:t>
-        </w:r>
-      </w:hyperlink>
+      <w:r>
+        <w:rPr>
+          <w:lang w:val="sw_KE" w:bidi="sw_KE"/>
+        </w:rPr>
+        <w:t>Luka 6:13</w:t>
+      </w:r>
       <w:r>
         <w:rPr>
           <w:lang w:val="sw_KE" w:bidi="sw_KE"/>
         </w:rPr>
         <w:t xml:space="preserve">; </w:t>
       </w:r>
-      <w:hyperlink r:id="rId40">
-        <w:r>
-          <w:rPr>
-            <w:lang w:val="sw_KE" w:bidi="sw_KE"/>
-          </w:rPr>
-          <w:rPr>
-            <w:color w:val="0000EE"/>
-            <w:u w:val="single"/>
-          </w:rPr>
-          <w:t>Matendo 1:2</w:t>
-        </w:r>
-      </w:hyperlink>
+      <w:r>
+        <w:rPr>
+          <w:lang w:val="sw_KE" w:bidi="sw_KE"/>
+        </w:rPr>
+        <w:t>Matendo 1:2</w:t>
+      </w:r>
       <w:r>
         <w:rPr>
           <w:lang w:val="sw_KE" w:bidi="sw_KE"/>
         </w:rPr>
         <w:t>). Vivyo hivyo, katika Injili ya Yohana, Yesu alisema kwamba ingawa aliwachagua wanafunzi 12, anamwita Yuda, ambaye alimsaliti, “shetani” (</w:t>
       </w:r>
-      <w:hyperlink r:id="rId41">
-        <w:r>
-          <w:rPr>
-            <w:lang w:val="sw_KE" w:bidi="sw_KE"/>
-          </w:rPr>
-          <w:rPr>
-            <w:color w:val="0000EE"/>
-            <w:u w:val="single"/>
-          </w:rPr>
-          <w:t>Yohana 6:70</w:t>
-        </w:r>
-      </w:hyperlink>
+      <w:r>
+        <w:rPr>
+          <w:lang w:val="sw_KE" w:bidi="sw_KE"/>
+        </w:rPr>
+        <w:t>Yohana 6:70</w:t>
+      </w:r>
       <w:r>
         <w:rPr>
           <w:lang w:val="sw_KE" w:bidi="sw_KE"/>
         </w:rPr>
         <w:t xml:space="preserve">; </w:t>
       </w:r>
-      <w:hyperlink r:id="rId42">
-        <w:r>
-          <w:rPr>
-            <w:lang w:val="sw_KE" w:bidi="sw_KE"/>
-          </w:rPr>
-          <w:rPr>
-            <w:color w:val="0000EE"/>
-            <w:u w:val="single"/>
-          </w:rPr>
-          <w:t>13:18</w:t>
-        </w:r>
-      </w:hyperlink>
+      <w:r>
+        <w:rPr>
+          <w:lang w:val="sw_KE" w:bidi="sw_KE"/>
+        </w:rPr>
+        <w:t>13:18</w:t>
+      </w:r>
       <w:r>
         <w:rPr>
           <w:lang w:val="sw_KE" w:bidi="sw_KE"/>
         </w:rPr>
         <w:t>). Wakati Yuda alihitaji kubadilishwa na mwanafunzi mwingine, kanisa lilimwomba Yesu. Walimuuliza awaonyeshe ni nani kati ya wanaume wawili wa kuchagua kuingizwa miongoni mwa Kumi na Wawili (</w:t>
       </w:r>
-      <w:hyperlink r:id="rId43">
-        <w:r>
-          <w:rPr>
-            <w:lang w:val="sw_KE" w:bidi="sw_KE"/>
-          </w:rPr>
-          <w:rPr>
-            <w:color w:val="0000EE"/>
-            <w:u w:val="single"/>
-          </w:rPr>
-          <w:t>Matendo 1:24</w:t>
-        </w:r>
-      </w:hyperlink>
+      <w:r>
+        <w:rPr>
+          <w:lang w:val="sw_KE" w:bidi="sw_KE"/>
+        </w:rPr>
+        <w:t>Matendo 1:24</w:t>
+      </w:r>
       <w:r>
         <w:rPr>
           <w:lang w:val="sw_KE" w:bidi="sw_KE"/>
         </w:rPr>
         <w:t>). Petro alisema Mungu alimchagua yeye kuambia watu wasio Wayahudi kuhusu (</w:t>
       </w:r>
-      <w:hyperlink r:id="rId44">
-        <w:r>
-          <w:rPr>
-            <w:lang w:val="sw_KE" w:bidi="sw_KE"/>
-          </w:rPr>
-          <w:rPr>
-            <w:color w:val="0000EE"/>
-            <w:u w:val="single"/>
-          </w:rPr>
-          <w:t>15:7</w:t>
-        </w:r>
-      </w:hyperlink>
+      <w:r>
+        <w:rPr>
+          <w:lang w:val="sw_KE" w:bidi="sw_KE"/>
+        </w:rPr>
+        <w:t>15:7</w:t>
+      </w:r>
       <w:r>
         <w:rPr>
           <w:lang w:val="sw_KE" w:bidi="sw_KE"/>
         </w:rPr>
         <w:t>). Vivyo hivyo, Paulo alisema Mungu alimchagua yeye kuleta ujumbe kwa watu wasio Wayahudi (</w:t>
       </w:r>
-      <w:hyperlink r:id="rId45">
-        <w:r>
-          <w:rPr>
-            <w:lang w:val="sw_KE" w:bidi="sw_KE"/>
-          </w:rPr>
-          <w:rPr>
-            <w:color w:val="0000EE"/>
-            <w:u w:val="single"/>
-          </w:rPr>
-          <w:t>9:15</w:t>
-        </w:r>
-      </w:hyperlink>
+      <w:r>
+        <w:rPr>
+          <w:lang w:val="sw_KE" w:bidi="sw_KE"/>
+        </w:rPr>
+        <w:t>9:15</w:t>
+      </w:r>
       <w:r>
         <w:rPr>
           <w:lang w:val="sw_KE" w:bidi="sw_KE"/>
@@ -1322,126 +1082,84 @@
         </w:rPr>
         <w:t>Chakula cha jioni ambacho Yesu alishiriki na wanafunzi wake saa chache kabla ya kukamatwa na kupelekwa kwenye kesi na kifo chake (kwa hivyo mara nyingi huitwa "Chakula cha Jioni cha Mwisho"); sherehe ya kushiriki mkate na divai ambayo Wakristo wamekuja kuiita Chakula cha Bwana (</w:t>
       </w:r>
-      <w:hyperlink r:id="rId46">
-        <w:r>
-          <w:rPr>
-            <w:lang w:val="sw_KE" w:bidi="sw_KE"/>
-          </w:rPr>
-          <w:rPr>
-            <w:color w:val="0000EE"/>
-            <w:u w:val="single"/>
-          </w:rPr>
-          <w:t>1 Kor 11:20</w:t>
-        </w:r>
-      </w:hyperlink>
+      <w:r>
+        <w:rPr>
+          <w:lang w:val="sw_KE" w:bidi="sw_KE"/>
+        </w:rPr>
+        <w:t>1 Kor 11:20</w:t>
+      </w:r>
       <w:r>
         <w:rPr>
           <w:lang w:val="sw_KE" w:bidi="sw_KE"/>
         </w:rPr>
         <w:t>), kuvunja mkate (</w:t>
       </w:r>
-      <w:hyperlink r:id="rId47">
-        <w:r>
-          <w:rPr>
-            <w:lang w:val="sw_KE" w:bidi="sw_KE"/>
-          </w:rPr>
-          <w:rPr>
-            <w:color w:val="0000EE"/>
-            <w:u w:val="single"/>
-          </w:rPr>
-          <w:t>Matendo 2:42, 46</w:t>
-        </w:r>
-      </w:hyperlink>
+      <w:r>
+        <w:rPr>
+          <w:lang w:val="sw_KE" w:bidi="sw_KE"/>
+        </w:rPr>
+        <w:t>Matendo 2:42, 46</w:t>
+      </w:r>
       <w:r>
         <w:rPr>
           <w:lang w:val="sw_KE" w:bidi="sw_KE"/>
         </w:rPr>
         <w:t xml:space="preserve">; </w:t>
       </w:r>
-      <w:hyperlink r:id="rId48">
-        <w:r>
-          <w:rPr>
-            <w:lang w:val="sw_KE" w:bidi="sw_KE"/>
-          </w:rPr>
-          <w:rPr>
-            <w:color w:val="0000EE"/>
-            <w:u w:val="single"/>
-          </w:rPr>
-          <w:t>20:7</w:t>
-        </w:r>
-      </w:hyperlink>
+      <w:r>
+        <w:rPr>
+          <w:lang w:val="sw_KE" w:bidi="sw_KE"/>
+        </w:rPr>
+        <w:t>20:7</w:t>
+      </w:r>
       <w:r>
         <w:rPr>
           <w:lang w:val="sw_KE" w:bidi="sw_KE"/>
         </w:rPr>
         <w:t xml:space="preserve">), Ushirika Mtakatifu (kutoka kwa usemi wa </w:t>
       </w:r>
-      <w:hyperlink r:id="rId49">
-        <w:r>
-          <w:rPr>
-            <w:lang w:val="sw_KE" w:bidi="sw_KE"/>
-          </w:rPr>
-          <w:rPr>
-            <w:color w:val="0000EE"/>
-            <w:u w:val="single"/>
-          </w:rPr>
-          <w:t>1 Kor 10:16</w:t>
-        </w:r>
-      </w:hyperlink>
+      <w:r>
+        <w:rPr>
+          <w:lang w:val="sw_KE" w:bidi="sw_KE"/>
+        </w:rPr>
+        <w:t>1 Kor 10:16</w:t>
+      </w:r>
       <w:r>
         <w:rPr>
           <w:lang w:val="sw_KE" w:bidi="sw_KE"/>
         </w:rPr>
         <w:t xml:space="preserve">), Ekaristi (neno la Kigiriki la "shukrani," tazama </w:t>
       </w:r>
-      <w:hyperlink r:id="rId50">
-        <w:r>
-          <w:rPr>
-            <w:lang w:val="sw_KE" w:bidi="sw_KE"/>
-          </w:rPr>
-          <w:rPr>
-            <w:color w:val="0000EE"/>
-            <w:u w:val="single"/>
-          </w:rPr>
-          <w:t>Mk 14:23</w:t>
-        </w:r>
-      </w:hyperlink>
+      <w:r>
+        <w:rPr>
+          <w:lang w:val="sw_KE" w:bidi="sw_KE"/>
+        </w:rPr>
+        <w:t>Mk 14:23</w:t>
+      </w:r>
       <w:r>
         <w:rPr>
           <w:lang w:val="sw_KE" w:bidi="sw_KE"/>
         </w:rPr>
         <w:t>), au Misa. Mtume Paulo anazungumzia kuhusu kupeana kile alichokuwa amepokea kutoka kwa Bwana kuhusu kuanzishwa kwa chakula hiki cha jioni "usiku aliposalitiwa." Kama Luka, Paulo anatoa amri ya Bwana kwa wanafunzi wake: "Fanyeni hivi kwa ukumbusho wangu" (</w:t>
       </w:r>
-      <w:hyperlink r:id="rId51">
-        <w:r>
-          <w:rPr>
-            <w:lang w:val="sw_KE" w:bidi="sw_KE"/>
-          </w:rPr>
-          <w:rPr>
-            <w:color w:val="0000EE"/>
-            <w:u w:val="single"/>
-          </w:rPr>
-          <w:t>1 Kor 11:24–25</w:t>
-        </w:r>
-      </w:hyperlink>
+      <w:r>
+        <w:rPr>
+          <w:lang w:val="sw_KE" w:bidi="sw_KE"/>
+        </w:rPr>
+        <w:t>1 Kor 11:24–25</w:t>
+      </w:r>
       <w:r>
         <w:rPr>
           <w:lang w:val="sw_KE" w:bidi="sw_KE"/>
         </w:rPr>
         <w:t xml:space="preserve">). Kulingana na </w:t>
       </w:r>
-      <w:hyperlink r:id="rId52">
-        <w:r>
-          <w:rPr>
-            <w:lang w:val="sw_KE" w:bidi="sw_KE"/>
-          </w:rPr>
-          <w:rPr>
-            <w:color w:val="0000EE"/>
-            <w:u w:val="single"/>
-          </w:rPr>
-          <w:t>Matendo 2</w:t>
-        </w:r>
-      </w:hyperlink>
+      <w:r>
+        <w:rPr>
+          <w:lang w:val="sw_KE" w:bidi="sw_KE"/>
+        </w:rPr>
+        <w:t>Matendo 2</w:t>
+      </w:r>
       <w:r>
         <w:rPr>
           <w:lang w:val="sw_KE" w:bidi="sw_KE"/>
@@ -1557,108 +1275,72 @@
         </w:rPr>
         <w:t xml:space="preserve">Kuanzishwa kwa Chakula cha Bwana kunapatikana katika </w:t>
       </w:r>
-      <w:hyperlink r:id="rId53">
-        <w:r>
-          <w:rPr>
-            <w:lang w:val="sw_KE" w:bidi="sw_KE"/>
-          </w:rPr>
-          <w:rPr>
-            <w:color w:val="0000EE"/>
-            <w:u w:val="single"/>
-          </w:rPr>
-          <w:t>Mathayo 26:26–30</w:t>
-        </w:r>
-      </w:hyperlink>
+      <w:r>
+        <w:rPr>
+          <w:lang w:val="sw_KE" w:bidi="sw_KE"/>
+        </w:rPr>
+        <w:t>Mathayo 26:26–30</w:t>
+      </w:r>
       <w:r>
         <w:rPr>
           <w:lang w:val="sw_KE" w:bidi="sw_KE"/>
         </w:rPr>
         <w:t xml:space="preserve">; </w:t>
       </w:r>
-      <w:hyperlink r:id="rId54">
-        <w:r>
-          <w:rPr>
-            <w:lang w:val="sw_KE" w:bidi="sw_KE"/>
-          </w:rPr>
-          <w:rPr>
-            <w:color w:val="0000EE"/>
-            <w:u w:val="single"/>
-          </w:rPr>
-          <w:t>Marko 14:22–26</w:t>
-        </w:r>
-      </w:hyperlink>
+      <w:r>
+        <w:rPr>
+          <w:lang w:val="sw_KE" w:bidi="sw_KE"/>
+        </w:rPr>
+        <w:t>Marko 14:22–26</w:t>
+      </w:r>
       <w:r>
         <w:rPr>
           <w:lang w:val="sw_KE" w:bidi="sw_KE"/>
         </w:rPr>
         <w:t xml:space="preserve">; na </w:t>
       </w:r>
-      <w:hyperlink r:id="rId55">
-        <w:r>
-          <w:rPr>
-            <w:lang w:val="sw_KE" w:bidi="sw_KE"/>
-          </w:rPr>
-          <w:rPr>
-            <w:color w:val="0000EE"/>
-            <w:u w:val="single"/>
-          </w:rPr>
-          <w:t>Luka 22:14–20</w:t>
-        </w:r>
-      </w:hyperlink>
+      <w:r>
+        <w:rPr>
+          <w:lang w:val="sw_KE" w:bidi="sw_KE"/>
+        </w:rPr>
+        <w:t>Luka 22:14–20</w:t>
+      </w:r>
       <w:r>
         <w:rPr>
           <w:lang w:val="sw_KE" w:bidi="sw_KE"/>
         </w:rPr>
         <w:t xml:space="preserve">. Injili ya Yohana (sura ya </w:t>
       </w:r>
-      <w:hyperlink r:id="rId56">
-        <w:r>
-          <w:rPr>
-            <w:lang w:val="sw_KE" w:bidi="sw_KE"/>
-          </w:rPr>
-          <w:rPr>
-            <w:color w:val="0000EE"/>
-            <w:u w:val="single"/>
-          </w:rPr>
-          <w:t>13</w:t>
-        </w:r>
-      </w:hyperlink>
+      <w:r>
+        <w:rPr>
+          <w:lang w:val="sw_KE" w:bidi="sw_KE"/>
+        </w:rPr>
+        <w:t>13</w:t>
+      </w:r>
       <w:r>
         <w:rPr>
           <w:lang w:val="sw_KE" w:bidi="sw_KE"/>
         </w:rPr>
         <w:t xml:space="preserve">) inasimulia kuhusu Karamu ya Mwisho ambayo Yesu alishiriki na wanafunzi wake, ikijumuisha kuosha miguu ya wanafunzi na mafundisho yanayohusiana, lakini haikutaja kuanzishwa kwa Ushirika. Wengi wanaona Chakula cha Bwana kikionyeshwa katika mafundisho ya </w:t>
       </w:r>
-      <w:hyperlink r:id="rId57">
-        <w:r>
-          <w:rPr>
-            <w:lang w:val="sw_KE" w:bidi="sw_KE"/>
-          </w:rPr>
-          <w:rPr>
-            <w:color w:val="0000EE"/>
-            <w:u w:val="single"/>
-          </w:rPr>
-          <w:t>Yohana 6</w:t>
-        </w:r>
-      </w:hyperlink>
+      <w:r>
+        <w:rPr>
+          <w:lang w:val="sw_KE" w:bidi="sw_KE"/>
+        </w:rPr>
+        <w:t>Yohana 6</w:t>
+      </w:r>
       <w:r>
         <w:rPr>
           <w:lang w:val="sw_KE" w:bidi="sw_KE"/>
         </w:rPr>
         <w:t xml:space="preserve">, kufuatia muujiza wa kulisha watu 5,000 na Yesu akijieleza kama "mkate wa uzima," lakini hili linaweza kuhojiwa. </w:t>
       </w:r>
-      <w:hyperlink r:id="rId58">
-        <w:r>
-          <w:rPr>
-            <w:lang w:val="sw_KE" w:bidi="sw_KE"/>
-          </w:rPr>
-          <w:rPr>
-            <w:color w:val="0000EE"/>
-            <w:u w:val="single"/>
-          </w:rPr>
-          <w:t>Wakorintho wa Kwanza 11:23–26</w:t>
-        </w:r>
-      </w:hyperlink>
+      <w:r>
+        <w:rPr>
+          <w:lang w:val="sw_KE" w:bidi="sw_KE"/>
+        </w:rPr>
+        <w:t>Wakorintho wa Kwanza 11:23–26</w:t>
+      </w:r>
       <w:r>
         <w:rPr>
           <w:lang w:val="sw_KE" w:bidi="sw_KE"/>
@@ -1679,18 +1361,12 @@
         </w:rPr>
         <w:t xml:space="preserve">Katika </w:t>
       </w:r>
-      <w:hyperlink r:id="rId59">
-        <w:r>
-          <w:rPr>
-            <w:lang w:val="sw_KE" w:bidi="sw_KE"/>
-          </w:rPr>
-          <w:rPr>
-            <w:color w:val="0000EE"/>
-            <w:u w:val="single"/>
-          </w:rPr>
-          <w:t>Luka 22:17–18</w:t>
-        </w:r>
-      </w:hyperlink>
+      <w:r>
+        <w:rPr>
+          <w:lang w:val="sw_KE" w:bidi="sw_KE"/>
+        </w:rPr>
+        <w:t>Luka 22:17–18</w:t>
+      </w:r>
       <w:r>
         <w:rPr>
           <w:lang w:val="sw_KE" w:bidi="sw_KE"/>
@@ -1722,90 +1398,60 @@
         </w:rPr>
         <w:t>Hadithi zote—Injili tatu na 1 Wakorintho—zinazungumzia Karamu ya Mwisho wakati Ekaristi ilipoanzishwa, ikifanyika saa chache kabla ya Yesu kukamatwa. Injili zote nne zinasimulia, katika muktadha huu, maneno ya Yesu kwa wanafunzi wake kuhusu usaliti wa Yuda na jinsi Yesu alivyomwambia Petro kwamba angemkana Bwana wake. Mathayo (</w:t>
       </w:r>
-      <w:hyperlink r:id="rId60">
-        <w:r>
-          <w:rPr>
-            <w:lang w:val="sw_KE" w:bidi="sw_KE"/>
-          </w:rPr>
-          <w:rPr>
-            <w:color w:val="0000EE"/>
-            <w:u w:val="single"/>
-          </w:rPr>
-          <w:t>Mt 26:17–20</w:t>
-        </w:r>
-      </w:hyperlink>
+      <w:r>
+        <w:rPr>
+          <w:lang w:val="sw_KE" w:bidi="sw_KE"/>
+        </w:rPr>
+        <w:t>Mt 26:17–20</w:t>
+      </w:r>
       <w:r>
         <w:rPr>
           <w:lang w:val="sw_KE" w:bidi="sw_KE"/>
         </w:rPr>
         <w:t>), Marko (</w:t>
       </w:r>
-      <w:hyperlink r:id="rId61">
-        <w:r>
-          <w:rPr>
-            <w:lang w:val="sw_KE" w:bidi="sw_KE"/>
-          </w:rPr>
-          <w:rPr>
-            <w:color w:val="0000EE"/>
-            <w:u w:val="single"/>
-          </w:rPr>
-          <w:t>Mk 14:12–17</w:t>
-        </w:r>
-      </w:hyperlink>
+      <w:r>
+        <w:rPr>
+          <w:lang w:val="sw_KE" w:bidi="sw_KE"/>
+        </w:rPr>
+        <w:t>Mk 14:12–17</w:t>
+      </w:r>
       <w:r>
         <w:rPr>
           <w:lang w:val="sw_KE" w:bidi="sw_KE"/>
         </w:rPr>
         <w:t>), na Luka (</w:t>
       </w:r>
-      <w:hyperlink r:id="rId62">
-        <w:r>
-          <w:rPr>
-            <w:lang w:val="sw_KE" w:bidi="sw_KE"/>
-          </w:rPr>
-          <w:rPr>
-            <w:color w:val="0000EE"/>
-            <w:u w:val="single"/>
-          </w:rPr>
-          <w:t>Lk 22:7–14</w:t>
-        </w:r>
-      </w:hyperlink>
+      <w:r>
+        <w:rPr>
+          <w:lang w:val="sw_KE" w:bidi="sw_KE"/>
+        </w:rPr>
+        <w:t>Lk 22:7–14</w:t>
+      </w:r>
       <w:r>
         <w:rPr>
           <w:lang w:val="sw_KE" w:bidi="sw_KE"/>
         </w:rPr>
         <w:t>) wote wanasema wazi kwamba Karamu hii ya Mwisho ilitayarishwa na wanafunzi na kufanywa na Yesu pamoja nao kama mlo wa Pasaka. Yohana anazungumzia kama ikifanyika “kabla ya sikukuu ya Pasaka” na kisha anasema kwamba wakati wa kesi ya Yesu mbele ya Pilato, viongozi wa Kiyahudi “hawakuingia katika praetorium, ili wasije wakajitia unajisi, bali wapate kula Pasaka” (</w:t>
       </w:r>
-      <w:hyperlink r:id="rId63">
-        <w:r>
-          <w:rPr>
-            <w:lang w:val="sw_KE" w:bidi="sw_KE"/>
-          </w:rPr>
-          <w:rPr>
-            <w:color w:val="0000EE"/>
-            <w:u w:val="single"/>
-          </w:rPr>
-          <w:t>Yn 13:1</w:t>
-        </w:r>
-      </w:hyperlink>
+      <w:r>
+        <w:rPr>
+          <w:lang w:val="sw_KE" w:bidi="sw_KE"/>
+        </w:rPr>
+        <w:t>Yn 13:1</w:t>
+      </w:r>
       <w:r>
         <w:rPr>
           <w:lang w:val="sw_KE" w:bidi="sw_KE"/>
         </w:rPr>
         <w:t xml:space="preserve">; </w:t>
       </w:r>
-      <w:hyperlink r:id="rId64">
-        <w:r>
-          <w:rPr>
-            <w:lang w:val="sw_KE" w:bidi="sw_KE"/>
-          </w:rPr>
-          <w:rPr>
-            <w:color w:val="0000EE"/>
-            <w:u w:val="single"/>
-          </w:rPr>
-          <w:t>18:28</w:t>
-        </w:r>
-      </w:hyperlink>
+      <w:r>
+        <w:rPr>
+          <w:lang w:val="sw_KE" w:bidi="sw_KE"/>
+        </w:rPr>
+        <w:t>18:28</w:t>
+      </w:r>
       <w:r>
         <w:rPr>
           <w:lang w:val="sw_KE" w:bidi="sw_KE"/>
@@ -1826,18 +1472,12 @@
         </w:rPr>
         <w:t xml:space="preserve">Maelezo mbalimbali kuhusu tofauti hii kati ya Yohana na Injili nyingine yamependekezwa, kama vile kwamba makundi tofauti ya Wayahudi walisherehekea Pasaka kwa nyakati tofauti, kwamba mlo katika chumba cha juu haukuwa Pasaka halisi bali ulikuwa mlo wa ushirika katika msimu wa Pasaka, au kwamba Yesu alichagua kwa makusudi kusherehekea Pasaka kabla ya wakati wa kawaida kwa sababu zake maalum. </w:t>
       </w:r>
-      <w:hyperlink r:id="rId65">
-        <w:r>
-          <w:rPr>
-            <w:lang w:val="sw_KE" w:bidi="sw_KE"/>
-          </w:rPr>
-          <w:rPr>
-            <w:color w:val="0000EE"/>
-            <w:u w:val="single"/>
-          </w:rPr>
-          <w:t>Luka 22:15</w:t>
-        </w:r>
-      </w:hyperlink>
+      <w:r>
+        <w:rPr>
+          <w:lang w:val="sw_KE" w:bidi="sw_KE"/>
+        </w:rPr>
+        <w:t>Luka 22:15</w:t>
+      </w:r>
       <w:r>
         <w:rPr>
           <w:lang w:val="sw_KE" w:bidi="sw_KE"/>
@@ -1858,18 +1498,12 @@
         </w:rPr>
         <w:t>Kwa hivyo, kuna ulinganifu usioweza kuepukika kati ya kusherehekea Pasaka kama sikukuu ya agano la kale na Chakula cha Bwana kama sikukuu ya agano jipya. Ya kwanza inatazama nyuma kwa kumbukumbu ya shukrani kwa ukombozi na uhuru wa watu kutoka Misri kupitia tendo la Mungu, linalohusishwa na dhabihu ya mwana-kondoo wa Pasaka. Ya pili inatazama nyuma kwa kumbukumbu ya shukrani kwa ukombozi kupitia tendo la Mungu kwa dhabihu ya Kristo. Mtume Paulo anaunganisha hizi mbili: “Kristo, mwana-kondoo wetu wa Pasaka, amekwisha tolewa kuwa dhabihu” (</w:t>
       </w:r>
-      <w:hyperlink r:id="rId66">
-        <w:r>
-          <w:rPr>
-            <w:lang w:val="sw_KE" w:bidi="sw_KE"/>
-          </w:rPr>
-          <w:rPr>
-            <w:color w:val="0000EE"/>
-            <w:u w:val="single"/>
-          </w:rPr>
-          <w:t>1 Kor 5:7</w:t>
-        </w:r>
-      </w:hyperlink>
+      <w:r>
+        <w:rPr>
+          <w:lang w:val="sw_KE" w:bidi="sw_KE"/>
+        </w:rPr>
+        <w:t>1 Kor 5:7</w:t>
+      </w:r>
       <w:r>
         <w:rPr>
           <w:lang w:val="sw_KE" w:bidi="sw_KE"/>
@@ -1926,126 +1560,84 @@
         </w:rPr>
         <w:t>Matendo ya Yesu alipokuwa akichukua mkate yanaelezewa kwa njia sawa katika Mathayo (</w:t>
       </w:r>
-      <w:hyperlink r:id="rId67">
-        <w:r>
-          <w:rPr>
-            <w:lang w:val="sw_KE" w:bidi="sw_KE"/>
-          </w:rPr>
-          <w:rPr>
-            <w:color w:val="0000EE"/>
-            <w:u w:val="single"/>
-          </w:rPr>
-          <w:t>Mt 26:26</w:t>
-        </w:r>
-      </w:hyperlink>
+      <w:r>
+        <w:rPr>
+          <w:lang w:val="sw_KE" w:bidi="sw_KE"/>
+        </w:rPr>
+        <w:t>Mt 26:26</w:t>
+      </w:r>
       <w:r>
         <w:rPr>
           <w:lang w:val="sw_KE" w:bidi="sw_KE"/>
         </w:rPr>
         <w:t>), Marko (</w:t>
       </w:r>
-      <w:hyperlink r:id="rId68">
-        <w:r>
-          <w:rPr>
-            <w:lang w:val="sw_KE" w:bidi="sw_KE"/>
-          </w:rPr>
-          <w:rPr>
-            <w:color w:val="0000EE"/>
-            <w:u w:val="single"/>
-          </w:rPr>
-          <w:t>Mk 14:22</w:t>
-        </w:r>
-      </w:hyperlink>
+      <w:r>
+        <w:rPr>
+          <w:lang w:val="sw_KE" w:bidi="sw_KE"/>
+        </w:rPr>
+        <w:t>Mk 14:22</w:t>
+      </w:r>
       <w:r>
         <w:rPr>
           <w:lang w:val="sw_KE" w:bidi="sw_KE"/>
         </w:rPr>
         <w:t>), Luka (</w:t>
       </w:r>
-      <w:hyperlink r:id="rId69">
-        <w:r>
-          <w:rPr>
-            <w:lang w:val="sw_KE" w:bidi="sw_KE"/>
-          </w:rPr>
-          <w:rPr>
-            <w:color w:val="0000EE"/>
-            <w:u w:val="single"/>
-          </w:rPr>
-          <w:t>Lk 22:19</w:t>
-        </w:r>
-      </w:hyperlink>
+      <w:r>
+        <w:rPr>
+          <w:lang w:val="sw_KE" w:bidi="sw_KE"/>
+        </w:rPr>
+        <w:t>Lk 22:19</w:t>
+      </w:r>
       <w:r>
         <w:rPr>
           <w:lang w:val="sw_KE" w:bidi="sw_KE"/>
         </w:rPr>
         <w:t>), na 1 Wakorintho (</w:t>
       </w:r>
-      <w:hyperlink r:id="rId70">
-        <w:r>
-          <w:rPr>
-            <w:lang w:val="sw_KE" w:bidi="sw_KE"/>
-          </w:rPr>
-          <w:rPr>
-            <w:color w:val="0000EE"/>
-            <w:u w:val="single"/>
-          </w:rPr>
-          <w:t>1 Kor 11:23–24</w:t>
-        </w:r>
-      </w:hyperlink>
+      <w:r>
+        <w:rPr>
+          <w:lang w:val="sw_KE" w:bidi="sw_KE"/>
+        </w:rPr>
+        <w:t>1 Kor 11:23–24</w:t>
+      </w:r>
       <w:r>
         <w:rPr>
           <w:lang w:val="sw_KE" w:bidi="sw_KE"/>
         </w:rPr>
         <w:t>). Yesu alichukua mkate, akamshukuru Mungu (katika muktadha wa kibiblia, "baraka" ina maana sawa), na kuuvunja. Ni muhimu kutambua kwamba matendo hayo matatu yanaelezewa pia katika kumbukumbu za kulisha watu 5,000 na 4,000 (</w:t>
       </w:r>
-      <w:hyperlink r:id="rId71">
-        <w:r>
-          <w:rPr>
-            <w:lang w:val="sw_KE" w:bidi="sw_KE"/>
-          </w:rPr>
-          <w:rPr>
-            <w:color w:val="0000EE"/>
-            <w:u w:val="single"/>
-          </w:rPr>
-          <w:t>Mk 6:41</w:t>
-        </w:r>
-      </w:hyperlink>
+      <w:r>
+        <w:rPr>
+          <w:lang w:val="sw_KE" w:bidi="sw_KE"/>
+        </w:rPr>
+        <w:t>Mk 6:41</w:t>
+      </w:r>
       <w:r>
         <w:rPr>
           <w:lang w:val="sw_KE" w:bidi="sw_KE"/>
         </w:rPr>
         <w:t xml:space="preserve">; </w:t>
       </w:r>
-      <w:hyperlink r:id="rId72">
-        <w:r>
-          <w:rPr>
-            <w:lang w:val="sw_KE" w:bidi="sw_KE"/>
-          </w:rPr>
-          <w:rPr>
-            <w:color w:val="0000EE"/>
-            <w:u w:val="single"/>
-          </w:rPr>
-          <w:t>8:6</w:t>
-        </w:r>
-      </w:hyperlink>
+      <w:r>
+        <w:rPr>
+          <w:lang w:val="sw_KE" w:bidi="sw_KE"/>
+        </w:rPr>
+        <w:t>8:6</w:t>
+      </w:r>
       <w:r>
         <w:rPr>
           <w:lang w:val="sw_KE" w:bidi="sw_KE"/>
         </w:rPr>
         <w:t xml:space="preserve">). Kulingana na akaunti zote nne za Chakula cha Bwana, Yesu alisema, “Huu ni mwili wangu.” Wakristo katika tamaduni za Kikatoliki, Kiorthodoksi, na madhehebu mbalimbali ya Kiprotestanti wametofautiana katika ufahamu wao wa maana halisi ya maneno hayo. Kilicho wazi ni kwamba katika kuchukua mkate, kuna utambuzi wa Yesu kujitoa mwenyewe, mwili wake kusulubishwa msalabani, na maisha yake kutolewa ili sisi, ndani na kupitia kwake, tuwe na uzima. Kwanza </w:t>
       </w:r>
-      <w:hyperlink r:id="rId73">
-        <w:r>
-          <w:rPr>
-            <w:lang w:val="sw_KE" w:bidi="sw_KE"/>
-          </w:rPr>
-          <w:rPr>
-            <w:color w:val="0000EE"/>
-            <w:u w:val="single"/>
-          </w:rPr>
-          <w:t>Wakorintho 11:24</w:t>
-        </w:r>
-      </w:hyperlink>
+      <w:r>
+        <w:rPr>
+          <w:lang w:val="sw_KE" w:bidi="sw_KE"/>
+        </w:rPr>
+        <w:t>Wakorintho 11:24</w:t>
+      </w:r>
       <w:r>
         <w:rPr>
           <w:lang w:val="sw_KE" w:bidi="sw_KE"/>
@@ -2077,36 +1669,24 @@
         </w:rPr>
         <w:t xml:space="preserve">Maagizo haya maalum yanapatikana tu katika </w:t>
       </w:r>
-      <w:hyperlink r:id="rId69">
-        <w:r>
-          <w:rPr>
-            <w:lang w:val="sw_KE" w:bidi="sw_KE"/>
-          </w:rPr>
-          <w:rPr>
-            <w:color w:val="0000EE"/>
-            <w:u w:val="single"/>
-          </w:rPr>
-          <w:t>Luka 22:19</w:t>
-        </w:r>
-      </w:hyperlink>
+      <w:r>
+        <w:rPr>
+          <w:lang w:val="sw_KE" w:bidi="sw_KE"/>
+        </w:rPr>
+        <w:t>Luka 22:19</w:t>
+      </w:r>
       <w:r>
         <w:rPr>
           <w:lang w:val="sw_KE" w:bidi="sw_KE"/>
         </w:rPr>
         <w:t xml:space="preserve"> na </w:t>
       </w:r>
-      <w:hyperlink r:id="rId73">
-        <w:r>
-          <w:rPr>
-            <w:lang w:val="sw_KE" w:bidi="sw_KE"/>
-          </w:rPr>
-          <w:rPr>
-            <w:color w:val="0000EE"/>
-            <w:u w:val="single"/>
-          </w:rPr>
-          <w:t>1 Wakorintho 11:24</w:t>
-        </w:r>
-      </w:hyperlink>
+      <w:r>
+        <w:rPr>
+          <w:lang w:val="sw_KE" w:bidi="sw_KE"/>
+        </w:rPr>
+        <w:t>1 Wakorintho 11:24</w:t>
+      </w:r>
       <w:r>
         <w:rPr>
           <w:lang w:val="sw_KE" w:bidi="sw_KE"/>
@@ -2127,126 +1707,84 @@
         </w:rPr>
         <w:t xml:space="preserve">Inapaswa pia kusemwa kwamba maneno haya yamefafanuriwa kwa njia tofauti katika mapokeo mbalimbali ya Kikristo. Wakristo wengi wa Kiprotestanti wameyaelewa kumaanisha kwamba katika Ushirika Mtakatifu tunapaswa kukumbuka kwa shukrani kubwa kwamba Kristo alitupenda na alijitoa kufa kwa ajili yetu. Katika Kanisa Katoliki la Kirumi, neno "kumbukumbu" limeeleweka kama kumbukumbu mbele ya Mungu, kuwakilisha dhabihu ya Kristo mbele ya Baba. "Fanyeni hivi" limefafanuriwa kama "toeni hii," na hata katika karne ya pili, waandishi wa Kikristo walizungumza juu ya Ekaristi kama "dhabihu." Wakristo wa Kiprotestanti kwa ujumla wamehisi hatari ya njia hii ya kuzungumza; inaweza kupunguza, au hata kukataa, uelewa wa kibiblia wa dhabihu ya Kristo iliyotolewa mara moja na kwa wote, ikifidia kwa kutosha dhambi za ulimwengu (Tazama </w:t>
       </w:r>
-      <w:hyperlink r:id="rId74">
-        <w:r>
-          <w:rPr>
-            <w:lang w:val="sw_KE" w:bidi="sw_KE"/>
-          </w:rPr>
-          <w:rPr>
-            <w:color w:val="0000EE"/>
-            <w:u w:val="single"/>
-          </w:rPr>
-          <w:t>Ebr 7:27</w:t>
-        </w:r>
-      </w:hyperlink>
+      <w:r>
+        <w:rPr>
+          <w:lang w:val="sw_KE" w:bidi="sw_KE"/>
+        </w:rPr>
+        <w:t>Ebr 7:27</w:t>
+      </w:r>
       <w:r>
         <w:rPr>
           <w:lang w:val="sw_KE" w:bidi="sw_KE"/>
         </w:rPr>
         <w:t xml:space="preserve">; </w:t>
       </w:r>
-      <w:hyperlink r:id="rId75">
-        <w:r>
-          <w:rPr>
-            <w:lang w:val="sw_KE" w:bidi="sw_KE"/>
-          </w:rPr>
-          <w:rPr>
-            <w:color w:val="0000EE"/>
-            <w:u w:val="single"/>
-          </w:rPr>
-          <w:t>9:12</w:t>
-        </w:r>
-      </w:hyperlink>
+      <w:r>
+        <w:rPr>
+          <w:lang w:val="sw_KE" w:bidi="sw_KE"/>
+        </w:rPr>
+        <w:t>9:12</w:t>
+      </w:r>
       <w:r>
         <w:rPr>
           <w:lang w:val="sw_KE" w:bidi="sw_KE"/>
         </w:rPr>
         <w:t xml:space="preserve">). Inapaswa kusemwa, hata hivyo, kwamba kauli nyingi za Kikatoliki za Kirumi leo zinasisitiza kutosheleza na ukamilifu wa dhabihu ya Kristo msalabani; na wasomi wengi wa Kiprotestanti, ingawa hawataki kuanzisha uelewa wa dhabihu wa Chakula cha Bwana, wanasema kwamba "kumbukumbu" ni zaidi ya kukumbuka tu kitendo cha zamani. Katika mawazo ya kibiblia, "kumbukumbu" mara nyingi inahusisha utambuzi na upokeaji katika sasa wa kile kilichofanywa au kile kilichothibitika kuwa kweli katika siku za nyuma (tazama </w:t>
       </w:r>
-      <w:hyperlink r:id="rId76">
-        <w:r>
-          <w:rPr>
-            <w:lang w:val="sw_KE" w:bidi="sw_KE"/>
-          </w:rPr>
-          <w:rPr>
-            <w:color w:val="0000EE"/>
-            <w:u w:val="single"/>
-          </w:rPr>
-          <w:t>Zab 98:3</w:t>
-        </w:r>
-      </w:hyperlink>
+      <w:r>
+        <w:rPr>
+          <w:lang w:val="sw_KE" w:bidi="sw_KE"/>
+        </w:rPr>
+        <w:t>Zab 98:3</w:t>
+      </w:r>
       <w:r>
         <w:rPr>
           <w:lang w:val="sw_KE" w:bidi="sw_KE"/>
         </w:rPr>
         <w:t xml:space="preserve">; </w:t>
       </w:r>
-      <w:hyperlink r:id="rId77">
-        <w:r>
-          <w:rPr>
-            <w:lang w:val="sw_KE" w:bidi="sw_KE"/>
-          </w:rPr>
-          <w:rPr>
-            <w:color w:val="0000EE"/>
-            <w:u w:val="single"/>
-          </w:rPr>
-          <w:t>106:45</w:t>
-        </w:r>
-      </w:hyperlink>
+      <w:r>
+        <w:rPr>
+          <w:lang w:val="sw_KE" w:bidi="sw_KE"/>
+        </w:rPr>
+        <w:t>106:45</w:t>
+      </w:r>
       <w:r>
         <w:rPr>
           <w:lang w:val="sw_KE" w:bidi="sw_KE"/>
         </w:rPr>
         <w:t xml:space="preserve">; </w:t>
       </w:r>
-      <w:hyperlink r:id="rId78">
-        <w:r>
-          <w:rPr>
-            <w:lang w:val="sw_KE" w:bidi="sw_KE"/>
-          </w:rPr>
-          <w:rPr>
-            <w:color w:val="0000EE"/>
-            <w:u w:val="single"/>
-          </w:rPr>
-          <w:t>112:6</w:t>
-        </w:r>
-      </w:hyperlink>
+      <w:r>
+        <w:rPr>
+          <w:lang w:val="sw_KE" w:bidi="sw_KE"/>
+        </w:rPr>
+        <w:t>112:6</w:t>
+      </w:r>
       <w:r>
         <w:rPr>
           <w:lang w:val="sw_KE" w:bidi="sw_KE"/>
         </w:rPr>
         <w:t xml:space="preserve">; </w:t>
       </w:r>
-      <w:hyperlink r:id="rId79">
-        <w:r>
-          <w:rPr>
-            <w:lang w:val="sw_KE" w:bidi="sw_KE"/>
-          </w:rPr>
-          <w:rPr>
-            <w:color w:val="0000EE"/>
-            <w:u w:val="single"/>
-          </w:rPr>
-          <w:t>Mhu 12:1</w:t>
-        </w:r>
-      </w:hyperlink>
+      <w:r>
+        <w:rPr>
+          <w:lang w:val="sw_KE" w:bidi="sw_KE"/>
+        </w:rPr>
+        <w:t>Mhu 12:1</w:t>
+      </w:r>
       <w:r>
         <w:rPr>
           <w:lang w:val="sw_KE" w:bidi="sw_KE"/>
         </w:rPr>
         <w:t xml:space="preserve">; </w:t>
       </w:r>
-      <w:hyperlink r:id="rId80">
-        <w:r>
-          <w:rPr>
-            <w:lang w:val="sw_KE" w:bidi="sw_KE"/>
-          </w:rPr>
-          <w:rPr>
-            <w:color w:val="0000EE"/>
-            <w:u w:val="single"/>
-          </w:rPr>
-          <w:t>Is 57:11</w:t>
-        </w:r>
-      </w:hyperlink>
+      <w:r>
+        <w:rPr>
+          <w:lang w:val="sw_KE" w:bidi="sw_KE"/>
+        </w:rPr>
+        <w:t>Is 57:11</w:t>
+      </w:r>
       <w:r>
         <w:rPr>
           <w:lang w:val="sw_KE" w:bidi="sw_KE"/>
@@ -2278,126 +1816,84 @@
         </w:rPr>
         <w:t>Yesu alichukua kikombe cha divai, akashukuru, na akawapa wanafunzi wake ili wote wanywe. Kimsingi, akaunti nne za kuanzishwa zinakubaliana. Mathayo (</w:t>
       </w:r>
-      <w:hyperlink r:id="rId81">
-        <w:r>
-          <w:rPr>
-            <w:lang w:val="sw_KE" w:bidi="sw_KE"/>
-          </w:rPr>
-          <w:rPr>
-            <w:color w:val="0000EE"/>
-            <w:u w:val="single"/>
-          </w:rPr>
-          <w:t>Mt 26:28</w:t>
-        </w:r>
-      </w:hyperlink>
+      <w:r>
+        <w:rPr>
+          <w:lang w:val="sw_KE" w:bidi="sw_KE"/>
+        </w:rPr>
+        <w:t>Mt 26:28</w:t>
+      </w:r>
       <w:r>
         <w:rPr>
           <w:lang w:val="sw_KE" w:bidi="sw_KE"/>
         </w:rPr>
         <w:t>) na Marko (</w:t>
       </w:r>
-      <w:hyperlink r:id="rId82">
-        <w:r>
-          <w:rPr>
-            <w:lang w:val="sw_KE" w:bidi="sw_KE"/>
-          </w:rPr>
-          <w:rPr>
-            <w:color w:val="0000EE"/>
-            <w:u w:val="single"/>
-          </w:rPr>
-          <w:t>Mk 14:24</w:t>
-        </w:r>
-      </w:hyperlink>
+      <w:r>
+        <w:rPr>
+          <w:lang w:val="sw_KE" w:bidi="sw_KE"/>
+        </w:rPr>
+        <w:t>Mk 14:24</w:t>
+      </w:r>
       <w:r>
         <w:rPr>
           <w:lang w:val="sw_KE" w:bidi="sw_KE"/>
         </w:rPr>
         <w:t xml:space="preserve">) wanatoa maneno ya Yesu kama “Hii ni damu yangu ya [agano jipya].” </w:t>
       </w:r>
-      <w:hyperlink r:id="rId83">
-        <w:r>
-          <w:rPr>
-            <w:lang w:val="sw_KE" w:bidi="sw_KE"/>
-          </w:rPr>
-          <w:rPr>
-            <w:color w:val="0000EE"/>
-            <w:u w:val="single"/>
-          </w:rPr>
-          <w:t>Luka 22:20</w:t>
-        </w:r>
-      </w:hyperlink>
+      <w:r>
+        <w:rPr>
+          <w:lang w:val="sw_KE" w:bidi="sw_KE"/>
+        </w:rPr>
+        <w:t>Luka 22:20</w:t>
+      </w:r>
       <w:r>
         <w:rPr>
           <w:lang w:val="sw_KE" w:bidi="sw_KE"/>
         </w:rPr>
         <w:t xml:space="preserve"> ina “Kikombe hiki kinachomiminwa kwa ajili yenu ni agano jipya katika damu yangu,” na </w:t>
       </w:r>
-      <w:hyperlink r:id="rId84">
-        <w:r>
-          <w:rPr>
-            <w:lang w:val="sw_KE" w:bidi="sw_KE"/>
-          </w:rPr>
-          <w:rPr>
-            <w:color w:val="0000EE"/>
-            <w:u w:val="single"/>
-          </w:rPr>
-          <w:t>1 Wakorintho 11:25</w:t>
-        </w:r>
-      </w:hyperlink>
+      <w:r>
+        <w:rPr>
+          <w:lang w:val="sw_KE" w:bidi="sw_KE"/>
+        </w:rPr>
+        <w:t>1 Wakorintho 11:25</w:t>
+      </w:r>
       <w:r>
         <w:rPr>
           <w:lang w:val="sw_KE" w:bidi="sw_KE"/>
         </w:rPr>
         <w:t xml:space="preserve"> inafanana na hii. Hii inarejelea ibada ya kufanya agano kwa kutoa dhabihu, kama agano kati ya Mungu na Israeli baada ya Kutoka (</w:t>
       </w:r>
-      <w:hyperlink r:id="rId85">
-        <w:r>
-          <w:rPr>
-            <w:lang w:val="sw_KE" w:bidi="sw_KE"/>
-          </w:rPr>
-          <w:rPr>
-            <w:color w:val="0000EE"/>
-            <w:u w:val="single"/>
-          </w:rPr>
-          <w:t>Kut 24:1–8</w:t>
-        </w:r>
-      </w:hyperlink>
+      <w:r>
+        <w:rPr>
+          <w:lang w:val="sw_KE" w:bidi="sw_KE"/>
+        </w:rPr>
+        <w:t>Kut 24:1–8</w:t>
+      </w:r>
       <w:r>
         <w:rPr>
           <w:lang w:val="sw_KE" w:bidi="sw_KE"/>
         </w:rPr>
         <w:t>). Pia inamaanisha kuwa tumaini la kinabii la agano jipya (</w:t>
       </w:r>
-      <w:hyperlink r:id="rId86">
-        <w:r>
-          <w:rPr>
-            <w:lang w:val="sw_KE" w:bidi="sw_KE"/>
-          </w:rPr>
-          <w:rPr>
-            <w:color w:val="0000EE"/>
-            <w:u w:val="single"/>
-          </w:rPr>
-          <w:t>Yer 31:31–34</w:t>
-        </w:r>
-      </w:hyperlink>
+      <w:r>
+        <w:rPr>
+          <w:lang w:val="sw_KE" w:bidi="sw_KE"/>
+        </w:rPr>
+        <w:t>Yer 31:31–34</w:t>
+      </w:r>
       <w:r>
         <w:rPr>
           <w:lang w:val="sw_KE" w:bidi="sw_KE"/>
         </w:rPr>
         <w:t xml:space="preserve">) lilitimizwa katika Yesu, kama </w:t>
       </w:r>
-      <w:hyperlink r:id="rId87">
-        <w:r>
-          <w:rPr>
-            <w:lang w:val="sw_KE" w:bidi="sw_KE"/>
-          </w:rPr>
-          <w:rPr>
-            <w:color w:val="0000EE"/>
-            <w:u w:val="single"/>
-          </w:rPr>
-          <w:t>Waebrania 8–9</w:t>
-        </w:r>
-      </w:hyperlink>
+      <w:r>
+        <w:rPr>
+          <w:lang w:val="sw_KE" w:bidi="sw_KE"/>
+        </w:rPr>
+        <w:t>Waebrania 8–9</w:t>
+      </w:r>
       <w:r>
         <w:rPr>
           <w:lang w:val="sw_KE" w:bidi="sw_KE"/>
@@ -2429,108 +1925,72 @@
         </w:rPr>
         <w:t xml:space="preserve">Maana ya kifo cha Yesu kama dhabihu inahusishwa na ufahamu wa Pasaka na agano. Pia inahusishwa na kile </w:t>
       </w:r>
-      <w:hyperlink r:id="rId88">
-        <w:r>
-          <w:rPr>
-            <w:lang w:val="sw_KE" w:bidi="sw_KE"/>
-          </w:rPr>
-          <w:rPr>
-            <w:color w:val="0000EE"/>
-            <w:u w:val="single"/>
-          </w:rPr>
-          <w:t>Isaya 53</w:t>
-        </w:r>
-      </w:hyperlink>
+      <w:r>
+        <w:rPr>
+          <w:lang w:val="sw_KE" w:bidi="sw_KE"/>
+        </w:rPr>
+        <w:t>Isaya 53</w:t>
+      </w:r>
       <w:r>
         <w:rPr>
           <w:lang w:val="sw_KE" w:bidi="sw_KE"/>
         </w:rPr>
         <w:t xml:space="preserve"> inachosema kuhusu Mtumishi anayeteseka ambaye alijitoa mwenyewe “kuwa sadaka kwa dhambi” (</w:t>
       </w:r>
-      <w:hyperlink r:id="rId89">
-        <w:r>
-          <w:rPr>
-            <w:lang w:val="sw_KE" w:bidi="sw_KE"/>
-          </w:rPr>
-          <w:rPr>
-            <w:color w:val="0000EE"/>
-            <w:u w:val="single"/>
-          </w:rPr>
-          <w:t>Is 53:10</w:t>
-        </w:r>
-      </w:hyperlink>
+      <w:r>
+        <w:rPr>
+          <w:lang w:val="sw_KE" w:bidi="sw_KE"/>
+        </w:rPr>
+        <w:t>Is 53:10</w:t>
+      </w:r>
       <w:r>
         <w:rPr>
           <w:lang w:val="sw_KE" w:bidi="sw_KE"/>
         </w:rPr>
         <w:t xml:space="preserve">). </w:t>
       </w:r>
-      <w:hyperlink r:id="rId90">
-        <w:r>
-          <w:rPr>
-            <w:lang w:val="sw_KE" w:bidi="sw_KE"/>
-          </w:rPr>
-          <w:rPr>
-            <w:color w:val="0000EE"/>
-            <w:u w:val="single"/>
-          </w:rPr>
-          <w:t>Luka 22:37</w:t>
-        </w:r>
-      </w:hyperlink>
+      <w:r>
+        <w:rPr>
+          <w:lang w:val="sw_KE" w:bidi="sw_KE"/>
+        </w:rPr>
+        <w:t>Luka 22:37</w:t>
+      </w:r>
       <w:r>
         <w:rPr>
           <w:lang w:val="sw_KE" w:bidi="sw_KE"/>
         </w:rPr>
         <w:t xml:space="preserve"> inajumuisha kati ya maneno ya Yesu katika chumba cha juu kauli, “Andiko hili lazima litimizwe ndani yangu, ‘Na alihesabiwa pamoja na wakosaji.’ ” Mstari huo, </w:t>
       </w:r>
-      <w:hyperlink r:id="rId91">
-        <w:r>
-          <w:rPr>
-            <w:lang w:val="sw_KE" w:bidi="sw_KE"/>
-          </w:rPr>
-          <w:rPr>
-            <w:color w:val="0000EE"/>
-            <w:u w:val="single"/>
-          </w:rPr>
-          <w:t>Isaya 53:12</w:t>
-        </w:r>
-      </w:hyperlink>
+      <w:r>
+        <w:rPr>
+          <w:lang w:val="sw_KE" w:bidi="sw_KE"/>
+        </w:rPr>
+        <w:t>Isaya 53:12</w:t>
+      </w:r>
       <w:r>
         <w:rPr>
           <w:lang w:val="sw_KE" w:bidi="sw_KE"/>
         </w:rPr>
         <w:t xml:space="preserve">, pia unasema, “alimwaga nafsi yake hadi kufa” na “alibeba dhambi za wengi.” </w:t>
       </w:r>
-      <w:hyperlink r:id="rId82">
-        <w:r>
-          <w:rPr>
-            <w:lang w:val="sw_KE" w:bidi="sw_KE"/>
-          </w:rPr>
-          <w:rPr>
-            <w:color w:val="0000EE"/>
-            <w:u w:val="single"/>
-          </w:rPr>
-          <w:t>Marko 14:24</w:t>
-        </w:r>
-      </w:hyperlink>
+      <w:r>
+        <w:rPr>
+          <w:lang w:val="sw_KE" w:bidi="sw_KE"/>
+        </w:rPr>
+        <w:t>Marko 14:24</w:t>
+      </w:r>
       <w:r>
         <w:rPr>
           <w:lang w:val="sw_KE" w:bidi="sw_KE"/>
         </w:rPr>
         <w:t xml:space="preserve"> inaonekana kurejelea Maandiko haya Yesu anapozungumza juu ya damu yake “iliyomwagika kwa ajili ya wengi,” na </w:t>
       </w:r>
-      <w:hyperlink r:id="rId81">
-        <w:r>
-          <w:rPr>
-            <w:lang w:val="sw_KE" w:bidi="sw_KE"/>
-          </w:rPr>
-          <w:rPr>
-            <w:color w:val="0000EE"/>
-            <w:u w:val="single"/>
-          </w:rPr>
-          <w:t>Mathayo 26:28</w:t>
-        </w:r>
-      </w:hyperlink>
+      <w:r>
+        <w:rPr>
+          <w:lang w:val="sw_KE" w:bidi="sw_KE"/>
+        </w:rPr>
+        <w:t>Mathayo 26:28</w:t>
+      </w:r>
       <w:r>
         <w:rPr>
           <w:lang w:val="sw_KE" w:bidi="sw_KE"/>
@@ -2562,90 +2022,60 @@
         </w:rPr>
         <w:t xml:space="preserve">Akaunti zote nne za Karamu ya Mwisho zinaunganisha, ingawa kwa njia tofauti, matarajio ya siku zijazo na kuanzishwa kwa Ekaristi. Katika </w:t>
       </w:r>
-      <w:hyperlink r:id="rId92">
-        <w:r>
-          <w:rPr>
-            <w:lang w:val="sw_KE" w:bidi="sw_KE"/>
-          </w:rPr>
-          <w:rPr>
-            <w:color w:val="0000EE"/>
-            <w:u w:val="single"/>
-          </w:rPr>
-          <w:t>Marko 14:25</w:t>
-        </w:r>
-      </w:hyperlink>
+      <w:r>
+        <w:rPr>
+          <w:lang w:val="sw_KE" w:bidi="sw_KE"/>
+        </w:rPr>
+        <w:t>Marko 14:25</w:t>
+      </w:r>
       <w:r>
         <w:rPr>
           <w:lang w:val="sw_KE" w:bidi="sw_KE"/>
         </w:rPr>
         <w:t xml:space="preserve"> inakuja katika maneno ya Yesu, “Kweli, nawaambia, sitakunywa tena matunda ya mzabibu mpaka siku ile nitakapokunywa upya katika ufalme wa Mungu” (rsv). Katika </w:t>
       </w:r>
-      <w:hyperlink r:id="rId93">
-        <w:r>
-          <w:rPr>
-            <w:lang w:val="sw_KE" w:bidi="sw_KE"/>
-          </w:rPr>
-          <w:rPr>
-            <w:color w:val="0000EE"/>
-            <w:u w:val="single"/>
-          </w:rPr>
-          <w:t>Mathayo 26:29</w:t>
-        </w:r>
-      </w:hyperlink>
+      <w:r>
+        <w:rPr>
+          <w:lang w:val="sw_KE" w:bidi="sw_KE"/>
+        </w:rPr>
+        <w:t>Mathayo 26:29</w:t>
+      </w:r>
       <w:r>
         <w:rPr>
           <w:lang w:val="sw_KE" w:bidi="sw_KE"/>
         </w:rPr>
         <w:t xml:space="preserve"> kunywa huko kwa siku zijazo kwa matunda ya mzabibu kunasemekana kuwa “pamoja nanyi katika ufalme wa Baba yangu.” Katika </w:t>
       </w:r>
-      <w:hyperlink r:id="rId94">
-        <w:r>
-          <w:rPr>
-            <w:lang w:val="sw_KE" w:bidi="sw_KE"/>
-          </w:rPr>
-          <w:rPr>
-            <w:color w:val="0000EE"/>
-            <w:u w:val="single"/>
-          </w:rPr>
-          <w:t>Luka 22:18</w:t>
-        </w:r>
-      </w:hyperlink>
+      <w:r>
+        <w:rPr>
+          <w:lang w:val="sw_KE" w:bidi="sw_KE"/>
+        </w:rPr>
+        <w:t>Luka 22:18</w:t>
+      </w:r>
       <w:r>
         <w:rPr>
           <w:lang w:val="sw_KE" w:bidi="sw_KE"/>
         </w:rPr>
         <w:t xml:space="preserve"> kuna maneno yanayofanana, na mistari miwili kabla ya kauli kuhusu kutimiza Pasaka “katika ufalme wa Mungu.” Yote haya yanaweza kueleweka kama utimilifu wa matumaini mengine ambayo maandiko ya Agano la Kale na maandiko ya baadaye ya kiyahudi ya apokaliptiki yanaweka mbele: karamu ya kimasiya, karamu kwenye mlima wa Bwana ambayo </w:t>
       </w:r>
-      <w:hyperlink r:id="rId95">
-        <w:r>
-          <w:rPr>
-            <w:lang w:val="sw_KE" w:bidi="sw_KE"/>
-          </w:rPr>
-          <w:rPr>
-            <w:color w:val="0000EE"/>
-            <w:u w:val="single"/>
-          </w:rPr>
-          <w:t>Isaya 25:6</w:t>
-        </w:r>
-      </w:hyperlink>
+      <w:r>
+        <w:rPr>
+          <w:lang w:val="sw_KE" w:bidi="sw_KE"/>
+        </w:rPr>
+        <w:t>Isaya 25:6</w:t>
+      </w:r>
       <w:r>
         <w:rPr>
           <w:lang w:val="sw_KE" w:bidi="sw_KE"/>
         </w:rPr>
         <w:t xml:space="preserve"> inazungumzia. Katika </w:t>
       </w:r>
-      <w:hyperlink r:id="rId96">
-        <w:r>
-          <w:rPr>
-            <w:lang w:val="sw_KE" w:bidi="sw_KE"/>
-          </w:rPr>
-          <w:rPr>
-            <w:color w:val="0000EE"/>
-            <w:u w:val="single"/>
-          </w:rPr>
-          <w:t>1 Wakorintho 11:26</w:t>
-        </w:r>
-      </w:hyperlink>
+      <w:r>
+        <w:rPr>
+          <w:lang w:val="sw_KE" w:bidi="sw_KE"/>
+        </w:rPr>
+        <w:t>1 Wakorintho 11:26</w:t>
+      </w:r>
       <w:r>
         <w:rPr>
           <w:lang w:val="sw_KE" w:bidi="sw_KE"/>
@@ -2677,108 +2107,72 @@
         </w:rPr>
         <w:t xml:space="preserve">Kwenye </w:t>
       </w:r>
-      <w:hyperlink r:id="rId97">
-        <w:r>
-          <w:rPr>
-            <w:lang w:val="sw_KE" w:bidi="sw_KE"/>
-          </w:rPr>
-          <w:rPr>
-            <w:color w:val="0000EE"/>
-            <w:u w:val="single"/>
-          </w:rPr>
-          <w:t>Matendo 2:42</w:t>
-        </w:r>
-      </w:hyperlink>
+      <w:r>
+        <w:rPr>
+          <w:lang w:val="sw_KE" w:bidi="sw_KE"/>
+        </w:rPr>
+        <w:t>Matendo 2:42</w:t>
+      </w:r>
       <w:r>
         <w:rPr>
           <w:lang w:val="sw_KE" w:bidi="sw_KE"/>
         </w:rPr>
         <w:t>, baada ya rekodi ya kile kilichotokea kwenye Pentekoste, inasema "walijitolea kwa mafundisho ya mitume na ushirika, kwa kumega mkate na maombi" (rsv). Zaidi ya hayo, "siku baada ya siku, wakihudhuria hekalu pamoja na kumega mkate katika nyumba zao, walikula chakula kwa furaha na mioyo ya ukarimu" (</w:t>
       </w:r>
-      <w:hyperlink r:id="rId98">
-        <w:r>
-          <w:rPr>
-            <w:lang w:val="sw_KE" w:bidi="sw_KE"/>
-          </w:rPr>
-          <w:rPr>
-            <w:color w:val="0000EE"/>
-            <w:u w:val="single"/>
-          </w:rPr>
-          <w:t>Matendo 2:46</w:t>
-        </w:r>
-      </w:hyperlink>
+      <w:r>
+        <w:rPr>
+          <w:lang w:val="sw_KE" w:bidi="sw_KE"/>
+        </w:rPr>
+        <w:t>Matendo 2:46</w:t>
+      </w:r>
       <w:r>
         <w:rPr>
           <w:lang w:val="sw_KE" w:bidi="sw_KE"/>
         </w:rPr>
         <w:t xml:space="preserve">, rsv). Maswali mawili yanatokea kuhusu maneno haya na desturi iliyokuwa nyuma yao. Je, yanamaanisha tu kwamba Wakristo walishiriki milo ya ushirika pamoja? </w:t>
       </w:r>
-      <w:hyperlink r:id="rId98">
-        <w:r>
-          <w:rPr>
-            <w:lang w:val="sw_KE" w:bidi="sw_KE"/>
-          </w:rPr>
-          <w:rPr>
-            <w:color w:val="0000EE"/>
-            <w:u w:val="single"/>
-          </w:rPr>
-          <w:t>Matendo 2:46</w:t>
-        </w:r>
-      </w:hyperlink>
+      <w:r>
+        <w:rPr>
+          <w:lang w:val="sw_KE" w:bidi="sw_KE"/>
+        </w:rPr>
+        <w:t>Matendo 2:46</w:t>
+      </w:r>
       <w:r>
         <w:rPr>
           <w:lang w:val="sw_KE" w:bidi="sw_KE"/>
         </w:rPr>
         <w:t xml:space="preserve"> inaonekana kuzungumzia kumega mkate na kushiriki chakula kama vitendo viwili tofauti. Zaidi ya hayo, </w:t>
       </w:r>
-      <w:hyperlink r:id="rId48">
-        <w:r>
-          <w:rPr>
-            <w:lang w:val="sw_KE" w:bidi="sw_KE"/>
-          </w:rPr>
-          <w:rPr>
-            <w:color w:val="0000EE"/>
-            <w:u w:val="single"/>
-          </w:rPr>
-          <w:t>Matendo 20:7</w:t>
-        </w:r>
-      </w:hyperlink>
+      <w:r>
+        <w:rPr>
+          <w:lang w:val="sw_KE" w:bidi="sw_KE"/>
+        </w:rPr>
+        <w:t>Matendo 20:7</w:t>
+      </w:r>
       <w:r>
         <w:rPr>
           <w:lang w:val="sw_KE" w:bidi="sw_KE"/>
         </w:rPr>
         <w:t xml:space="preserve"> ikizungumzia Wakristo huko Troa "siku ya kwanza ya juma . . . walikusanyika pamoja kumega mkate" inaonekana wazi kuashiria huduma ya Kikristo na si tu mlo. Kutoka </w:t>
       </w:r>
-      <w:hyperlink r:id="rId99">
-        <w:r>
-          <w:rPr>
-            <w:lang w:val="sw_KE" w:bidi="sw_KE"/>
-          </w:rPr>
-          <w:rPr>
-            <w:color w:val="0000EE"/>
-            <w:u w:val="single"/>
-          </w:rPr>
-          <w:t>1 Wakorintho 10</w:t>
-        </w:r>
-      </w:hyperlink>
+      <w:r>
+        <w:rPr>
+          <w:lang w:val="sw_KE" w:bidi="sw_KE"/>
+        </w:rPr>
+        <w:t>1 Wakorintho 10</w:t>
+      </w:r>
       <w:r>
         <w:rPr>
           <w:lang w:val="sw_KE" w:bidi="sw_KE"/>
         </w:rPr>
         <w:t xml:space="preserve"> na labda kutoka kwa rejea ya "karamu za upendo" katika </w:t>
       </w:r>
-      <w:hyperlink r:id="rId100">
-        <w:r>
-          <w:rPr>
-            <w:lang w:val="sw_KE" w:bidi="sw_KE"/>
-          </w:rPr>
-          <w:rPr>
-            <w:color w:val="0000EE"/>
-            <w:u w:val="single"/>
-          </w:rPr>
-          <w:t>Yuda 12</w:t>
-        </w:r>
-      </w:hyperlink>
+      <w:r>
+        <w:rPr>
+          <w:lang w:val="sw_KE" w:bidi="sw_KE"/>
+        </w:rPr>
+        <w:t>Yuda 12</w:t>
+      </w:r>
       <w:r>
         <w:rPr>
           <w:lang w:val="sw_KE" w:bidi="sw_KE"/>
@@ -2810,18 +2204,12 @@
         </w:rPr>
         <w:t xml:space="preserve">Katika mafundisho ya Paulo, kama ilivyo katika Injili, Chakula cha Bwana inaelezea wazi mtazamo wa nyuma katika kumbukumbu ya shukrani kwa dhabihu ya Kristo iliyotolewa mara moja kwa ajili ya dhambi za ulimwengu, utambuzi wa uwepo wa Bwana pamoja na watu wake katika wakati wa sasa, na mtazamo wa mbele wenye matumaini. Vipengele vingine vya mafundisho yanayohusiana na Ekaristi vinaelezwa katika </w:t>
       </w:r>
-      <w:hyperlink r:id="rId101">
-        <w:r>
-          <w:rPr>
-            <w:lang w:val="sw_KE" w:bidi="sw_KE"/>
-          </w:rPr>
-          <w:rPr>
-            <w:color w:val="0000EE"/>
-            <w:u w:val="single"/>
-          </w:rPr>
-          <w:t>1 Wakorintho 10–11</w:t>
-        </w:r>
-      </w:hyperlink>
+      <w:r>
+        <w:rPr>
+          <w:lang w:val="sw_KE" w:bidi="sw_KE"/>
+        </w:rPr>
+        <w:t>1 Wakorintho 10–11</w:t>
+      </w:r>
       <w:r>
         <w:rPr>
           <w:lang w:val="sw_KE" w:bidi="sw_KE"/>
@@ -2853,36 +2241,24 @@
         </w:rPr>
         <w:t>Kushiriki mkate na kunywa kikombe kunatajwa kama kuwa na sehemu na Kristo, kama vile kushiriki katika milo ya dhabihu kungekuwa na maana ya kushiriki kwenye “meza ya pepo” (</w:t>
       </w:r>
-      <w:hyperlink r:id="rId102">
-        <w:r>
-          <w:rPr>
-            <w:lang w:val="sw_KE" w:bidi="sw_KE"/>
-          </w:rPr>
-          <w:rPr>
-            <w:color w:val="0000EE"/>
-            <w:u w:val="single"/>
-          </w:rPr>
-          <w:t>1 Kor 10:21</w:t>
-        </w:r>
-      </w:hyperlink>
+      <w:r>
+        <w:rPr>
+          <w:lang w:val="sw_KE" w:bidi="sw_KE"/>
+        </w:rPr>
+        <w:t>1 Kor 10:21</w:t>
+      </w:r>
       <w:r>
         <w:rPr>
           <w:lang w:val="sw_KE" w:bidi="sw_KE"/>
         </w:rPr>
         <w:t xml:space="preserve">). “Kikombe cha baraka ambacho tunabariki, je, si ushirika katika damu ya Kristo? Mkate tunaouvunja, je, si ushirika katika mwili wa Kristo?” (sura ya </w:t>
       </w:r>
-      <w:hyperlink r:id="rId49">
-        <w:r>
-          <w:rPr>
-            <w:lang w:val="sw_KE" w:bidi="sw_KE"/>
-          </w:rPr>
-          <w:rPr>
-            <w:color w:val="0000EE"/>
-            <w:u w:val="single"/>
-          </w:rPr>
-          <w:t>16</w:t>
-        </w:r>
-      </w:hyperlink>
+      <w:r>
+        <w:rPr>
+          <w:lang w:val="sw_KE" w:bidi="sw_KE"/>
+        </w:rPr>
+        <w:t>16</w:t>
+      </w:r>
       <w:r>
         <w:rPr>
           <w:lang w:val="sw_KE" w:bidi="sw_KE"/>
@@ -2902,18 +2278,12 @@
         </w:rPr>
         <w:t xml:space="preserve"> ambalo mara nyingi hutafsiriwa kama “ushirika” katika vifungu vya Agano Jipya. Wakati Chakula cha Bwana kiliposherehekewa, mara nyingi kulikuwa na kumbukumbu si tu ya Karamu ya Mwisho usiku kabla ya Yesu kufa, bali pia ya uwepo wake na wanafunzi wake katika Pasaka ya kwanza na kujitambulisha kwao katika kuvunja mkate (</w:t>
       </w:r>
-      <w:hyperlink r:id="rId103">
-        <w:r>
-          <w:rPr>
-            <w:lang w:val="sw_KE" w:bidi="sw_KE"/>
-          </w:rPr>
-          <w:rPr>
-            <w:color w:val="0000EE"/>
-            <w:u w:val="single"/>
-          </w:rPr>
-          <w:t>Lk 24:30–35</w:t>
-        </w:r>
-      </w:hyperlink>
+      <w:r>
+        <w:rPr>
+          <w:lang w:val="sw_KE" w:bidi="sw_KE"/>
+        </w:rPr>
+        <w:t>Lk 24:30–35</w:t>
+      </w:r>
       <w:r>
         <w:rPr>
           <w:lang w:val="sw_KE" w:bidi="sw_KE"/>
@@ -2945,36 +2315,24 @@
         </w:rPr>
         <w:t xml:space="preserve">Kati ya sakramenti mbili za Kikristo, ubatizo ni wa mara moja tu, wakati Ushirika Mtakatifu unarudiwa. Maisha ya Kristo yalitolewa kwa ajili ya dhambi mara moja tu msalabani, na tunapata uzima kwa kumgeukia yeye—ubatizo unamaanisha hivyo. Wakati huo huo, uzima huo pia unatolewa kwetu kila mara ili kulisha maisha yetu ya kiroho siku baada ya siku—katika kula mara kwa mara kwa Kristo, Ekaristi inazungumza. </w:t>
       </w:r>
-      <w:hyperlink r:id="rId104">
-        <w:r>
-          <w:rPr>
-            <w:lang w:val="sw_KE" w:bidi="sw_KE"/>
-          </w:rPr>
-          <w:rPr>
-            <w:color w:val="0000EE"/>
-            <w:u w:val="single"/>
-          </w:rPr>
-          <w:t>Wakorintho wa Kwanza 10:3–4</w:t>
-        </w:r>
-      </w:hyperlink>
+      <w:r>
+        <w:rPr>
+          <w:lang w:val="sw_KE" w:bidi="sw_KE"/>
+        </w:rPr>
+        <w:t>Wakorintho wa Kwanza 10:3–4</w:t>
+      </w:r>
       <w:r>
         <w:rPr>
           <w:lang w:val="sw_KE" w:bidi="sw_KE"/>
         </w:rPr>
         <w:t xml:space="preserve"> inazungumzia “chakula cha kiungu” na “kinywaji cha kiungu” na inapata katika matukio ya baharini na nyikani katika siku za Mose mifano ya kile Wakristo wanachopata kwa Kristo. Kristo alisema, “Mimi ndimi mkate wa uzima,” na “Mwili wangu ni chakula kweli, na damu yangu ni kinywaji kweli”; hivyo kile tunachopata katika injili ya Yohana (</w:t>
       </w:r>
-      <w:hyperlink r:id="rId105">
-        <w:r>
-          <w:rPr>
-            <w:lang w:val="sw_KE" w:bidi="sw_KE"/>
-          </w:rPr>
-          <w:rPr>
-            <w:color w:val="0000EE"/>
-            <w:u w:val="single"/>
-          </w:rPr>
-          <w:t>Yn 6:35, 55</w:t>
-        </w:r>
-      </w:hyperlink>
+      <w:r>
+        <w:rPr>
+          <w:lang w:val="sw_KE" w:bidi="sw_KE"/>
+        </w:rPr>
+        <w:t>Yn 6:35, 55</w:t>
+      </w:r>
       <w:r>
         <w:rPr>
           <w:lang w:val="sw_KE" w:bidi="sw_KE"/>
@@ -3151,54 +2509,36 @@
         </w:rPr>
         <w:t>Ukame (</w:t>
       </w:r>
-      <w:hyperlink r:id="rId106">
-        <w:r>
-          <w:rPr>
-            <w:lang w:val="sw_KE" w:bidi="sw_KE"/>
-          </w:rPr>
-          <w:rPr>
-            <w:color w:val="0000EE"/>
-            <w:u w:val="single"/>
-          </w:rPr>
-          <w:t>2 Wafalme 4:38</w:t>
-        </w:r>
-      </w:hyperlink>
+      <w:r>
+        <w:rPr>
+          <w:lang w:val="sw_KE" w:bidi="sw_KE"/>
+        </w:rPr>
+        <w:t>2 Wafalme 4:38</w:t>
+      </w:r>
       <w:r>
         <w:rPr>
           <w:lang w:val="sw_KE" w:bidi="sw_KE"/>
         </w:rPr>
         <w:t xml:space="preserve">; </w:t>
       </w:r>
-      <w:hyperlink r:id="rId107">
-        <w:r>
-          <w:rPr>
-            <w:lang w:val="sw_KE" w:bidi="sw_KE"/>
-          </w:rPr>
-          <w:rPr>
-            <w:color w:val="0000EE"/>
-            <w:u w:val="single"/>
-          </w:rPr>
-          <w:t>Yeremia 14:1, 4–6</w:t>
-        </w:r>
-      </w:hyperlink>
+      <w:r>
+        <w:rPr>
+          <w:lang w:val="sw_KE" w:bidi="sw_KE"/>
+        </w:rPr>
+        <w:t>Yeremia 14:1, 4–6</w:t>
+      </w:r>
       <w:r>
         <w:rPr>
           <w:lang w:val="sw_KE" w:bidi="sw_KE"/>
         </w:rPr>
         <w:t xml:space="preserve">; </w:t>
       </w:r>
-      <w:hyperlink r:id="rId108">
-        <w:r>
-          <w:rPr>
-            <w:lang w:val="sw_KE" w:bidi="sw_KE"/>
-          </w:rPr>
-          <w:rPr>
-            <w:color w:val="0000EE"/>
-            <w:u w:val="single"/>
-          </w:rPr>
-          <w:t>Hagai 1:11</w:t>
-        </w:r>
-      </w:hyperlink>
+      <w:r>
+        <w:rPr>
+          <w:lang w:val="sw_KE" w:bidi="sw_KE"/>
+        </w:rPr>
+        <w:t>Hagai 1:11</w:t>
+      </w:r>
       <w:r>
         <w:rPr>
           <w:lang w:val="sw_KE" w:bidi="sw_KE"/>
@@ -3223,18 +2563,12 @@
         </w:rPr>
         <w:t>Mvua ya mawe (</w:t>
       </w:r>
-      <w:hyperlink r:id="rId109">
-        <w:r>
-          <w:rPr>
-            <w:lang w:val="sw_KE" w:bidi="sw_KE"/>
-          </w:rPr>
-          <w:rPr>
-            <w:color w:val="0000EE"/>
-            <w:u w:val="single"/>
-          </w:rPr>
-          <w:t>Hagai 2:17</w:t>
-        </w:r>
-      </w:hyperlink>
+      <w:r>
+        <w:rPr>
+          <w:lang w:val="sw_KE" w:bidi="sw_KE"/>
+        </w:rPr>
+        <w:t>Hagai 2:17</w:t>
+      </w:r>
       <w:r>
         <w:rPr>
           <w:lang w:val="sw_KE" w:bidi="sw_KE"/>
@@ -3259,18 +2593,12 @@
         </w:rPr>
         <w:t>Vita (</w:t>
       </w:r>
-      <w:hyperlink r:id="rId110">
-        <w:r>
-          <w:rPr>
-            <w:lang w:val="sw_KE" w:bidi="sw_KE"/>
-          </w:rPr>
-          <w:rPr>
-            <w:color w:val="0000EE"/>
-            <w:u w:val="single"/>
-          </w:rPr>
-          <w:t>2 Wafalme 6:25</w:t>
-        </w:r>
-      </w:hyperlink>
+      <w:r>
+        <w:rPr>
+          <w:lang w:val="sw_KE" w:bidi="sw_KE"/>
+        </w:rPr>
+        <w:t>2 Wafalme 6:25</w:t>
+      </w:r>
       <w:r>
         <w:rPr>
           <w:lang w:val="sw_KE" w:bidi="sw_KE"/>
@@ -3323,72 +2651,48 @@
         </w:rPr>
         <w:t>Upungufu wa chakula ulionekana kama onyo au adhabu kutoka kwa Mungu (</w:t>
       </w:r>
-      <w:hyperlink r:id="rId111">
-        <w:r>
-          <w:rPr>
-            <w:lang w:val="sw_KE" w:bidi="sw_KE"/>
-          </w:rPr>
-          <w:rPr>
-            <w:color w:val="0000EE"/>
-            <w:u w:val="single"/>
-          </w:rPr>
-          <w:t>Maombolezo 4:9, 11</w:t>
-        </w:r>
-      </w:hyperlink>
+      <w:r>
+        <w:rPr>
+          <w:lang w:val="sw_KE" w:bidi="sw_KE"/>
+        </w:rPr>
+        <w:t>Maombolezo 4:9, 11</w:t>
+      </w:r>
       <w:r>
         <w:rPr>
           <w:lang w:val="sw_KE" w:bidi="sw_KE"/>
         </w:rPr>
         <w:t xml:space="preserve">; </w:t>
       </w:r>
-      <w:hyperlink r:id="rId112">
-        <w:r>
-          <w:rPr>
-            <w:lang w:val="sw_KE" w:bidi="sw_KE"/>
-          </w:rPr>
-          <w:rPr>
-            <w:color w:val="0000EE"/>
-            <w:u w:val="single"/>
-          </w:rPr>
-          <w:t>Amosi 4:6–9</w:t>
-        </w:r>
-      </w:hyperlink>
+      <w:r>
+        <w:rPr>
+          <w:lang w:val="sw_KE" w:bidi="sw_KE"/>
+        </w:rPr>
+        <w:t>Amosi 4:6–9</w:t>
+      </w:r>
       <w:r>
         <w:rPr>
           <w:lang w:val="sw_KE" w:bidi="sw_KE"/>
         </w:rPr>
         <w:t>). Hii ilikuwa na maana ya kuwakumbusha watu kwamba maisha ni zaidi ya chakula na wanapaswa kuweka imani yao katika nyakati ngumu (</w:t>
       </w:r>
-      <w:hyperlink r:id="rId113">
-        <w:r>
-          <w:rPr>
-            <w:lang w:val="sw_KE" w:bidi="sw_KE"/>
-          </w:rPr>
-          <w:rPr>
-            <w:color w:val="0000EE"/>
-            <w:u w:val="single"/>
-          </w:rPr>
-          <w:t>Kumbukumbu la Torati 8:3</w:t>
-        </w:r>
-      </w:hyperlink>
+      <w:r>
+        <w:rPr>
+          <w:lang w:val="sw_KE" w:bidi="sw_KE"/>
+        </w:rPr>
+        <w:t>Kumbukumbu la Torati 8:3</w:t>
+      </w:r>
       <w:r>
         <w:rPr>
           <w:lang w:val="sw_KE" w:bidi="sw_KE"/>
         </w:rPr>
         <w:t xml:space="preserve">; </w:t>
       </w:r>
-      <w:hyperlink r:id="rId114">
-        <w:r>
-          <w:rPr>
-            <w:lang w:val="sw_KE" w:bidi="sw_KE"/>
-          </w:rPr>
-          <w:rPr>
-            <w:color w:val="0000EE"/>
-            <w:u w:val="single"/>
-          </w:rPr>
-          <w:t>Habakuki 3:17–18</w:t>
-        </w:r>
-      </w:hyperlink>
+      <w:r>
+        <w:rPr>
+          <w:lang w:val="sw_KE" w:bidi="sw_KE"/>
+        </w:rPr>
+        <w:t>Habakuki 3:17–18</w:t>
+      </w:r>
       <w:r>
         <w:rPr>
           <w:lang w:val="sw_KE" w:bidi="sw_KE"/>
@@ -3529,72 +2833,48 @@
         </w:rPr>
         <w:t xml:space="preserve">Maziwa na bidhaa zake yalikuwa muhimu kwa lishe ya Waisraeli (tazama </w:t>
       </w:r>
-      <w:hyperlink r:id="rId115">
-        <w:r>
-          <w:rPr>
-            <w:lang w:val="sw_KE" w:bidi="sw_KE"/>
-          </w:rPr>
-          <w:rPr>
-            <w:color w:val="0000EE"/>
-            <w:u w:val="single"/>
-          </w:rPr>
-          <w:t>Waamuzi 4:19</w:t>
-        </w:r>
-      </w:hyperlink>
+      <w:r>
+        <w:rPr>
+          <w:lang w:val="sw_KE" w:bidi="sw_KE"/>
+        </w:rPr>
+        <w:t>Waamuzi 4:19</w:t>
+      </w:r>
       <w:r>
         <w:rPr>
           <w:lang w:val="sw_KE" w:bidi="sw_KE"/>
         </w:rPr>
         <w:t>). Maziwa ya mbuzi yalikuwa ya kawaida zaidi, lakini pia walitumia maziwa kutoka kwa ngamia, ng'ombe, na kondoo (</w:t>
       </w:r>
-      <w:hyperlink r:id="rId116">
-        <w:r>
-          <w:rPr>
-            <w:lang w:val="sw_KE" w:bidi="sw_KE"/>
-          </w:rPr>
-          <w:rPr>
-            <w:color w:val="0000EE"/>
-            <w:u w:val="single"/>
-          </w:rPr>
-          <w:t>Mwanzo 32:15</w:t>
-        </w:r>
-      </w:hyperlink>
+      <w:r>
+        <w:rPr>
+          <w:lang w:val="sw_KE" w:bidi="sw_KE"/>
+        </w:rPr>
+        <w:t>Mwanzo 32:15</w:t>
+      </w:r>
       <w:r>
         <w:rPr>
           <w:lang w:val="sw_KE" w:bidi="sw_KE"/>
         </w:rPr>
         <w:t xml:space="preserve">; </w:t>
       </w:r>
-      <w:hyperlink r:id="rId117">
-        <w:r>
-          <w:rPr>
-            <w:lang w:val="sw_KE" w:bidi="sw_KE"/>
-          </w:rPr>
-          <w:rPr>
-            <w:color w:val="0000EE"/>
-            <w:u w:val="single"/>
-          </w:rPr>
-          <w:t>Kumbukumbu la Torati 32:14</w:t>
-        </w:r>
-      </w:hyperlink>
+      <w:r>
+        <w:rPr>
+          <w:lang w:val="sw_KE" w:bidi="sw_KE"/>
+        </w:rPr>
+        <w:t>Kumbukumbu la Torati 32:14</w:t>
+      </w:r>
       <w:r>
         <w:rPr>
           <w:lang w:val="sw_KE" w:bidi="sw_KE"/>
         </w:rPr>
         <w:t xml:space="preserve">; </w:t>
       </w:r>
-      <w:hyperlink r:id="rId118">
-        <w:r>
-          <w:rPr>
-            <w:lang w:val="sw_KE" w:bidi="sw_KE"/>
-          </w:rPr>
-          <w:rPr>
-            <w:color w:val="0000EE"/>
-            <w:u w:val="single"/>
-          </w:rPr>
-          <w:t>Mithali 27:27</w:t>
-        </w:r>
-      </w:hyperlink>
+      <w:r>
+        <w:rPr>
+          <w:lang w:val="sw_KE" w:bidi="sw_KE"/>
+        </w:rPr>
+        <w:t>Mithali 27:27</w:t>
+      </w:r>
       <w:r>
         <w:rPr>
           <w:lang w:val="sw_KE" w:bidi="sw_KE"/>
@@ -3615,18 +2895,12 @@
         </w:rPr>
         <w:t>Maziwa mabichi hayangeweza kuhifadhiwa katika hali ya hewa ya joto ya Palestina, hivyo yalibadilishwa kuwa mtindi, maziwa mgando, na jibini. Maziwa yalikuwa yanamiminwa kwenye ngozi za mbuzi, ambapo yangekuwa chungu na kuwa mzito. Hali isiyo safi ya ngozi zilizotumika na harakati wakati wa kusafirishwa ilibadilisha maziwa hayo. Harakati za mfuko (kawaida tumbo la ng'ombe, lenye kimeng'enya rennin, ambacho hutumika katika utengenezaji wa jibini) zilitoa maziwa mgando. Maziwa mgando yanatajwa kama sehemu ya mlo ambao Abrahamu aliandaa kwa wageni wake maalum (</w:t>
       </w:r>
-      <w:hyperlink r:id="rId119">
-        <w:r>
-          <w:rPr>
-            <w:lang w:val="sw_KE" w:bidi="sw_KE"/>
-          </w:rPr>
-          <w:rPr>
-            <w:color w:val="0000EE"/>
-            <w:u w:val="single"/>
-          </w:rPr>
-          <w:t>Mwanzo 18:8</w:t>
-        </w:r>
-      </w:hyperlink>
+      <w:r>
+        <w:rPr>
+          <w:lang w:val="sw_KE" w:bidi="sw_KE"/>
+        </w:rPr>
+        <w:t>Mwanzo 18:8</w:t>
+      </w:r>
       <w:r>
         <w:rPr>
           <w:lang w:val="sw_KE" w:bidi="sw_KE"/>
@@ -3660,18 +2934,12 @@
         </w:rPr>
         <w:t xml:space="preserve"> pia limetafsiriwa kama "siagi" (</w:t>
       </w:r>
-      <w:hyperlink r:id="rId120">
-        <w:r>
-          <w:rPr>
-            <w:lang w:val="sw_KE" w:bidi="sw_KE"/>
-          </w:rPr>
-          <w:rPr>
-            <w:color w:val="0000EE"/>
-            <w:u w:val="single"/>
-          </w:rPr>
-          <w:t>Ayubu 10:10</w:t>
-        </w:r>
-      </w:hyperlink>
+      <w:r>
+        <w:rPr>
+          <w:lang w:val="sw_KE" w:bidi="sw_KE"/>
+        </w:rPr>
+        <w:t>Ayubu 10:10</w:t>
+      </w:r>
       <w:r>
         <w:rPr>
           <w:lang w:val="sw_KE" w:bidi="sw_KE"/>
@@ -3703,18 +2971,12 @@
         </w:rPr>
         <w:t>Mikate ni chakula kinachotajwa mara nyingi zaidi katika Biblia. Neno hili linarejelea chakula kilichotayarishwa kutokana na nafaka. Katika nyakati za kibiblia, mikate ingeweza kutengenezwa kutoka kwa aina mbalimbali za nafaka. Ngano, shayiri, na spelta zililimwa Misri (</w:t>
       </w:r>
-      <w:hyperlink r:id="rId121">
-        <w:r>
-          <w:rPr>
-            <w:lang w:val="sw_KE" w:bidi="sw_KE"/>
-          </w:rPr>
-          <w:rPr>
-            <w:color w:val="0000EE"/>
-            <w:u w:val="single"/>
-          </w:rPr>
-          <w:t>Kutoka 9:31–32</w:t>
-        </w:r>
-      </w:hyperlink>
+      <w:r>
+        <w:rPr>
+          <w:lang w:val="sw_KE" w:bidi="sw_KE"/>
+        </w:rPr>
+        <w:t>Kutoka 9:31–32</w:t>
+      </w:r>
       <w:r>
         <w:rPr>
           <w:lang w:val="sw_KE" w:bidi="sw_KE"/>
@@ -3735,36 +2997,24 @@
         </w:rPr>
         <w:t>Tabibu wa Kimisri, Sinuhe, aliandika katikati ya karne ya 20 Kabla ya Kristo (KK) kwamba mkate uliokwa kila siku Palestina na Syria, na pengine uliandaliwa kwa kila mlo. Mkate huu labda ulikuwa keki bapa iliyotengenezwa kutoka kwa shayiri au aina duni ya ngano kwa sababu hizi ndizo mazao mawili ambayo Sinuhe aliona. Ngano ilikuwa nafaka ya gharama kubwa zaidi. Unga mzuri wa ngano ulikuwa anasa kwa matajiri (</w:t>
       </w:r>
-      <w:hyperlink r:id="rId122">
-        <w:r>
-          <w:rPr>
-            <w:lang w:val="sw_KE" w:bidi="sw_KE"/>
-          </w:rPr>
-          <w:rPr>
-            <w:color w:val="0000EE"/>
-            <w:u w:val="single"/>
-          </w:rPr>
-          <w:t>Mwanzo 18:6</w:t>
-        </w:r>
-      </w:hyperlink>
+      <w:r>
+        <w:rPr>
+          <w:lang w:val="sw_KE" w:bidi="sw_KE"/>
+        </w:rPr>
+        <w:t>Mwanzo 18:6</w:t>
+      </w:r>
       <w:r>
         <w:rPr>
           <w:lang w:val="sw_KE" w:bidi="sw_KE"/>
         </w:rPr>
         <w:t xml:space="preserve">; </w:t>
       </w:r>
-      <w:hyperlink r:id="rId123">
-        <w:r>
-          <w:rPr>
-            <w:lang w:val="sw_KE" w:bidi="sw_KE"/>
-          </w:rPr>
-          <w:rPr>
-            <w:color w:val="0000EE"/>
-            <w:u w:val="single"/>
-          </w:rPr>
-          <w:t>Ezra 16:13, 19</w:t>
-        </w:r>
-      </w:hyperlink>
+      <w:r>
+        <w:rPr>
+          <w:lang w:val="sw_KE" w:bidi="sw_KE"/>
+        </w:rPr>
+        <w:t>Ezra 16:13, 19</w:t>
+      </w:r>
       <w:r>
         <w:rPr>
           <w:lang w:val="sw_KE" w:bidi="sw_KE"/>
@@ -3785,72 +3035,48 @@
         </w:rPr>
         <w:t>Shayiri inaweza kulimwa kwenye udongo duni na kuvumilia ukame. Kwa hivyo, ilikuwa zao maarufu la nafaka katika Mashariki ya Karibu ya kale. Shayiri ilivunwa mapema kuliko ngano. Mkate wa shayiri (</w:t>
       </w:r>
-      <w:hyperlink r:id="rId124">
-        <w:r>
-          <w:rPr>
-            <w:lang w:val="sw_KE" w:bidi="sw_KE"/>
-          </w:rPr>
-          <w:rPr>
-            <w:color w:val="0000EE"/>
-            <w:u w:val="single"/>
-          </w:rPr>
-          <w:t>Waamuzi 7:13</w:t>
-        </w:r>
-      </w:hyperlink>
+      <w:r>
+        <w:rPr>
+          <w:lang w:val="sw_KE" w:bidi="sw_KE"/>
+        </w:rPr>
+        <w:t>Waamuzi 7:13</w:t>
+      </w:r>
       <w:r>
         <w:rPr>
           <w:lang w:val="sw_KE" w:bidi="sw_KE"/>
         </w:rPr>
         <w:t xml:space="preserve">; </w:t>
       </w:r>
-      <w:hyperlink r:id="rId125">
-        <w:r>
-          <w:rPr>
-            <w:lang w:val="sw_KE" w:bidi="sw_KE"/>
-          </w:rPr>
-          <w:rPr>
-            <w:color w:val="0000EE"/>
-            <w:u w:val="single"/>
-          </w:rPr>
-          <w:t>2 Wafalme 4:42</w:t>
-        </w:r>
-      </w:hyperlink>
+      <w:r>
+        <w:rPr>
+          <w:lang w:val="sw_KE" w:bidi="sw_KE"/>
+        </w:rPr>
+        <w:t>2 Wafalme 4:42</w:t>
+      </w:r>
       <w:r>
         <w:rPr>
           <w:lang w:val="sw_KE" w:bidi="sw_KE"/>
         </w:rPr>
         <w:t>) na keki za shayiri (</w:t>
       </w:r>
-      <w:hyperlink r:id="rId126">
-        <w:r>
-          <w:rPr>
-            <w:lang w:val="sw_KE" w:bidi="sw_KE"/>
-          </w:rPr>
-          <w:rPr>
-            <w:color w:val="0000EE"/>
-            <w:u w:val="single"/>
-          </w:rPr>
-          <w:t>Ezra 4:12</w:t>
-        </w:r>
-      </w:hyperlink>
+      <w:r>
+        <w:rPr>
+          <w:lang w:val="sw_KE" w:bidi="sw_KE"/>
+        </w:rPr>
+        <w:t>Ezra 4:12</w:t>
+      </w:r>
       <w:r>
         <w:rPr>
           <w:lang w:val="sw_KE" w:bidi="sw_KE"/>
         </w:rPr>
         <w:t>) vililiwa na wafanyakazi maskini. Yesu aliongeza mikate mitano ya shayiri ya mvulana na samaki wawili na akawalisha watu elfu tano (</w:t>
       </w:r>
-      <w:hyperlink r:id="rId127">
-        <w:r>
-          <w:rPr>
-            <w:lang w:val="sw_KE" w:bidi="sw_KE"/>
-          </w:rPr>
-          <w:rPr>
-            <w:color w:val="0000EE"/>
-            <w:u w:val="single"/>
-          </w:rPr>
-          <w:t>Yohana 6:9–13</w:t>
-        </w:r>
-      </w:hyperlink>
+      <w:r>
+        <w:rPr>
+          <w:lang w:val="sw_KE" w:bidi="sw_KE"/>
+        </w:rPr>
+        <w:t>Yohana 6:9–13</w:t>
+      </w:r>
       <w:r>
         <w:rPr>
           <w:lang w:val="sw_KE" w:bidi="sw_KE"/>
@@ -3921,18 +3147,12 @@
         </w:rPr>
         <w:t>Njia ya kiasili ya kusindika nafaka ilikuwa kuzisugua kati ya mikono ili kutenganisha punje, kama Yesu na wanafunzi wake walivyofanya (</w:t>
       </w:r>
-      <w:hyperlink r:id="rId128">
-        <w:r>
-          <w:rPr>
-            <w:lang w:val="sw_KE" w:bidi="sw_KE"/>
-          </w:rPr>
-          <w:rPr>
-            <w:color w:val="0000EE"/>
-            <w:u w:val="single"/>
-          </w:rPr>
-          <w:t>Luka 6:1</w:t>
-        </w:r>
-      </w:hyperlink>
+      <w:r>
+        <w:rPr>
+          <w:lang w:val="sw_KE" w:bidi="sw_KE"/>
+        </w:rPr>
+        <w:t>Luka 6:1</w:t>
+      </w:r>
       <w:r>
         <w:rPr>
           <w:lang w:val="sw_KE" w:bidi="sw_KE"/>
@@ -3953,90 +3173,60 @@
         </w:rPr>
         <w:t>Kukaanga (kuoka nafaka kidogo kwenye sufuria) ilikuwa njia nyingine rahisi ya maandalizi (</w:t>
       </w:r>
-      <w:hyperlink r:id="rId129">
-        <w:r>
-          <w:rPr>
-            <w:lang w:val="sw_KE" w:bidi="sw_KE"/>
-          </w:rPr>
-          <w:rPr>
-            <w:color w:val="0000EE"/>
-            <w:u w:val="single"/>
-          </w:rPr>
-          <w:t>Yoshua 5:11</w:t>
-        </w:r>
-      </w:hyperlink>
+      <w:r>
+        <w:rPr>
+          <w:lang w:val="sw_KE" w:bidi="sw_KE"/>
+        </w:rPr>
+        <w:t>Yoshua 5:11</w:t>
+      </w:r>
       <w:r>
         <w:rPr>
           <w:lang w:val="sw_KE" w:bidi="sw_KE"/>
         </w:rPr>
         <w:t xml:space="preserve">; </w:t>
       </w:r>
-      <w:hyperlink r:id="rId130">
-        <w:r>
-          <w:rPr>
-            <w:lang w:val="sw_KE" w:bidi="sw_KE"/>
-          </w:rPr>
-          <w:rPr>
-            <w:color w:val="0000EE"/>
-            <w:u w:val="single"/>
-          </w:rPr>
-          <w:t>1 Samweli 17:17</w:t>
-        </w:r>
-      </w:hyperlink>
+      <w:r>
+        <w:rPr>
+          <w:lang w:val="sw_KE" w:bidi="sw_KE"/>
+        </w:rPr>
+        <w:t>1 Samweli 17:17</w:t>
+      </w:r>
       <w:r>
         <w:rPr>
           <w:lang w:val="sw_KE" w:bidi="sw_KE"/>
         </w:rPr>
         <w:t>). Ilikuwa mlo wa haraka kwa wafanyakazi au wafalme (</w:t>
       </w:r>
-      <w:hyperlink r:id="rId131">
-        <w:r>
-          <w:rPr>
-            <w:lang w:val="sw_KE" w:bidi="sw_KE"/>
-          </w:rPr>
-          <w:rPr>
-            <w:color w:val="0000EE"/>
-            <w:u w:val="single"/>
-          </w:rPr>
-          <w:t>Ruthu 2:14</w:t>
-        </w:r>
-      </w:hyperlink>
+      <w:r>
+        <w:rPr>
+          <w:lang w:val="sw_KE" w:bidi="sw_KE"/>
+        </w:rPr>
+        <w:t>Ruthu 2:14</w:t>
+      </w:r>
       <w:r>
         <w:rPr>
           <w:lang w:val="sw_KE" w:bidi="sw_KE"/>
         </w:rPr>
         <w:t xml:space="preserve">; </w:t>
       </w:r>
-      <w:hyperlink r:id="rId132">
-        <w:r>
-          <w:rPr>
-            <w:lang w:val="sw_KE" w:bidi="sw_KE"/>
-          </w:rPr>
-          <w:rPr>
-            <w:color w:val="0000EE"/>
-            <w:u w:val="single"/>
-          </w:rPr>
-          <w:t>1 Samweli 25:18</w:t>
-        </w:r>
-      </w:hyperlink>
+      <w:r>
+        <w:rPr>
+          <w:lang w:val="sw_KE" w:bidi="sw_KE"/>
+        </w:rPr>
+        <w:t>1 Samweli 25:18</w:t>
+      </w:r>
       <w:r>
         <w:rPr>
           <w:lang w:val="sw_KE" w:bidi="sw_KE"/>
         </w:rPr>
         <w:t xml:space="preserve">; </w:t>
       </w:r>
-      <w:hyperlink r:id="rId133">
-        <w:r>
-          <w:rPr>
-            <w:lang w:val="sw_KE" w:bidi="sw_KE"/>
-          </w:rPr>
-          <w:rPr>
-            <w:color w:val="0000EE"/>
-            <w:u w:val="single"/>
-          </w:rPr>
-          <w:t>2 Samweli 17:28</w:t>
-        </w:r>
-      </w:hyperlink>
+      <w:r>
+        <w:rPr>
+          <w:lang w:val="sw_KE" w:bidi="sw_KE"/>
+        </w:rPr>
+        <w:t>2 Samweli 17:28</w:t>
+      </w:r>
       <w:r>
         <w:rPr>
           <w:lang w:val="sw_KE" w:bidi="sw_KE"/>
@@ -4071,18 +3261,12 @@
         </w:rPr>
         <w:t>Maji yaliongezwa kwenye unga, na matokeo yake yalipigwa na kukandwa kuwa donge. Donge hili lingeweza kutengenezwa kuwa mikate, pancakes, au mkate usiotiwa chachu (</w:t>
       </w:r>
-      <w:hyperlink r:id="rId134">
-        <w:r>
-          <w:rPr>
-            <w:lang w:val="sw_KE" w:bidi="sw_KE"/>
-          </w:rPr>
-          <w:rPr>
-            <w:color w:val="0000EE"/>
-            <w:u w:val="single"/>
-          </w:rPr>
-          <w:t>Mwanzo 19:3</w:t>
-        </w:r>
-      </w:hyperlink>
+      <w:r>
+        <w:rPr>
+          <w:lang w:val="sw_KE" w:bidi="sw_KE"/>
+        </w:rPr>
+        <w:t>Mwanzo 19:3</w:t>
+      </w:r>
       <w:r>
         <w:rPr>
           <w:lang w:val="sw_KE" w:bidi="sw_KE"/>
@@ -4114,72 +3298,48 @@
         </w:rPr>
         <w:t>Nyama ilianza kuwa sehemu ya mlo baada ya wakati wa Noa (</w:t>
       </w:r>
-      <w:hyperlink r:id="rId135">
-        <w:r>
-          <w:rPr>
-            <w:lang w:val="sw_KE" w:bidi="sw_KE"/>
-          </w:rPr>
-          <w:rPr>
-            <w:color w:val="0000EE"/>
-            <w:u w:val="single"/>
-          </w:rPr>
-          <w:t>Mwanzo 9:3</w:t>
-        </w:r>
-      </w:hyperlink>
+      <w:r>
+        <w:rPr>
+          <w:lang w:val="sw_KE" w:bidi="sw_KE"/>
+        </w:rPr>
+        <w:t>Mwanzo 9:3</w:t>
+      </w:r>
       <w:r>
         <w:rPr>
           <w:lang w:val="sw_KE" w:bidi="sw_KE"/>
         </w:rPr>
         <w:t>). Hata hivyo, wanyama walikuwa wa thamani, hivyo ni matajiri tu walioweza kumudu kuwala. Wakulima walikuwa na mlo rahisi, wakati matajiri walikula nyama, vyakula vya anasa, na bidhaa zilizoagizwa kutoka nje. Nyama ilikuwa anasa ambayo maskini walifurahia mara chache. Isipokuwa ilikuwa ni hafla maalum kama Pasaka au dhabihu (</w:t>
       </w:r>
-      <w:hyperlink r:id="rId136">
-        <w:r>
-          <w:rPr>
-            <w:lang w:val="sw_KE" w:bidi="sw_KE"/>
-          </w:rPr>
-          <w:rPr>
-            <w:color w:val="0000EE"/>
-            <w:u w:val="single"/>
-          </w:rPr>
-          <w:t>Kutoka 12:8</w:t>
-        </w:r>
-      </w:hyperlink>
+      <w:r>
+        <w:rPr>
+          <w:lang w:val="sw_KE" w:bidi="sw_KE"/>
+        </w:rPr>
+        <w:t>Kutoka 12:8</w:t>
+      </w:r>
       <w:r>
         <w:rPr>
           <w:lang w:val="sw_KE" w:bidi="sw_KE"/>
         </w:rPr>
         <w:t>). Ilikuwa ghali kuchinja mnyama ambaye alitoa chakula kama maziwa, mtindi, na jibini. Hata hivyo, sheria za ukarimu katika Mashariki ya Karibu zilielekeza kwamba mnyama anapaswa kuchinjwa kwa ajili ya mgeni anayeheshimiwa (</w:t>
       </w:r>
-      <w:hyperlink r:id="rId137">
-        <w:r>
-          <w:rPr>
-            <w:lang w:val="sw_KE" w:bidi="sw_KE"/>
-          </w:rPr>
-          <w:rPr>
-            <w:color w:val="0000EE"/>
-            <w:u w:val="single"/>
-          </w:rPr>
-          <w:t>2 Samweli 12:2</w:t>
-        </w:r>
-      </w:hyperlink>
+      <w:r>
+        <w:rPr>
+          <w:lang w:val="sw_KE" w:bidi="sw_KE"/>
+        </w:rPr>
+        <w:t>2 Samweli 12:2</w:t>
+      </w:r>
       <w:r>
         <w:rPr>
           <w:lang w:val="sw_KE" w:bidi="sw_KE"/>
         </w:rPr>
         <w:t>–</w:t>
       </w:r>
-      <w:hyperlink r:id="rId137">
-        <w:r>
-          <w:rPr>
-            <w:lang w:val="sw_KE" w:bidi="sw_KE"/>
-          </w:rPr>
-          <w:rPr>
-            <w:color w:val="0000EE"/>
-            <w:u w:val="single"/>
-          </w:rPr>
-          <w:t>4</w:t>
-        </w:r>
-      </w:hyperlink>
+      <w:r>
+        <w:rPr>
+          <w:lang w:val="sw_KE" w:bidi="sw_KE"/>
+        </w:rPr>
+        <w:t>4</w:t>
+      </w:r>
       <w:r>
         <w:rPr>
           <w:lang w:val="sw_KE" w:bidi="sw_KE"/>
@@ -4200,36 +3360,24 @@
         </w:rPr>
         <w:t>Kondoo wa nyumbani, mbuzi, na ng'ombe walikuwa chanzo kikuu cha nyama, lakini nyama ya pori ilikuwa maarufu kwa matajiri. Wakati Yakobo alipomdanganya Isaka, alimpa baba yake nyama ya mwana-mbuzi na nyama ya pori (</w:t>
       </w:r>
-      <w:hyperlink r:id="rId138">
-        <w:r>
-          <w:rPr>
-            <w:lang w:val="sw_KE" w:bidi="sw_KE"/>
-          </w:rPr>
-          <w:rPr>
-            <w:color w:val="0000EE"/>
-            <w:u w:val="single"/>
-          </w:rPr>
-          <w:t>Mwanzo 27:3, 9, 19</w:t>
-        </w:r>
-      </w:hyperlink>
+      <w:r>
+        <w:rPr>
+          <w:lang w:val="sw_KE" w:bidi="sw_KE"/>
+        </w:rPr>
+        <w:t>Mwanzo 27:3, 9, 19</w:t>
+      </w:r>
       <w:r>
         <w:rPr>
           <w:lang w:val="sw_KE" w:bidi="sw_KE"/>
         </w:rPr>
         <w:t>). Ng'ombe au ndama walionenepeshwa walihifadhiwa kwa hafla za sherehe (</w:t>
       </w:r>
-      <w:hyperlink r:id="rId139">
-        <w:r>
-          <w:rPr>
-            <w:lang w:val="sw_KE" w:bidi="sw_KE"/>
-          </w:rPr>
-          <w:rPr>
-            <w:color w:val="0000EE"/>
-            <w:u w:val="single"/>
-          </w:rPr>
-          <w:t>Mathayo 22:4</w:t>
-        </w:r>
-      </w:hyperlink>
+      <w:r>
+        <w:rPr>
+          <w:lang w:val="sw_KE" w:bidi="sw_KE"/>
+        </w:rPr>
+        <w:t>Mathayo 22:4</w:t>
+      </w:r>
       <w:r>
         <w:rPr>
           <w:lang w:val="sw_KE" w:bidi="sw_KE"/>
@@ -4250,54 +3398,36 @@
         </w:rPr>
         <w:t>Dhabihu za nyama zilidhibitiwa katika Mambo ya Walawi na Kumbukumbu la Torati. Sheria ilikataza kuchinja mnyama na mtoto wake siku moja (</w:t>
       </w:r>
-      <w:hyperlink r:id="rId140">
-        <w:r>
-          <w:rPr>
-            <w:lang w:val="sw_KE" w:bidi="sw_KE"/>
-          </w:rPr>
-          <w:rPr>
-            <w:color w:val="0000EE"/>
-            <w:u w:val="single"/>
-          </w:rPr>
-          <w:t>Mambo ya Walawi 22:28</w:t>
-        </w:r>
-      </w:hyperlink>
+      <w:r>
+        <w:rPr>
+          <w:lang w:val="sw_KE" w:bidi="sw_KE"/>
+        </w:rPr>
+        <w:t>Mambo ya Walawi 22:28</w:t>
+      </w:r>
       <w:r>
         <w:rPr>
           <w:lang w:val="sw_KE" w:bidi="sw_KE"/>
         </w:rPr>
         <w:t>). Pia ilikataza kupika mwana-mbuzi katika maziwa ya mama yake (</w:t>
       </w:r>
-      <w:hyperlink r:id="rId141">
-        <w:r>
-          <w:rPr>
-            <w:lang w:val="sw_KE" w:bidi="sw_KE"/>
-          </w:rPr>
-          <w:rPr>
-            <w:color w:val="0000EE"/>
-            <w:u w:val="single"/>
-          </w:rPr>
-          <w:t>Kumbukumbu la Torati 14:21</w:t>
-        </w:r>
-      </w:hyperlink>
+      <w:r>
+        <w:rPr>
+          <w:lang w:val="sw_KE" w:bidi="sw_KE"/>
+        </w:rPr>
+        <w:t>Kumbukumbu la Torati 14:21</w:t>
+      </w:r>
       <w:r>
         <w:rPr>
           <w:lang w:val="sw_KE" w:bidi="sw_KE"/>
         </w:rPr>
         <w:t>). Sheria ya Mose ilikataza kula damu kwa namna yoyote ile. Damu ya mnyama iliaminika kuwa chanzo cha uhai. Makuhani waliitoa kama dhabihu kwa Mungu ili kufidia dhambi (</w:t>
       </w:r>
-      <w:hyperlink r:id="rId142">
-        <w:r>
-          <w:rPr>
-            <w:lang w:val="sw_KE" w:bidi="sw_KE"/>
-          </w:rPr>
-          <w:rPr>
-            <w:color w:val="0000EE"/>
-            <w:u w:val="single"/>
-          </w:rPr>
-          <w:t>Mambo ya Walawi 17:11</w:t>
-        </w:r>
-      </w:hyperlink>
+      <w:r>
+        <w:rPr>
+          <w:lang w:val="sw_KE" w:bidi="sw_KE"/>
+        </w:rPr>
+        <w:t>Mambo ya Walawi 17:11</w:t>
+      </w:r>
       <w:r>
         <w:rPr>
           <w:lang w:val="sw_KE" w:bidi="sw_KE"/>
@@ -4318,18 +3448,12 @@
         </w:rPr>
         <w:t>Nguruwe, ngamia, bafe, na sungura wote walichukuliwa kuwa najisi na walikatazwa kuliwa (</w:t>
       </w:r>
-      <w:hyperlink r:id="rId143">
-        <w:r>
-          <w:rPr>
-            <w:lang w:val="sw_KE" w:bidi="sw_KE"/>
-          </w:rPr>
-          <w:rPr>
-            <w:color w:val="0000EE"/>
-            <w:u w:val="single"/>
-          </w:rPr>
-          <w:t>Mambo ya Walawi 11:4–8</w:t>
-        </w:r>
-      </w:hyperlink>
+      <w:r>
+        <w:rPr>
+          <w:lang w:val="sw_KE" w:bidi="sw_KE"/>
+        </w:rPr>
+        <w:t>Mambo ya Walawi 11:4–8</w:t>
+      </w:r>
       <w:r>
         <w:rPr>
           <w:lang w:val="sw_KE" w:bidi="sw_KE"/>
@@ -4436,36 +3560,24 @@
         </w:rPr>
         <w:t>Kulungu (</w:t>
       </w:r>
-      <w:hyperlink r:id="rId144">
-        <w:r>
-          <w:rPr>
-            <w:lang w:val="sw_KE" w:bidi="sw_KE"/>
-          </w:rPr>
-          <w:rPr>
-            <w:color w:val="0000EE"/>
-            <w:u w:val="single"/>
-          </w:rPr>
-          <w:t>Kumbukumbu la Torati 14:5</w:t>
-        </w:r>
-      </w:hyperlink>
+      <w:r>
+        <w:rPr>
+          <w:lang w:val="sw_KE" w:bidi="sw_KE"/>
+        </w:rPr>
+        <w:t>Kumbukumbu la Torati 14:5</w:t>
+      </w:r>
       <w:r>
         <w:rPr>
           <w:lang w:val="sw_KE" w:bidi="sw_KE"/>
         </w:rPr>
         <w:t xml:space="preserve">; </w:t>
       </w:r>
-      <w:hyperlink r:id="rId145">
-        <w:r>
-          <w:rPr>
-            <w:lang w:val="sw_KE" w:bidi="sw_KE"/>
-          </w:rPr>
-          <w:rPr>
-            <w:color w:val="0000EE"/>
-            <w:u w:val="single"/>
-          </w:rPr>
-          <w:t>1 Wafalme 4:23</w:t>
-        </w:r>
-      </w:hyperlink>
+      <w:r>
+        <w:rPr>
+          <w:lang w:val="sw_KE" w:bidi="sw_KE"/>
+        </w:rPr>
+        <w:t>1 Wafalme 4:23</w:t>
+      </w:r>
       <w:r>
         <w:rPr>
           <w:lang w:val="sw_KE" w:bidi="sw_KE"/>
@@ -4562,36 +3674,24 @@
         </w:rPr>
         <w:t>Kware (</w:t>
       </w:r>
-      <w:hyperlink r:id="rId146">
-        <w:r>
-          <w:rPr>
-            <w:lang w:val="sw_KE" w:bidi="sw_KE"/>
-          </w:rPr>
-          <w:rPr>
-            <w:color w:val="0000EE"/>
-            <w:u w:val="single"/>
-          </w:rPr>
-          <w:t>Mwanzo 15:9</w:t>
-        </w:r>
-      </w:hyperlink>
+      <w:r>
+        <w:rPr>
+          <w:lang w:val="sw_KE" w:bidi="sw_KE"/>
+        </w:rPr>
+        <w:t>Mwanzo 15:9</w:t>
+      </w:r>
       <w:r>
         <w:rPr>
           <w:lang w:val="sw_KE" w:bidi="sw_KE"/>
         </w:rPr>
         <w:t xml:space="preserve">; </w:t>
       </w:r>
-      <w:hyperlink r:id="rId147">
-        <w:r>
-          <w:rPr>
-            <w:lang w:val="sw_KE" w:bidi="sw_KE"/>
-          </w:rPr>
-          <w:rPr>
-            <w:color w:val="0000EE"/>
-            <w:u w:val="single"/>
-          </w:rPr>
-          <w:t>Kutoka 16:13</w:t>
-        </w:r>
-      </w:hyperlink>
+      <w:r>
+        <w:rPr>
+          <w:lang w:val="sw_KE" w:bidi="sw_KE"/>
+        </w:rPr>
+        <w:t>Kutoka 16:13</w:t>
+      </w:r>
       <w:r>
         <w:rPr>
           <w:lang w:val="sw_KE" w:bidi="sw_KE"/>
@@ -4610,56 +3710,26 @@
         <w:rPr>
           <w:lang w:val="sw_KE" w:bidi="sw_KE"/>
         </w:rPr>
-        <w:t>Bata na bata wa mabwawa walikuwa maarufu nchini Misri. Kuku waliliwa katika kipindi cha Kiajemi (</w:t>
-      </w:r>
-      <w:hyperlink r:id="rId148">
-        <w:r>
-          <w:rPr>
-            <w:lang w:val="sw_KE" w:bidi="sw_KE"/>
-          </w:rPr>
-          <w:rPr>
-            <w:color w:val="0000EE"/>
-            <w:u w:val="single"/>
-          </w:rPr>
-          <w:t>2 Esdras 1:30</w:t>
-        </w:r>
-      </w:hyperlink>
-      <w:r>
-        <w:rPr>
-          <w:lang w:val="sw_KE" w:bidi="sw_KE"/>
-        </w:rPr>
-        <w:t>). Katika Rumi, mayai na mayai ya kukaanga yalikuwa maarufu. Mayai yaliyotajwa katika Kumbukumbu la Torati huenda ni ya ndege wa porini (</w:t>
-      </w:r>
-      <w:hyperlink r:id="rId149">
-        <w:r>
-          <w:rPr>
-            <w:lang w:val="sw_KE" w:bidi="sw_KE"/>
-          </w:rPr>
-          <w:rPr>
-            <w:color w:val="0000EE"/>
-            <w:u w:val="single"/>
-          </w:rPr>
-          <w:t>Kumbukumbu la Torati 22:6–7</w:t>
-        </w:r>
-      </w:hyperlink>
+        <w:t>Bata na bata wa mabwawa walikuwa maarufu nchini Misri. Kuku waliliwa katika kipindi cha Kiajemi (2 Esdras 1:30). Katika Rumi, mayai na mayai ya kukaanga yalikuwa maarufu. Mayai yaliyotajwa katika Kumbukumbu la Torati huenda ni ya ndege wa porini (</w:t>
+      </w:r>
+      <w:r>
+        <w:rPr>
+          <w:lang w:val="sw_KE" w:bidi="sw_KE"/>
+        </w:rPr>
+        <w:t>Kumbukumbu la Torati 22:6–7</w:t>
+      </w:r>
       <w:r>
         <w:rPr>
           <w:lang w:val="sw_KE" w:bidi="sw_KE"/>
         </w:rPr>
         <w:t xml:space="preserve">; linganisha </w:t>
       </w:r>
-      <w:hyperlink r:id="rId150">
-        <w:r>
-          <w:rPr>
-            <w:lang w:val="sw_KE" w:bidi="sw_KE"/>
-          </w:rPr>
-          <w:rPr>
-            <w:color w:val="0000EE"/>
-            <w:u w:val="single"/>
-          </w:rPr>
-          <w:t>Isaya 10:14</w:t>
-        </w:r>
-      </w:hyperlink>
+      <w:r>
+        <w:rPr>
+          <w:lang w:val="sw_KE" w:bidi="sw_KE"/>
+        </w:rPr>
+        <w:t>Isaya 10:14</w:t>
+      </w:r>
       <w:r>
         <w:rPr>
           <w:lang w:val="sw_KE" w:bidi="sw_KE"/>
@@ -4680,36 +3750,24 @@
         </w:rPr>
         <w:t>Samaki walikuwa wengi katika Yordani, na uvuvi ulikuwa wa kawaida kwenye mwambao wa Bahari ya Galilaya wakati wa Kristo. Katika nyakati za Kirumi, samaki walipatikana kwa urahisi kutoka pwani ya Mediterania. Hapo awali, upatikanaji wa samaki ulitegemea taifa lililodhibiti pwani. Baada ya kipindi cha uhamisho, Yerusalemu ilipokea samaki kutoka Tiro, na waliuzwa karibu na Lango la Samaki (</w:t>
       </w:r>
-      <w:hyperlink r:id="rId151">
-        <w:r>
-          <w:rPr>
-            <w:lang w:val="sw_KE" w:bidi="sw_KE"/>
-          </w:rPr>
-          <w:rPr>
-            <w:color w:val="0000EE"/>
-            <w:u w:val="single"/>
-          </w:rPr>
-          <w:t>Nehemia 3:3</w:t>
-        </w:r>
-      </w:hyperlink>
+      <w:r>
+        <w:rPr>
+          <w:lang w:val="sw_KE" w:bidi="sw_KE"/>
+        </w:rPr>
+        <w:t>Nehemia 3:3</w:t>
+      </w:r>
       <w:r>
         <w:rPr>
           <w:lang w:val="sw_KE" w:bidi="sw_KE"/>
         </w:rPr>
         <w:t>). Ni samaki wenye mapezi na magamba tu walioruhusiwa kuliwa (</w:t>
       </w:r>
-      <w:hyperlink r:id="rId152">
-        <w:r>
-          <w:rPr>
-            <w:lang w:val="sw_KE" w:bidi="sw_KE"/>
-          </w:rPr>
-          <w:rPr>
-            <w:color w:val="0000EE"/>
-            <w:u w:val="single"/>
-          </w:rPr>
-          <w:t>Mambo ya Walawi 11:9–12</w:t>
-        </w:r>
-      </w:hyperlink>
+      <w:r>
+        <w:rPr>
+          <w:lang w:val="sw_KE" w:bidi="sw_KE"/>
+        </w:rPr>
+        <w:t>Mambo ya Walawi 11:9–12</w:t>
+      </w:r>
       <w:r>
         <w:rPr>
           <w:lang w:val="sw_KE" w:bidi="sw_KE"/>
@@ -4730,18 +3788,12 @@
         </w:rPr>
         <w:t>Katika nyakati za Agano Jipya, sheria hizi kuhusu chakula ziliondolewa. Katika Injili ya Marko, Yesu alikosoa sheria za chakula za Kiyahudi kwa kusema kwamba mawazo maovu, si vyakula fulani, ndiyo vinavyomfanya mtu kuwa najisi (</w:t>
       </w:r>
-      <w:hyperlink r:id="rId153">
-        <w:r>
-          <w:rPr>
-            <w:lang w:val="sw_KE" w:bidi="sw_KE"/>
-          </w:rPr>
-          <w:rPr>
-            <w:color w:val="0000EE"/>
-            <w:u w:val="single"/>
-          </w:rPr>
-          <w:t>Marko 7:19</w:t>
-        </w:r>
-      </w:hyperlink>
+      <w:r>
+        <w:rPr>
+          <w:lang w:val="sw_KE" w:bidi="sw_KE"/>
+        </w:rPr>
+        <w:t>Marko 7:19</w:t>
+      </w:r>
       <w:r>
         <w:rPr>
           <w:lang w:val="sw_KE" w:bidi="sw_KE"/>
@@ -4787,90 +3839,60 @@
         </w:rPr>
         <w:t xml:space="preserve">Sehemu za asali zinatajwa katika </w:t>
       </w:r>
-      <w:hyperlink r:id="rId154">
-        <w:r>
-          <w:rPr>
-            <w:lang w:val="sw_KE" w:bidi="sw_KE"/>
-          </w:rPr>
-          <w:rPr>
-            <w:color w:val="0000EE"/>
-            <w:u w:val="single"/>
-          </w:rPr>
-          <w:t>1 Samweli 14:27</w:t>
-        </w:r>
-      </w:hyperlink>
+      <w:r>
+        <w:rPr>
+          <w:lang w:val="sw_KE" w:bidi="sw_KE"/>
+        </w:rPr>
+        <w:t>1 Samweli 14:27</w:t>
+      </w:r>
       <w:r>
         <w:rPr>
           <w:lang w:val="sw_KE" w:bidi="sw_KE"/>
         </w:rPr>
         <w:t xml:space="preserve"> na </w:t>
       </w:r>
-      <w:hyperlink r:id="rId155">
-        <w:r>
-          <w:rPr>
-            <w:lang w:val="sw_KE" w:bidi="sw_KE"/>
-          </w:rPr>
-          <w:rPr>
-            <w:color w:val="0000EE"/>
-            <w:u w:val="single"/>
-          </w:rPr>
-          <w:t>Wimbo Ulio Bora 5:1</w:t>
-        </w:r>
-      </w:hyperlink>
+      <w:r>
+        <w:rPr>
+          <w:lang w:val="sw_KE" w:bidi="sw_KE"/>
+        </w:rPr>
+        <w:t>Wimbo Ulio Bora 5:1</w:t>
+      </w:r>
       <w:r>
         <w:rPr>
           <w:lang w:val="sw_KE" w:bidi="sw_KE"/>
         </w:rPr>
         <w:t xml:space="preserve">. Asali ya kiowevu inatajwa katika </w:t>
       </w:r>
-      <w:hyperlink r:id="rId156">
-        <w:r>
-          <w:rPr>
-            <w:lang w:val="sw_KE" w:bidi="sw_KE"/>
-          </w:rPr>
-          <w:rPr>
-            <w:color w:val="0000EE"/>
-            <w:u w:val="single"/>
-          </w:rPr>
-          <w:t>1 Wafalme 14:3</w:t>
-        </w:r>
-      </w:hyperlink>
+      <w:r>
+        <w:rPr>
+          <w:lang w:val="sw_KE" w:bidi="sw_KE"/>
+        </w:rPr>
+        <w:t>1 Wafalme 14:3</w:t>
+      </w:r>
       <w:r>
         <w:rPr>
           <w:lang w:val="sw_KE" w:bidi="sw_KE"/>
         </w:rPr>
         <w:t>. Asali ilipatikana katika mipasuko ya miamba na kwenye miti (</w:t>
       </w:r>
-      <w:hyperlink r:id="rId157">
-        <w:r>
-          <w:rPr>
-            <w:lang w:val="sw_KE" w:bidi="sw_KE"/>
-          </w:rPr>
-          <w:rPr>
-            <w:color w:val="0000EE"/>
-            <w:u w:val="single"/>
-          </w:rPr>
-          <w:t>Kumbukumbu la Torati 32:13</w:t>
-        </w:r>
-      </w:hyperlink>
+      <w:r>
+        <w:rPr>
+          <w:lang w:val="sw_KE" w:bidi="sw_KE"/>
+        </w:rPr>
+        <w:t>Kumbukumbu la Torati 32:13</w:t>
+      </w:r>
       <w:r>
         <w:rPr>
           <w:lang w:val="sw_KE" w:bidi="sw_KE"/>
         </w:rPr>
         <w:t>). Ilitumika kuonja chakula. Ingawa haikuweza kutumika katika dhabihu kwa Bwana (</w:t>
       </w:r>
-      <w:hyperlink r:id="rId158">
-        <w:r>
-          <w:rPr>
-            <w:lang w:val="sw_KE" w:bidi="sw_KE"/>
-          </w:rPr>
-          <w:rPr>
-            <w:color w:val="0000EE"/>
-            <w:u w:val="single"/>
-          </w:rPr>
-          <w:t>Mambo ya Walawi 2:11</w:t>
-        </w:r>
-      </w:hyperlink>
+      <w:r>
+        <w:rPr>
+          <w:lang w:val="sw_KE" w:bidi="sw_KE"/>
+        </w:rPr>
+        <w:t>Mambo ya Walawi 2:11</w:t>
+      </w:r>
       <w:r>
         <w:rPr>
           <w:lang w:val="sw_KE" w:bidi="sw_KE"/>
@@ -4891,54 +3913,36 @@
         </w:rPr>
         <w:t>Kulikuwa na ulaji wa nzige kutokana na kukata tamaa baada ya kuharibu mazao. Ni miongoni mwa wadudu wachache wanaoruhusiwa kuliwa (</w:t>
       </w:r>
-      <w:hyperlink r:id="rId159">
-        <w:r>
-          <w:rPr>
-            <w:lang w:val="sw_KE" w:bidi="sw_KE"/>
-          </w:rPr>
-          <w:rPr>
-            <w:color w:val="0000EE"/>
-            <w:u w:val="single"/>
-          </w:rPr>
-          <w:t>Mambo ya Walawi 11:22</w:t>
-        </w:r>
-      </w:hyperlink>
+      <w:r>
+        <w:rPr>
+          <w:lang w:val="sw_KE" w:bidi="sw_KE"/>
+        </w:rPr>
+        <w:t>Mambo ya Walawi 11:22</w:t>
+      </w:r>
       <w:r>
         <w:rPr>
           <w:lang w:val="sw_KE" w:bidi="sw_KE"/>
         </w:rPr>
         <w:t>). Nzige walikaangwa kwenye unga au asali, au walihifadhiwa kwa kukauka. Yohana Mbatizaji alikula nzige na asali ya mwituni jangwani (</w:t>
       </w:r>
-      <w:hyperlink r:id="rId160">
-        <w:r>
-          <w:rPr>
-            <w:lang w:val="sw_KE" w:bidi="sw_KE"/>
-          </w:rPr>
-          <w:rPr>
-            <w:color w:val="0000EE"/>
-            <w:u w:val="single"/>
-          </w:rPr>
-          <w:t>Mathayo 3:4</w:t>
-        </w:r>
-      </w:hyperlink>
+      <w:r>
+        <w:rPr>
+          <w:lang w:val="sw_KE" w:bidi="sw_KE"/>
+        </w:rPr>
+        <w:t>Mathayo 3:4</w:t>
+      </w:r>
       <w:r>
         <w:rPr>
           <w:lang w:val="sw_KE" w:bidi="sw_KE"/>
         </w:rPr>
         <w:t xml:space="preserve">; </w:t>
       </w:r>
-      <w:hyperlink r:id="rId161">
-        <w:r>
-          <w:rPr>
-            <w:lang w:val="sw_KE" w:bidi="sw_KE"/>
-          </w:rPr>
-          <w:rPr>
-            <w:color w:val="0000EE"/>
-            <w:u w:val="single"/>
-          </w:rPr>
-          <w:t>Marko 1:6</w:t>
-        </w:r>
-      </w:hyperlink>
+      <w:r>
+        <w:rPr>
+          <w:lang w:val="sw_KE" w:bidi="sw_KE"/>
+        </w:rPr>
+        <w:t>Marko 1:6</w:t>
+      </w:r>
       <w:r>
         <w:rPr>
           <w:lang w:val="sw_KE" w:bidi="sw_KE"/>
@@ -5060,18 +4064,12 @@
         </w:rPr>
         <w:t>Kitunguu saumu (</w:t>
       </w:r>
-      <w:hyperlink r:id="rId162">
-        <w:r>
-          <w:rPr>
-            <w:lang w:val="sw_KE" w:bidi="sw_KE"/>
-          </w:rPr>
-          <w:rPr>
-            <w:color w:val="0000EE"/>
-            <w:u w:val="single"/>
-          </w:rPr>
-          <w:t>Hesabu 11:5</w:t>
-        </w:r>
-      </w:hyperlink>
+      <w:r>
+        <w:rPr>
+          <w:lang w:val="sw_KE" w:bidi="sw_KE"/>
+        </w:rPr>
+        <w:t>Hesabu 11:5</w:t>
+      </w:r>
       <w:r>
         <w:rPr>
           <w:lang w:val="sw_KE" w:bidi="sw_KE"/>
@@ -5092,18 +4090,12 @@
         </w:rPr>
         <w:t>Mboga nyingi kati ya hizi zilikuja kukuzwa baadaye katika Palestina (hasa Gaza). Wakati matango yalipokuzwa kwa mara ya kwanza, yalikuwa bidhaa za anasa na yalilindwa na walinzi waliokuwa wakiishi katika vibanda vilivyoangalia bustani (</w:t>
       </w:r>
-      <w:hyperlink r:id="rId163">
-        <w:r>
-          <w:rPr>
-            <w:lang w:val="sw_KE" w:bidi="sw_KE"/>
-          </w:rPr>
-          <w:rPr>
-            <w:color w:val="0000EE"/>
-            <w:u w:val="single"/>
-          </w:rPr>
-          <w:t>Isaya 1:8</w:t>
-        </w:r>
-      </w:hyperlink>
+      <w:r>
+        <w:rPr>
+          <w:lang w:val="sw_KE" w:bidi="sw_KE"/>
+        </w:rPr>
+        <w:t>Isaya 1:8</w:t>
+      </w:r>
       <w:r>
         <w:rPr>
           <w:lang w:val="sw_KE" w:bidi="sw_KE"/>
@@ -5124,36 +4116,24 @@
         </w:rPr>
         <w:t>Maharagwe, dengu, na nafaka zilizokaushwa zililetwa kwa Daudi na askari wake huko Mahanaimu (</w:t>
       </w:r>
-      <w:hyperlink r:id="rId133">
-        <w:r>
-          <w:rPr>
-            <w:lang w:val="sw_KE" w:bidi="sw_KE"/>
-          </w:rPr>
-          <w:rPr>
-            <w:color w:val="0000EE"/>
-            <w:u w:val="single"/>
-          </w:rPr>
-          <w:t>2 Samweli 17:28</w:t>
-        </w:r>
-      </w:hyperlink>
+      <w:r>
+        <w:rPr>
+          <w:lang w:val="sw_KE" w:bidi="sw_KE"/>
+        </w:rPr>
+        <w:t>2 Samweli 17:28</w:t>
+      </w:r>
       <w:r>
         <w:rPr>
           <w:lang w:val="sw_KE" w:bidi="sw_KE"/>
         </w:rPr>
         <w:t xml:space="preserve">). Dengu zililimwa Misri tangu karne ya 13 KK na zilikuwa maarufu Israeli. Supu ya dengu inatajwa katika </w:t>
       </w:r>
-      <w:hyperlink r:id="rId164">
-        <w:r>
-          <w:rPr>
-            <w:lang w:val="sw_KE" w:bidi="sw_KE"/>
-          </w:rPr>
-          <w:rPr>
-            <w:color w:val="0000EE"/>
-            <w:u w:val="single"/>
-          </w:rPr>
-          <w:t>Mwanzo 25:34</w:t>
-        </w:r>
-      </w:hyperlink>
+      <w:r>
+        <w:rPr>
+          <w:lang w:val="sw_KE" w:bidi="sw_KE"/>
+        </w:rPr>
+        <w:t>Mwanzo 25:34</w:t>
+      </w:r>
       <w:r>
         <w:rPr>
           <w:lang w:val="sw_KE" w:bidi="sw_KE"/>
@@ -5174,126 +4154,84 @@
         </w:rPr>
         <w:t>Wakati wa njaa, maganda ya mti wa karobhu yangeweza kutumika kama chakula. Haya yanatamaniwa na Mwana Mpotevu (</w:t>
       </w:r>
-      <w:hyperlink r:id="rId165">
-        <w:r>
-          <w:rPr>
-            <w:lang w:val="sw_KE" w:bidi="sw_KE"/>
-          </w:rPr>
-          <w:rPr>
-            <w:color w:val="0000EE"/>
-            <w:u w:val="single"/>
-          </w:rPr>
-          <w:t>Luka 15:16</w:t>
-        </w:r>
-      </w:hyperlink>
+      <w:r>
+        <w:rPr>
+          <w:lang w:val="sw_KE" w:bidi="sw_KE"/>
+        </w:rPr>
+        <w:t>Luka 15:16</w:t>
+      </w:r>
       <w:r>
         <w:rPr>
           <w:lang w:val="sw_KE" w:bidi="sw_KE"/>
         </w:rPr>
         <w:t>). Aina nyingi za mimea ya kijani zinaweza kuliwa na maskini inapohitajika (</w:t>
       </w:r>
-      <w:hyperlink r:id="rId166">
-        <w:r>
-          <w:rPr>
-            <w:lang w:val="sw_KE" w:bidi="sw_KE"/>
-          </w:rPr>
-          <w:rPr>
-            <w:color w:val="0000EE"/>
-            <w:u w:val="single"/>
-          </w:rPr>
-          <w:t>Mithali 15:17</w:t>
-        </w:r>
-      </w:hyperlink>
+      <w:r>
+        <w:rPr>
+          <w:lang w:val="sw_KE" w:bidi="sw_KE"/>
+        </w:rPr>
+        <w:t>Mithali 15:17</w:t>
+      </w:r>
       <w:r>
         <w:rPr>
           <w:lang w:val="sw_KE" w:bidi="sw_KE"/>
         </w:rPr>
         <w:t>). Katika hali za dharura, mizizi ya mallow na juniper inaweza kuliwa. Wakati wa Elisha, kundi la manabii huko Gilgali walitengeneza mchuzi wa mboga za mwituni, lakini kwa bahati mbaya waliongeza maboga ya mwituni yenye sumu. Elisha alisaidia kwa kuongeza unga kwenye sufuria (</w:t>
       </w:r>
-      <w:hyperlink r:id="rId167">
-        <w:r>
-          <w:rPr>
-            <w:lang w:val="sw_KE" w:bidi="sw_KE"/>
-          </w:rPr>
-          <w:rPr>
-            <w:color w:val="0000EE"/>
-            <w:u w:val="single"/>
-          </w:rPr>
-          <w:t>2 Wafalme 4:38–41</w:t>
-        </w:r>
-      </w:hyperlink>
+      <w:r>
+        <w:rPr>
+          <w:lang w:val="sw_KE" w:bidi="sw_KE"/>
+        </w:rPr>
+        <w:t>2 Wafalme 4:38–41</w:t>
+      </w:r>
       <w:r>
         <w:rPr>
           <w:lang w:val="sw_KE" w:bidi="sw_KE"/>
         </w:rPr>
         <w:t>). Hakuna rekodi ya mimea gani yenye uchungu ilitumika katika sadaka ya Pasaka (</w:t>
       </w:r>
-      <w:hyperlink r:id="rId136">
-        <w:r>
-          <w:rPr>
-            <w:lang w:val="sw_KE" w:bidi="sw_KE"/>
-          </w:rPr>
-          <w:rPr>
-            <w:color w:val="0000EE"/>
-            <w:u w:val="single"/>
-          </w:rPr>
-          <w:t>Kutoka 12:8</w:t>
-        </w:r>
-      </w:hyperlink>
+      <w:r>
+        <w:rPr>
+          <w:lang w:val="sw_KE" w:bidi="sw_KE"/>
+        </w:rPr>
+        <w:t>Kutoka 12:8</w:t>
+      </w:r>
       <w:r>
         <w:rPr>
           <w:lang w:val="sw_KE" w:bidi="sw_KE"/>
         </w:rPr>
         <w:t xml:space="preserve">; </w:t>
       </w:r>
-      <w:hyperlink r:id="rId168">
-        <w:r>
-          <w:rPr>
-            <w:lang w:val="sw_KE" w:bidi="sw_KE"/>
-          </w:rPr>
-          <w:rPr>
-            <w:color w:val="0000EE"/>
-            <w:u w:val="single"/>
-          </w:rPr>
-          <w:t>Hesabu 9:11</w:t>
-        </w:r>
-      </w:hyperlink>
+      <w:r>
+        <w:rPr>
+          <w:lang w:val="sw_KE" w:bidi="sw_KE"/>
+        </w:rPr>
+        <w:t>Hesabu 9:11</w:t>
+      </w:r>
       <w:r>
         <w:rPr>
           <w:lang w:val="sw_KE" w:bidi="sw_KE"/>
         </w:rPr>
         <w:t>), lakini mnanaa na jira pengine zilijumuishwa. Bizari, jira, rue, na mnanaa zilikuwa mimea ya kawaida ya bustani (</w:t>
       </w:r>
-      <w:hyperlink r:id="rId169">
-        <w:r>
-          <w:rPr>
-            <w:lang w:val="sw_KE" w:bidi="sw_KE"/>
-          </w:rPr>
-          <w:rPr>
-            <w:color w:val="0000EE"/>
-            <w:u w:val="single"/>
-          </w:rPr>
-          <w:t>Mathayo 23:23</w:t>
-        </w:r>
-      </w:hyperlink>
+      <w:r>
+        <w:rPr>
+          <w:lang w:val="sw_KE" w:bidi="sw_KE"/>
+        </w:rPr>
+        <w:t>Mathayo 23:23</w:t>
+      </w:r>
       <w:r>
         <w:rPr>
           <w:lang w:val="sw_KE" w:bidi="sw_KE"/>
         </w:rPr>
         <w:t xml:space="preserve">; </w:t>
       </w:r>
-      <w:hyperlink r:id="rId170">
-        <w:r>
-          <w:rPr>
-            <w:lang w:val="sw_KE" w:bidi="sw_KE"/>
-          </w:rPr>
-          <w:rPr>
-            <w:color w:val="0000EE"/>
-            <w:u w:val="single"/>
-          </w:rPr>
-          <w:t>Luka 11:42</w:t>
-        </w:r>
-      </w:hyperlink>
+      <w:r>
+        <w:rPr>
+          <w:lang w:val="sw_KE" w:bidi="sw_KE"/>
+        </w:rPr>
+        <w:t>Luka 11:42</w:t>
+      </w:r>
       <w:r>
         <w:rPr>
           <w:lang w:val="sw_KE" w:bidi="sw_KE"/>
@@ -5314,54 +4252,36 @@
         </w:rPr>
         <w:t>Viungo viliongeza ladha kwenye mlo wa kawaida wa Waisraeli. Chumvi kutoka eneo la Bahari ya Chumvi ilikuwa kiungo muhimu na kihifadhi. Chumvi ilikuwa ya umuhimu mkubwa kiasi kwamba kushiriki chumvi na mtu wakati wa mlo kulimaanisha kufunga agano au mkataba (</w:t>
       </w:r>
-      <w:hyperlink r:id="rId171">
-        <w:r>
-          <w:rPr>
-            <w:lang w:val="sw_KE" w:bidi="sw_KE"/>
-          </w:rPr>
-          <w:rPr>
-            <w:color w:val="0000EE"/>
-            <w:u w:val="single"/>
-          </w:rPr>
-          <w:t>Hesabu 18:19</w:t>
-        </w:r>
-      </w:hyperlink>
+      <w:r>
+        <w:rPr>
+          <w:lang w:val="sw_KE" w:bidi="sw_KE"/>
+        </w:rPr>
+        <w:t>Hesabu 18:19</w:t>
+      </w:r>
       <w:r>
         <w:rPr>
           <w:lang w:val="sw_KE" w:bidi="sw_KE"/>
         </w:rPr>
         <w:t>). Katika dhabihu, chumvi ilikuwa sehemu ya sadaka za nyama na nafaka kwani iliwakilisha kufungwa kwa agano la Mungu na Israeli (</w:t>
       </w:r>
-      <w:hyperlink r:id="rId172">
-        <w:r>
-          <w:rPr>
-            <w:lang w:val="sw_KE" w:bidi="sw_KE"/>
-          </w:rPr>
-          <w:rPr>
-            <w:color w:val="0000EE"/>
-            <w:u w:val="single"/>
-          </w:rPr>
-          <w:t>Mambo ya Walawi 2:13</w:t>
-        </w:r>
-      </w:hyperlink>
+      <w:r>
+        <w:rPr>
+          <w:lang w:val="sw_KE" w:bidi="sw_KE"/>
+        </w:rPr>
+        <w:t>Mambo ya Walawi 2:13</w:t>
+      </w:r>
       <w:r>
         <w:rPr>
           <w:lang w:val="sw_KE" w:bidi="sw_KE"/>
         </w:rPr>
         <w:t xml:space="preserve">; </w:t>
       </w:r>
-      <w:hyperlink r:id="rId173">
-        <w:r>
-          <w:rPr>
-            <w:lang w:val="sw_KE" w:bidi="sw_KE"/>
-          </w:rPr>
-          <w:rPr>
-            <w:color w:val="0000EE"/>
-            <w:u w:val="single"/>
-          </w:rPr>
-          <w:t>Ezekieli 43:24</w:t>
-        </w:r>
-      </w:hyperlink>
+      <w:r>
+        <w:rPr>
+          <w:lang w:val="sw_KE" w:bidi="sw_KE"/>
+        </w:rPr>
+        <w:t>Ezekieli 43:24</w:t>
+      </w:r>
       <w:r>
         <w:rPr>
           <w:lang w:val="sw_KE" w:bidi="sw_KE"/>
@@ -5382,54 +4302,36 @@
         </w:rPr>
         <w:t>Mti wa haradali, uliopandwa kwa ajili ya mafuta yake, ulikua kutoka kwenye mbegu ndogo hadi kufikia urefu wa futi 15 (mita 4.5) (</w:t>
       </w:r>
-      <w:hyperlink r:id="rId174">
-        <w:r>
-          <w:rPr>
-            <w:lang w:val="sw_KE" w:bidi="sw_KE"/>
-          </w:rPr>
-          <w:rPr>
-            <w:color w:val="0000EE"/>
-            <w:u w:val="single"/>
-          </w:rPr>
-          <w:t>Mathayo 13:31–32</w:t>
-        </w:r>
-      </w:hyperlink>
+      <w:r>
+        <w:rPr>
+          <w:lang w:val="sw_KE" w:bidi="sw_KE"/>
+        </w:rPr>
+        <w:t>Mathayo 13:31–32</w:t>
+      </w:r>
       <w:r>
         <w:rPr>
           <w:lang w:val="sw_KE" w:bidi="sw_KE"/>
         </w:rPr>
         <w:t>). Anisi, korianda, na mdalasini pia zilikuwa za kawaida (</w:t>
       </w:r>
-      <w:hyperlink r:id="rId175">
-        <w:r>
-          <w:rPr>
-            <w:lang w:val="sw_KE" w:bidi="sw_KE"/>
-          </w:rPr>
-          <w:rPr>
-            <w:color w:val="0000EE"/>
-            <w:u w:val="single"/>
-          </w:rPr>
-          <w:t>Kutoka 16:31</w:t>
-        </w:r>
-      </w:hyperlink>
+      <w:r>
+        <w:rPr>
+          <w:lang w:val="sw_KE" w:bidi="sw_KE"/>
+        </w:rPr>
+        <w:t>Kutoka 16:31</w:t>
+      </w:r>
       <w:r>
         <w:rPr>
           <w:lang w:val="sw_KE" w:bidi="sw_KE"/>
         </w:rPr>
         <w:t xml:space="preserve">; </w:t>
       </w:r>
-      <w:hyperlink r:id="rId176">
-        <w:r>
-          <w:rPr>
-            <w:lang w:val="sw_KE" w:bidi="sw_KE"/>
-          </w:rPr>
-          <w:rPr>
-            <w:color w:val="0000EE"/>
-            <w:u w:val="single"/>
-          </w:rPr>
-          <w:t>Hesabu 11:7</w:t>
-        </w:r>
-      </w:hyperlink>
+      <w:r>
+        <w:rPr>
+          <w:lang w:val="sw_KE" w:bidi="sw_KE"/>
+        </w:rPr>
+        <w:t>Hesabu 11:7</w:t>
+      </w:r>
       <w:r>
         <w:rPr>
           <w:lang w:val="sw_KE" w:bidi="sw_KE"/>
@@ -5475,18 +4377,12 @@
         </w:rPr>
         <w:t>Mafuta yalitolewa kutoka kwa mizeituni bora kwa kuyaponda na kinu cha mawe na mchi. Wavunaji mara nyingi walikusanya mizeituni kutoka kwenye miti kwa kutumia miti mirefu na vikapu. Mafuta yalitolewa kutoka kwao kwenye chombo, labda kile kile kilichotumika kwa zabibu (</w:t>
       </w:r>
-      <w:hyperlink r:id="rId177">
-        <w:r>
-          <w:rPr>
-            <w:lang w:val="sw_KE" w:bidi="sw_KE"/>
-          </w:rPr>
-          <w:rPr>
-            <w:color w:val="0000EE"/>
-            <w:u w:val="single"/>
-          </w:rPr>
-          <w:t>Mika 6:15</w:t>
-        </w:r>
-      </w:hyperlink>
+      <w:r>
+        <w:rPr>
+          <w:lang w:val="sw_KE" w:bidi="sw_KE"/>
+        </w:rPr>
+        <w:t>Mika 6:15</w:t>
+      </w:r>
       <w:r>
         <w:rPr>
           <w:lang w:val="sw_KE" w:bidi="sw_KE"/>
@@ -5521,72 +4417,48 @@
         </w:rPr>
         <w:t>Miti ya mtini ilikua katika maeneo yote ya Palestina. Ilihitaji kazi kidogo na ilitoa mazao mawili au matatu kwa mwaka. Pili, mwishoni mwa majira ya joto, mavuno yalikuwa mengi zaidi. Tini za kwanza za msimu zilikuwa kitoweo kikubwa (</w:t>
       </w:r>
-      <w:hyperlink r:id="rId178">
-        <w:r>
-          <w:rPr>
-            <w:lang w:val="sw_KE" w:bidi="sw_KE"/>
-          </w:rPr>
-          <w:rPr>
-            <w:color w:val="0000EE"/>
-            <w:u w:val="single"/>
-          </w:rPr>
-          <w:t>Isaya 28:4</w:t>
-        </w:r>
-      </w:hyperlink>
+      <w:r>
+        <w:rPr>
+          <w:lang w:val="sw_KE" w:bidi="sw_KE"/>
+        </w:rPr>
+        <w:t>Isaya 28:4</w:t>
+      </w:r>
       <w:r>
         <w:rPr>
           <w:lang w:val="sw_KE" w:bidi="sw_KE"/>
         </w:rPr>
         <w:t xml:space="preserve">; </w:t>
       </w:r>
-      <w:hyperlink r:id="rId179">
-        <w:r>
-          <w:rPr>
-            <w:lang w:val="sw_KE" w:bidi="sw_KE"/>
-          </w:rPr>
-          <w:rPr>
-            <w:color w:val="0000EE"/>
-            <w:u w:val="single"/>
-          </w:rPr>
-          <w:t>Mika 7:1</w:t>
-        </w:r>
-      </w:hyperlink>
+      <w:r>
+        <w:rPr>
+          <w:lang w:val="sw_KE" w:bidi="sw_KE"/>
+        </w:rPr>
+        <w:t>Mika 7:1</w:t>
+      </w:r>
       <w:r>
         <w:rPr>
           <w:lang w:val="sw_KE" w:bidi="sw_KE"/>
         </w:rPr>
         <w:t>). Nabii Hosea aliwafananisha Waisraeli na mavuno ya kwanza ya mtini (</w:t>
       </w:r>
-      <w:hyperlink r:id="rId180">
-        <w:r>
-          <w:rPr>
-            <w:lang w:val="sw_KE" w:bidi="sw_KE"/>
-          </w:rPr>
-          <w:rPr>
-            <w:color w:val="0000EE"/>
-            <w:u w:val="single"/>
-          </w:rPr>
-          <w:t>Hosea 9:10</w:t>
-        </w:r>
-      </w:hyperlink>
+      <w:r>
+        <w:rPr>
+          <w:lang w:val="sw_KE" w:bidi="sw_KE"/>
+        </w:rPr>
+        <w:t>Hosea 9:10</w:t>
+      </w:r>
       <w:r>
         <w:rPr>
           <w:lang w:val="sw_KE" w:bidi="sw_KE"/>
         </w:rPr>
         <w:t>). Yeremia pia aliwafananisha watu waliohamishwa na tini za kwanza, wakati watu waliobaki nchini walikuwa kama tini mbovu, zinazofaa kwa maangamizi (</w:t>
       </w:r>
-      <w:hyperlink r:id="rId181">
-        <w:r>
-          <w:rPr>
-            <w:lang w:val="sw_KE" w:bidi="sw_KE"/>
-          </w:rPr>
-          <w:rPr>
-            <w:color w:val="0000EE"/>
-            <w:u w:val="single"/>
-          </w:rPr>
-          <w:t>Yeremia 24:1–10</w:t>
-        </w:r>
-      </w:hyperlink>
+      <w:r>
+        <w:rPr>
+          <w:lang w:val="sw_KE" w:bidi="sw_KE"/>
+        </w:rPr>
+        <w:t>Yeremia 24:1–10</w:t>
+      </w:r>
       <w:r>
         <w:rPr>
           <w:lang w:val="sw_KE" w:bidi="sw_KE"/>
@@ -5607,108 +4479,72 @@
         </w:rPr>
         <w:t>Mtini unaweza kuliwa ukiwa mbichi kutoka kwenye miti, lakini mingine ilitengenezwa kuwa mikate kwa ajili ya kusafiri (</w:t>
       </w:r>
-      <w:hyperlink r:id="rId132">
-        <w:r>
-          <w:rPr>
-            <w:lang w:val="sw_KE" w:bidi="sw_KE"/>
-          </w:rPr>
-          <w:rPr>
-            <w:color w:val="0000EE"/>
-            <w:u w:val="single"/>
-          </w:rPr>
-          <w:t>1 Samweli 25:18</w:t>
-        </w:r>
-      </w:hyperlink>
+      <w:r>
+        <w:rPr>
+          <w:lang w:val="sw_KE" w:bidi="sw_KE"/>
+        </w:rPr>
+        <w:t>1 Samweli 25:18</w:t>
+      </w:r>
       <w:r>
         <w:rPr>
           <w:lang w:val="sw_KE" w:bidi="sw_KE"/>
         </w:rPr>
         <w:t xml:space="preserve">; </w:t>
       </w:r>
-      <w:hyperlink r:id="rId182">
-        <w:r>
-          <w:rPr>
-            <w:lang w:val="sw_KE" w:bidi="sw_KE"/>
-          </w:rPr>
-          <w:rPr>
-            <w:color w:val="0000EE"/>
-            <w:u w:val="single"/>
-          </w:rPr>
-          <w:t>30:12</w:t>
-        </w:r>
-      </w:hyperlink>
+      <w:r>
+        <w:rPr>
+          <w:lang w:val="sw_KE" w:bidi="sw_KE"/>
+        </w:rPr>
+        <w:t>30:12</w:t>
+      </w:r>
       <w:r>
         <w:rPr>
           <w:lang w:val="sw_KE" w:bidi="sw_KE"/>
         </w:rPr>
         <w:t xml:space="preserve">; </w:t>
       </w:r>
-      <w:hyperlink r:id="rId183">
-        <w:r>
-          <w:rPr>
-            <w:lang w:val="sw_KE" w:bidi="sw_KE"/>
-          </w:rPr>
-          <w:rPr>
-            <w:color w:val="0000EE"/>
-            <w:u w:val="single"/>
-          </w:rPr>
-          <w:t>1 Mambo ya Nyakati 12:40</w:t>
-        </w:r>
-      </w:hyperlink>
+      <w:r>
+        <w:rPr>
+          <w:lang w:val="sw_KE" w:bidi="sw_KE"/>
+        </w:rPr>
+        <w:t>1 Mambo ya Nyakati 12:40</w:t>
+      </w:r>
       <w:r>
         <w:rPr>
           <w:lang w:val="sw_KE" w:bidi="sw_KE"/>
         </w:rPr>
         <w:t>). Mtini ulitumika kama dawa ya kuponya majeraha (</w:t>
       </w:r>
-      <w:hyperlink r:id="rId184">
-        <w:r>
-          <w:rPr>
-            <w:lang w:val="sw_KE" w:bidi="sw_KE"/>
-          </w:rPr>
-          <w:rPr>
-            <w:color w:val="0000EE"/>
-            <w:u w:val="single"/>
-          </w:rPr>
-          <w:t>2 Wafalme 20:7</w:t>
-        </w:r>
-      </w:hyperlink>
+      <w:r>
+        <w:rPr>
+          <w:lang w:val="sw_KE" w:bidi="sw_KE"/>
+        </w:rPr>
+        <w:t>2 Wafalme 20:7</w:t>
+      </w:r>
       <w:r>
         <w:rPr>
           <w:lang w:val="sw_KE" w:bidi="sw_KE"/>
         </w:rPr>
         <w:t xml:space="preserve">; </w:t>
       </w:r>
-      <w:hyperlink r:id="rId185">
-        <w:r>
-          <w:rPr>
-            <w:lang w:val="sw_KE" w:bidi="sw_KE"/>
-          </w:rPr>
-          <w:rPr>
-            <w:color w:val="0000EE"/>
-            <w:u w:val="single"/>
-          </w:rPr>
-          <w:t>Isaya 38:21</w:t>
-        </w:r>
-      </w:hyperlink>
+      <w:r>
+        <w:rPr>
+          <w:lang w:val="sw_KE" w:bidi="sw_KE"/>
+        </w:rPr>
+        <w:t>Isaya 38:21</w:t>
+      </w:r>
       <w:r>
         <w:rPr>
           <w:lang w:val="sw_KE" w:bidi="sw_KE"/>
         </w:rPr>
         <w:t>). Miti ya mikuyu ilizalisha matunda madogo yanayofanana na mtini, ambayo yaliliwa na maskini. Kabla ya kuvunwa, tunda lingekatwa, likifanya liwe na uvimbe na kuiva haraka zaidi. Nabii Amosi alikata tunda la mkuyu kabla ya kuitwa na Mungu (</w:t>
       </w:r>
-      <w:hyperlink r:id="rId186">
-        <w:r>
-          <w:rPr>
-            <w:lang w:val="sw_KE" w:bidi="sw_KE"/>
-          </w:rPr>
-          <w:rPr>
-            <w:color w:val="0000EE"/>
-            <w:u w:val="single"/>
-          </w:rPr>
-          <w:t>Amosi 7:14</w:t>
-        </w:r>
-      </w:hyperlink>
+      <w:r>
+        <w:rPr>
+          <w:lang w:val="sw_KE" w:bidi="sw_KE"/>
+        </w:rPr>
+        <w:t>Amosi 7:14</w:t>
+      </w:r>
       <w:r>
         <w:rPr>
           <w:lang w:val="sw_KE" w:bidi="sw_KE"/>
@@ -5729,72 +4565,48 @@
         </w:rPr>
         <w:t xml:space="preserve">Tarehe Mtende pia ilionekana kuwa mikate bapa kwa wasafiri. Biblia hairejelei hili (tazama </w:t>
       </w:r>
-      <w:hyperlink r:id="rId187">
-        <w:r>
-          <w:rPr>
-            <w:lang w:val="sw_KE" w:bidi="sw_KE"/>
-          </w:rPr>
-          <w:rPr>
-            <w:color w:val="0000EE"/>
-            <w:u w:val="single"/>
-          </w:rPr>
-          <w:t>Waamuzi 4:5</w:t>
-        </w:r>
-      </w:hyperlink>
+      <w:r>
+        <w:rPr>
+          <w:lang w:val="sw_KE" w:bidi="sw_KE"/>
+        </w:rPr>
+        <w:t>Waamuzi 4:5</w:t>
+      </w:r>
       <w:r>
         <w:rPr>
           <w:lang w:val="sw_KE" w:bidi="sw_KE"/>
         </w:rPr>
         <w:t xml:space="preserve">; </w:t>
       </w:r>
-      <w:hyperlink r:id="rId188">
-        <w:r>
-          <w:rPr>
-            <w:lang w:val="sw_KE" w:bidi="sw_KE"/>
-          </w:rPr>
-          <w:rPr>
-            <w:color w:val="0000EE"/>
-            <w:u w:val="single"/>
-          </w:rPr>
-          <w:t>Zaburi 92:12</w:t>
-        </w:r>
-      </w:hyperlink>
+      <w:r>
+        <w:rPr>
+          <w:lang w:val="sw_KE" w:bidi="sw_KE"/>
+        </w:rPr>
+        <w:t>Zaburi 92:12</w:t>
+      </w:r>
       <w:r>
         <w:rPr>
           <w:lang w:val="sw_KE" w:bidi="sw_KE"/>
         </w:rPr>
         <w:t xml:space="preserve">; </w:t>
       </w:r>
-      <w:hyperlink r:id="rId189">
-        <w:r>
-          <w:rPr>
-            <w:lang w:val="sw_KE" w:bidi="sw_KE"/>
-          </w:rPr>
-          <w:rPr>
-            <w:color w:val="0000EE"/>
-            <w:u w:val="single"/>
-          </w:rPr>
-          <w:t>Yoeli 1:12</w:t>
-        </w:r>
-      </w:hyperlink>
+      <w:r>
+        <w:rPr>
+          <w:lang w:val="sw_KE" w:bidi="sw_KE"/>
+        </w:rPr>
+        <w:t>Yoeli 1:12</w:t>
+      </w:r>
       <w:r>
         <w:rPr>
           <w:lang w:val="sw_KE" w:bidi="sw_KE"/>
         </w:rPr>
         <w:t xml:space="preserve">; </w:t>
       </w:r>
-      <w:hyperlink r:id="rId190">
-        <w:r>
-          <w:rPr>
-            <w:lang w:val="sw_KE" w:bidi="sw_KE"/>
-          </w:rPr>
-          <w:rPr>
-            <w:color w:val="0000EE"/>
-            <w:u w:val="single"/>
-          </w:rPr>
-          <w:t>Yohana 12:13</w:t>
-        </w:r>
-      </w:hyperlink>
+      <w:r>
+        <w:rPr>
+          <w:lang w:val="sw_KE" w:bidi="sw_KE"/>
+        </w:rPr>
+        <w:t>Yohana 12:13</w:t>
+      </w:r>
       <w:r>
         <w:rPr>
           <w:lang w:val="sw_KE" w:bidi="sw_KE"/>
@@ -5815,90 +4627,60 @@
         </w:rPr>
         <w:t>Tunda lingine maarufu lilikuwa komamanga. Lililiwa lote, au mbegu zake zilifinyangwa kuwa kinywaji. Komamanga lilikuwa mojawapo ya matunda yaliyorejeshwa kutoka Kanaani kwa Mose na wapelelezi wake (</w:t>
       </w:r>
-      <w:hyperlink r:id="rId191">
-        <w:r>
-          <w:rPr>
-            <w:lang w:val="sw_KE" w:bidi="sw_KE"/>
-          </w:rPr>
-          <w:rPr>
-            <w:color w:val="0000EE"/>
-            <w:u w:val="single"/>
-          </w:rPr>
-          <w:t>Kutoka 28:33</w:t>
-        </w:r>
-      </w:hyperlink>
+      <w:r>
+        <w:rPr>
+          <w:lang w:val="sw_KE" w:bidi="sw_KE"/>
+        </w:rPr>
+        <w:t>Kutoka 28:33</w:t>
+      </w:r>
       <w:r>
         <w:rPr>
           <w:lang w:val="sw_KE" w:bidi="sw_KE"/>
         </w:rPr>
         <w:t>). Pia lilikuwa kinywaji cha kigeni (</w:t>
       </w:r>
-      <w:hyperlink r:id="rId192">
-        <w:r>
-          <w:rPr>
-            <w:lang w:val="sw_KE" w:bidi="sw_KE"/>
-          </w:rPr>
-          <w:rPr>
-            <w:color w:val="0000EE"/>
-            <w:u w:val="single"/>
-          </w:rPr>
-          <w:t>Wimbo wa Solomoni 8:2</w:t>
-        </w:r>
-      </w:hyperlink>
+      <w:r>
+        <w:rPr>
+          <w:lang w:val="sw_KE" w:bidi="sw_KE"/>
+        </w:rPr>
+        <w:t>Wimbo wa Solomoni 8:2</w:t>
+      </w:r>
       <w:r>
         <w:rPr>
           <w:lang w:val="sw_KE" w:bidi="sw_KE"/>
         </w:rPr>
         <w:t>). "Tufaha" lililotajwa katika Maandiko huenda lilikuwa aprikoti au quince (</w:t>
       </w:r>
-      <w:hyperlink r:id="rId193">
-        <w:r>
-          <w:rPr>
-            <w:lang w:val="sw_KE" w:bidi="sw_KE"/>
-          </w:rPr>
-          <w:rPr>
-            <w:color w:val="0000EE"/>
-            <w:u w:val="single"/>
-          </w:rPr>
-          <w:t>Mithali 25:11</w:t>
-        </w:r>
-      </w:hyperlink>
+      <w:r>
+        <w:rPr>
+          <w:lang w:val="sw_KE" w:bidi="sw_KE"/>
+        </w:rPr>
+        <w:t>Mithali 25:11</w:t>
+      </w:r>
       <w:r>
         <w:rPr>
           <w:lang w:val="sw_KE" w:bidi="sw_KE"/>
         </w:rPr>
         <w:t xml:space="preserve">; </w:t>
       </w:r>
-      <w:hyperlink r:id="rId194">
-        <w:r>
-          <w:rPr>
-            <w:lang w:val="sw_KE" w:bidi="sw_KE"/>
-          </w:rPr>
-          <w:rPr>
-            <w:color w:val="0000EE"/>
-            <w:u w:val="single"/>
-          </w:rPr>
-          <w:t>Wimbo wa Solomoni 2:5</w:t>
-        </w:r>
-      </w:hyperlink>
+      <w:r>
+        <w:rPr>
+          <w:lang w:val="sw_KE" w:bidi="sw_KE"/>
+        </w:rPr>
+        <w:t>Wimbo wa Solomoni 2:5</w:t>
+      </w:r>
       <w:r>
         <w:rPr>
           <w:lang w:val="sw_KE" w:bidi="sw_KE"/>
         </w:rPr>
         <w:t>). Karanga zilitumika kwa ladha katika upishi. Mlozi na pistachio vilitolewa na Yakobo ili kuwakomboa wanawe (</w:t>
       </w:r>
-      <w:hyperlink r:id="rId195">
-        <w:r>
-          <w:rPr>
-            <w:lang w:val="sw_KE" w:bidi="sw_KE"/>
-          </w:rPr>
-          <w:rPr>
-            <w:color w:val="0000EE"/>
-            <w:u w:val="single"/>
-          </w:rPr>
-          <w:t>Mwanzo 43:11</w:t>
-        </w:r>
-      </w:hyperlink>
+      <w:r>
+        <w:rPr>
+          <w:lang w:val="sw_KE" w:bidi="sw_KE"/>
+        </w:rPr>
+        <w:t>Mwanzo 43:11</w:t>
+      </w:r>
       <w:r>
         <w:rPr>
           <w:lang w:val="sw_KE" w:bidi="sw_KE"/>
@@ -5955,36 +4737,24 @@
         </w:rPr>
         <w:t>Kama zabibu kavu (</w:t>
       </w:r>
-      <w:hyperlink r:id="rId196">
-        <w:r>
-          <w:rPr>
-            <w:lang w:val="sw_KE" w:bidi="sw_KE"/>
-          </w:rPr>
-          <w:rPr>
-            <w:color w:val="0000EE"/>
-            <w:u w:val="single"/>
-          </w:rPr>
-          <w:t>Hesabu 6:3</w:t>
-        </w:r>
-      </w:hyperlink>
+      <w:r>
+        <w:rPr>
+          <w:lang w:val="sw_KE" w:bidi="sw_KE"/>
+        </w:rPr>
+        <w:t>Hesabu 6:3</w:t>
+      </w:r>
       <w:r>
         <w:rPr>
           <w:lang w:val="sw_KE" w:bidi="sw_KE"/>
         </w:rPr>
         <w:t xml:space="preserve">; </w:t>
       </w:r>
-      <w:hyperlink r:id="rId132">
-        <w:r>
-          <w:rPr>
-            <w:lang w:val="sw_KE" w:bidi="sw_KE"/>
-          </w:rPr>
-          <w:rPr>
-            <w:color w:val="0000EE"/>
-            <w:u w:val="single"/>
-          </w:rPr>
-          <w:t>1 Samweli 25:18</w:t>
-        </w:r>
-      </w:hyperlink>
+      <w:r>
+        <w:rPr>
+          <w:lang w:val="sw_KE" w:bidi="sw_KE"/>
+        </w:rPr>
+        <w:t>1 Samweli 25:18</w:t>
+      </w:r>
       <w:r>
         <w:rPr>
           <w:lang w:val="sw_KE" w:bidi="sw_KE"/>
@@ -6059,18 +4829,12 @@
         </w:rPr>
         <w:t>Mnyweshaji katika mahakama za kifalme za zamani alimhudumia mfalme, familia yake, na wageni kwa juisi ya zabibu au divai (</w:t>
       </w:r>
-      <w:hyperlink r:id="rId197">
-        <w:r>
-          <w:rPr>
-            <w:lang w:val="sw_KE" w:bidi="sw_KE"/>
-          </w:rPr>
-          <w:rPr>
-            <w:color w:val="0000EE"/>
-            <w:u w:val="single"/>
-          </w:rPr>
-          <w:t>Mwanzo 40:9–13</w:t>
-        </w:r>
-      </w:hyperlink>
+      <w:r>
+        <w:rPr>
+          <w:lang w:val="sw_KE" w:bidi="sw_KE"/>
+        </w:rPr>
+        <w:t>Mwanzo 40:9–13</w:t>
+      </w:r>
       <w:r>
         <w:rPr>
           <w:lang w:val="sw_KE" w:bidi="sw_KE"/>
@@ -6105,90 +4869,60 @@
         </w:rPr>
         <w:t>Divai ilikuwa kinywaji cha kawaida katika nyakati za kale. Iliweza kuchanganywa na maji au kuchanganywa na viungo au asali kutengeneza divai iliyochemshwa (</w:t>
       </w:r>
-      <w:hyperlink r:id="rId192">
-        <w:r>
-          <w:rPr>
-            <w:lang w:val="sw_KE" w:bidi="sw_KE"/>
-          </w:rPr>
-          <w:rPr>
-            <w:color w:val="0000EE"/>
-            <w:u w:val="single"/>
-          </w:rPr>
-          <w:t>Wimbo wa Solemani 8:2</w:t>
-        </w:r>
-      </w:hyperlink>
+      <w:r>
+        <w:rPr>
+          <w:lang w:val="sw_KE" w:bidi="sw_KE"/>
+        </w:rPr>
+        <w:t>Wimbo wa Solemani 8:2</w:t>
+      </w:r>
       <w:r>
         <w:rPr>
           <w:lang w:val="sw_KE" w:bidi="sw_KE"/>
         </w:rPr>
         <w:t xml:space="preserve">; </w:t>
       </w:r>
-      <w:hyperlink r:id="rId198">
-        <w:r>
-          <w:rPr>
-            <w:lang w:val="sw_KE" w:bidi="sw_KE"/>
-          </w:rPr>
-          <w:rPr>
-            <w:color w:val="0000EE"/>
-            <w:u w:val="single"/>
-          </w:rPr>
-          <w:t>Isaya 5:22</w:t>
-        </w:r>
-      </w:hyperlink>
+      <w:r>
+        <w:rPr>
+          <w:lang w:val="sw_KE" w:bidi="sw_KE"/>
+        </w:rPr>
+        <w:t>Isaya 5:22</w:t>
+      </w:r>
       <w:r>
         <w:rPr>
           <w:lang w:val="sw_KE" w:bidi="sw_KE"/>
         </w:rPr>
         <w:t>). Neno la Kiebrania kwa "karamu" au "sherehe" linamaanisha "kunywa" moja kwa moja. Hii inapendekeza kuhusu asili ya sherehe. Ulevi ulikuwa wa kawaida kwenye sherehe au karamu (</w:t>
       </w:r>
-      <w:hyperlink r:id="rId199">
-        <w:r>
-          <w:rPr>
-            <w:lang w:val="sw_KE" w:bidi="sw_KE"/>
-          </w:rPr>
-          <w:rPr>
-            <w:color w:val="0000EE"/>
-            <w:u w:val="single"/>
-          </w:rPr>
-          <w:t>Mwanzo 43:34</w:t>
-        </w:r>
-      </w:hyperlink>
+      <w:r>
+        <w:rPr>
+          <w:lang w:val="sw_KE" w:bidi="sw_KE"/>
+        </w:rPr>
+        <w:t>Mwanzo 43:34</w:t>
+      </w:r>
       <w:r>
         <w:rPr>
           <w:lang w:val="sw_KE" w:bidi="sw_KE"/>
         </w:rPr>
         <w:t xml:space="preserve">; </w:t>
       </w:r>
-      <w:hyperlink r:id="rId200">
-        <w:r>
-          <w:rPr>
-            <w:lang w:val="sw_KE" w:bidi="sw_KE"/>
-          </w:rPr>
-          <w:rPr>
-            <w:color w:val="0000EE"/>
-            <w:u w:val="single"/>
-          </w:rPr>
-          <w:t>Waamuzi 9:13</w:t>
-        </w:r>
-      </w:hyperlink>
+      <w:r>
+        <w:rPr>
+          <w:lang w:val="sw_KE" w:bidi="sw_KE"/>
+        </w:rPr>
+        <w:t>Waamuzi 9:13</w:t>
+      </w:r>
       <w:r>
         <w:rPr>
           <w:lang w:val="sw_KE" w:bidi="sw_KE"/>
         </w:rPr>
         <w:t xml:space="preserve">; </w:t>
       </w:r>
-      <w:hyperlink r:id="rId201">
-        <w:r>
-          <w:rPr>
-            <w:lang w:val="sw_KE" w:bidi="sw_KE"/>
-          </w:rPr>
-          <w:rPr>
-            <w:color w:val="0000EE"/>
-            <w:u w:val="single"/>
-          </w:rPr>
-          <w:t>Luka 5:34</w:t>
-        </w:r>
-      </w:hyperlink>
+      <w:r>
+        <w:rPr>
+          <w:lang w:val="sw_KE" w:bidi="sw_KE"/>
+        </w:rPr>
+        <w:t>Luka 5:34</w:t>
+      </w:r>
       <w:r>
         <w:rPr>
           <w:lang w:val="sw_KE" w:bidi="sw_KE"/>
@@ -6360,61 +5094,19 @@
         <w:rPr>
           <w:lang w:val="sw_KE" w:bidi="sw_KE"/>
         </w:rPr>
-        <w:t>Kijiji kilichotajwa katika kitabu cha Judithi kama kilichokuwa kimeimarishwa na Wayahudi wakati kamanda wa Ashuru, Holofernes, alipovamia Palestina (</w:t>
-      </w:r>
-      <w:hyperlink r:id="rId202">
-        <w:r>
-          <w:rPr>
-            <w:lang w:val="sw_KE" w:bidi="sw_KE"/>
-          </w:rPr>
-          <w:rPr>
-            <w:color w:val="0000EE"/>
-            <w:u w:val="single"/>
-          </w:rPr>
-          <w:t>Yud 4:4</w:t>
-        </w:r>
-      </w:hyperlink>
-      <w:r>
-        <w:rPr>
-          <w:lang w:val="sw_KE" w:bidi="sw_KE"/>
-        </w:rPr>
-        <w:t xml:space="preserve">). Eneo halisi haliwezi kutambulika, lakini huenda ni el-Makhubbi, maili tatu (kilomita 4.8) kutoka Besan, au pengine ni Hoba ya </w:t>
-      </w:r>
-      <w:hyperlink r:id="rId203">
-        <w:r>
-          <w:rPr>
-            <w:lang w:val="sw_KE" w:bidi="sw_KE"/>
-          </w:rPr>
-          <w:rPr>
-            <w:color w:val="0000EE"/>
-            <w:u w:val="single"/>
-          </w:rPr>
-          <w:t>Mwanzo 14:15</w:t>
-        </w:r>
-      </w:hyperlink>
-      <w:r>
-        <w:rPr>
-          <w:lang w:val="sw_KE" w:bidi="sw_KE"/>
-        </w:rPr>
-        <w:t>. Akaunti inaonyesha kwamba Wayahudi waliwafuatilia jeshi la Holofernes hadi Choba na zaidi ya Dameski (</w:t>
-      </w:r>
-      <w:hyperlink r:id="rId204">
-        <w:r>
-          <w:rPr>
-            <w:lang w:val="sw_KE" w:bidi="sw_KE"/>
-          </w:rPr>
-          <w:rPr>
-            <w:color w:val="0000EE"/>
-            <w:u w:val="single"/>
-          </w:rPr>
-          <w:t>Yud 15:4–5</w:t>
-        </w:r>
-      </w:hyperlink>
-      <w:r>
-        <w:rPr>
-          <w:lang w:val="sw_KE" w:bidi="sw_KE"/>
-        </w:rPr>
-        <w:t>).</w:t>
+        <w:t xml:space="preserve">Kijiji kilichotajwa katika kitabu cha Judithi kama kilichokuwa kimeimarishwa na Wayahudi wakati kamanda wa Ashuru, Holofernes, alipovamia Palestina (Yud 4:4). Eneo halisi haliwezi kutambulika, lakini huenda ni el-Makhubbi, maili tatu (kilomita 4.8) kutoka Besan, au pengine ni Hoba ya </w:t>
+      </w:r>
+      <w:r>
+        <w:rPr>
+          <w:lang w:val="sw_KE" w:bidi="sw_KE"/>
+        </w:rPr>
+        <w:t>Mwanzo 14:15</w:t>
+      </w:r>
+      <w:r>
+        <w:rPr>
+          <w:lang w:val="sw_KE" w:bidi="sw_KE"/>
+        </w:rPr>
+        <w:t>. Akaunti inaonyesha kwamba Wayahudi waliwafuatilia jeshi la Holofernes hadi Choba na zaidi ya Dameski (Yud 15:4–5).</w:t>
       </w:r>
       <w:r>
         <w:rPr>
